--- a/doc/詞/明朝/楊慎/楊慎-臨江仙.docx
+++ b/doc/詞/明朝/楊慎/楊慎-臨江仙.docx
@@ -1,6 +1,6 @@
 
 <file path=word/document.xml><?xml version="1.0" encoding="utf-8"?>
-<w:document xmlns:wpc="http://schemas.microsoft.com/office/word/2010/wordprocessingCanvas" xmlns:cx="http://schemas.microsoft.com/office/drawing/2014/chartex" xmlns:cx1="http://schemas.microsoft.com/office/drawing/2015/9/8/chartex" xmlns:cx2="http://schemas.microsoft.com/office/drawing/2015/10/21/chartex" xmlns:cx3="http://schemas.microsoft.com/office/drawing/2016/5/9/chartex" xmlns:cx4="http://schemas.microsoft.com/office/drawing/2016/5/10/chartex" xmlns:cx5="http://schemas.microsoft.com/office/drawing/2016/5/11/chartex" xmlns:cx6="http://schemas.microsoft.com/office/drawing/2016/5/12/chartex" xmlns:cx7="http://schemas.microsoft.com/office/drawing/2016/5/13/chartex" xmlns:cx8="http://schemas.microsoft.com/office/drawing/2016/5/14/chartex" xmlns:mc="http://schemas.openxmlformats.org/markup-compatibility/2006" xmlns:aink="http://schemas.microsoft.com/office/drawing/2016/ink" xmlns:am3d="http://schemas.microsoft.com/office/drawing/2017/model3d" xmlns:o="urn:schemas-microsoft-com:office:office" xmlns:oel="http://schemas.microsoft.com/office/2019/extlst" xmlns:r="http://schemas.openxmlformats.org/officeDocument/2006/relationships" xmlns:m="http://schemas.openxmlformats.org/officeDocument/2006/math" xmlns:v="urn:schemas-microsoft-com:vml" xmlns:wp14="http://schemas.microsoft.com/office/word/2010/wordprocessingDrawing" xmlns:wp="http://schemas.openxmlformats.org/drawingml/2006/wordprocessingDrawing" xmlns:w10="urn:schemas-microsoft-com:office:word" xmlns:w="http://schemas.openxmlformats.org/wordprocessingml/2006/main" xmlns:w14="http://schemas.microsoft.com/office/word/2010/wordml" xmlns:w15="http://schemas.microsoft.com/office/word/2012/wordml" xmlns:w16cex="http://schemas.microsoft.com/office/word/2018/wordml/cex" xmlns:w16cid="http://schemas.microsoft.com/office/word/2016/wordml/cid" xmlns:w16="http://schemas.microsoft.com/office/word/2018/wordml" xmlns:w16du="http://schemas.microsoft.com/office/word/2023/wordml/word16du" xmlns:w16sdtdh="http://schemas.microsoft.com/office/word/2020/wordml/sdtdatahash" xmlns:w16se="http://schemas.microsoft.com/office/word/2015/wordml/symex" xmlns:wpg="http://schemas.microsoft.com/office/word/2010/wordprocessingGroup" xmlns:wpi="http://schemas.microsoft.com/office/word/2010/wordprocessingInk" xmlns:wne="http://schemas.microsoft.com/office/word/2006/wordml" xmlns:wps="http://schemas.microsoft.com/office/word/2010/wordprocessingShape" mc:Ignorable="w14 w15 w16se w16cid w16 w16cex w16sdtdh wp14">
+<w:document xmlns:wpc="http://schemas.microsoft.com/office/word/2010/wordprocessingCanvas" xmlns:cx="http://schemas.microsoft.com/office/drawing/2014/chartex" xmlns:cx1="http://schemas.microsoft.com/office/drawing/2015/9/8/chartex" xmlns:cx2="http://schemas.microsoft.com/office/drawing/2015/10/21/chartex" xmlns:cx3="http://schemas.microsoft.com/office/drawing/2016/5/9/chartex" xmlns:cx4="http://schemas.microsoft.com/office/drawing/2016/5/10/chartex" xmlns:cx5="http://schemas.microsoft.com/office/drawing/2016/5/11/chartex" xmlns:cx6="http://schemas.microsoft.com/office/drawing/2016/5/12/chartex" xmlns:cx7="http://schemas.microsoft.com/office/drawing/2016/5/13/chartex" xmlns:cx8="http://schemas.microsoft.com/office/drawing/2016/5/14/chartex" xmlns:mc="http://schemas.openxmlformats.org/markup-compatibility/2006" xmlns:aink="http://schemas.microsoft.com/office/drawing/2016/ink" xmlns:am3d="http://schemas.microsoft.com/office/drawing/2017/model3d" xmlns:o="urn:schemas-microsoft-com:office:office" xmlns:r="http://schemas.openxmlformats.org/officeDocument/2006/relationships" xmlns:m="http://schemas.openxmlformats.org/officeDocument/2006/math" xmlns:v="urn:schemas-microsoft-com:vml" xmlns:wp14="http://schemas.microsoft.com/office/word/2010/wordprocessingDrawing" xmlns:wp="http://schemas.openxmlformats.org/drawingml/2006/wordprocessingDrawing" xmlns:w10="urn:schemas-microsoft-com:office:word" xmlns:w="http://schemas.openxmlformats.org/wordprocessingml/2006/main" xmlns:w14="http://schemas.microsoft.com/office/word/2010/wordml" xmlns:w15="http://schemas.microsoft.com/office/word/2012/wordml" xmlns:w16cex="http://schemas.microsoft.com/office/word/2018/wordml/cex" xmlns:w16cid="http://schemas.microsoft.com/office/word/2016/wordml/cid" xmlns:w16="http://schemas.microsoft.com/office/word/2018/wordml" xmlns:w16sdtdh="http://schemas.microsoft.com/office/word/2020/wordml/sdtdatahash" xmlns:w16se="http://schemas.microsoft.com/office/word/2015/wordml/symex" xmlns:wpg="http://schemas.microsoft.com/office/word/2010/wordprocessingGroup" xmlns:wpi="http://schemas.microsoft.com/office/word/2010/wordprocessingInk" xmlns:wne="http://schemas.microsoft.com/office/word/2006/wordml" xmlns:wps="http://schemas.microsoft.com/office/word/2010/wordprocessingShape" mc:Ignorable="w14 w15 w16se w16cid w16 w16cex w16sdtdh wp14">
   <w:body>
     <w:p>
       <w:pPr>
@@ -195,13 +195,13 @@
     </w:p>
     <w:p>
       <w:pPr>
-        <w:pStyle w:val="a5"/>
+        <w:pStyle w:val="a6"/>
         <w:numPr>
           <w:ilvl w:val="0"/>
           <w:numId w:val="4"/>
         </w:numPr>
         <w:spacing w:line="400" w:lineRule="exact"/>
-        <w:ind w:leftChars="0" w:left="482" w:hanging="482"/>
+        <w:ind w:leftChars="0" w:left="284" w:hanging="284"/>
         <w:rPr>
           <w:rFonts w:ascii="標楷體" w:eastAsia="標楷體" w:hAnsi="標楷體"/>
           <w:sz w:val="28"/>
@@ -264,13 +264,13 @@
     </w:p>
     <w:p>
       <w:pPr>
-        <w:pStyle w:val="a5"/>
+        <w:pStyle w:val="a6"/>
         <w:numPr>
           <w:ilvl w:val="0"/>
           <w:numId w:val="4"/>
         </w:numPr>
         <w:spacing w:line="400" w:lineRule="exact"/>
-        <w:ind w:leftChars="0" w:left="482" w:hanging="482"/>
+        <w:ind w:leftChars="0" w:left="284" w:hanging="284"/>
         <w:rPr>
           <w:rFonts w:ascii="標楷體" w:eastAsia="標楷體" w:hAnsi="標楷體"/>
           <w:sz w:val="28"/>
@@ -288,13 +288,13 @@
     </w:p>
     <w:p>
       <w:pPr>
-        <w:pStyle w:val="a5"/>
+        <w:pStyle w:val="a6"/>
         <w:numPr>
           <w:ilvl w:val="0"/>
           <w:numId w:val="4"/>
         </w:numPr>
         <w:spacing w:line="400" w:lineRule="exact"/>
-        <w:ind w:leftChars="0" w:left="482" w:hanging="482"/>
+        <w:ind w:leftChars="0" w:left="284" w:hanging="284"/>
         <w:rPr>
           <w:rFonts w:ascii="標楷體" w:eastAsia="標楷體" w:hAnsi="標楷體"/>
           <w:sz w:val="28"/>
@@ -373,13 +373,13 @@
     </w:p>
     <w:p>
       <w:pPr>
-        <w:pStyle w:val="a5"/>
+        <w:pStyle w:val="a6"/>
         <w:numPr>
           <w:ilvl w:val="0"/>
           <w:numId w:val="4"/>
         </w:numPr>
         <w:spacing w:line="400" w:lineRule="exact"/>
-        <w:ind w:leftChars="0" w:left="482" w:hanging="482"/>
+        <w:ind w:leftChars="0" w:left="284" w:hanging="284"/>
         <w:rPr>
           <w:rFonts w:ascii="標楷體" w:eastAsia="標楷體" w:hAnsi="標楷體"/>
           <w:sz w:val="28"/>
@@ -397,13 +397,13 @@
     </w:p>
     <w:p>
       <w:pPr>
-        <w:pStyle w:val="a5"/>
+        <w:pStyle w:val="a6"/>
         <w:numPr>
           <w:ilvl w:val="0"/>
           <w:numId w:val="4"/>
         </w:numPr>
         <w:spacing w:line="400" w:lineRule="exact"/>
-        <w:ind w:leftChars="0" w:left="482" w:hanging="482"/>
+        <w:ind w:leftChars="0" w:left="284" w:hanging="284"/>
         <w:rPr>
           <w:rFonts w:ascii="標楷體" w:eastAsia="標楷體" w:hAnsi="標楷體"/>
           <w:sz w:val="28"/>
@@ -439,13 +439,13 @@
     </w:p>
     <w:p>
       <w:pPr>
-        <w:pStyle w:val="a5"/>
+        <w:pStyle w:val="a6"/>
         <w:numPr>
           <w:ilvl w:val="0"/>
           <w:numId w:val="4"/>
         </w:numPr>
         <w:spacing w:line="400" w:lineRule="exact"/>
-        <w:ind w:leftChars="0" w:left="482" w:hanging="482"/>
+        <w:ind w:leftChars="0" w:left="284" w:hanging="284"/>
         <w:rPr>
           <w:rFonts w:ascii="標楷體" w:eastAsia="標楷體" w:hAnsi="標楷體"/>
           <w:sz w:val="28"/>
@@ -500,13 +500,13 @@
     </w:p>
     <w:p>
       <w:pPr>
-        <w:pStyle w:val="a5"/>
+        <w:pStyle w:val="a6"/>
         <w:numPr>
           <w:ilvl w:val="0"/>
           <w:numId w:val="4"/>
         </w:numPr>
         <w:spacing w:line="400" w:lineRule="exact"/>
-        <w:ind w:leftChars="0" w:left="482" w:hanging="482"/>
+        <w:ind w:leftChars="0" w:left="284" w:hanging="284"/>
         <w:rPr>
           <w:rFonts w:ascii="標楷體" w:eastAsia="標楷體" w:hAnsi="標楷體"/>
           <w:sz w:val="28"/>
@@ -533,13 +533,13 @@
     </w:p>
     <w:p>
       <w:pPr>
-        <w:pStyle w:val="a5"/>
+        <w:pStyle w:val="a6"/>
         <w:numPr>
           <w:ilvl w:val="0"/>
           <w:numId w:val="4"/>
         </w:numPr>
         <w:spacing w:line="400" w:lineRule="exact"/>
-        <w:ind w:leftChars="0" w:left="482" w:hanging="482"/>
+        <w:ind w:leftChars="0" w:left="284" w:hanging="284"/>
         <w:rPr>
           <w:rFonts w:ascii="標楷體" w:eastAsia="標楷體" w:hAnsi="標楷體"/>
           <w:sz w:val="28"/>
@@ -553,30 +553,6 @@
           <w:szCs w:val="28"/>
         </w:rPr>
         <w:t>濁：不清澈；不乾淨。濁酒 ：用糯米、黃米等釀製的酒，較混濁。</w:t>
-      </w:r>
-    </w:p>
-    <w:p>
-      <w:pPr>
-        <w:pStyle w:val="a5"/>
-        <w:numPr>
-          <w:ilvl w:val="0"/>
-          <w:numId w:val="4"/>
-        </w:numPr>
-        <w:spacing w:line="400" w:lineRule="exact"/>
-        <w:ind w:leftChars="0" w:left="482" w:hanging="482"/>
-        <w:rPr>
-          <w:rFonts w:ascii="標楷體" w:eastAsia="標楷體" w:hAnsi="標楷體"/>
-          <w:sz w:val="28"/>
-          <w:szCs w:val="28"/>
-        </w:rPr>
-      </w:pPr>
-      <w:r>
-        <w:rPr>
-          <w:rFonts w:ascii="標楷體" w:eastAsia="標楷體" w:hAnsi="標楷體" w:hint="eastAsia"/>
-          <w:sz w:val="28"/>
-          <w:szCs w:val="28"/>
-        </w:rPr>
-        <w:t>都付笑談中：也有作“盡付笑談中”。</w:t>
       </w:r>
     </w:p>
     <w:p>
@@ -602,6 +578,7 @@
     <w:p>
       <w:pPr>
         <w:spacing w:line="400" w:lineRule="exact"/>
+        <w:jc w:val="both"/>
         <w:rPr>
           <w:rFonts w:ascii="標楷體" w:eastAsia="標楷體" w:hAnsi="標楷體"/>
           <w:sz w:val="28"/>
@@ -700,9 +677,10 @@
     </w:p>
     <w:p>
       <w:pPr>
-        <w:spacing w:line="400" w:lineRule="exact"/>
-        <w:rPr>
-          <w:rFonts w:ascii="標楷體" w:eastAsia="標楷體" w:hAnsi="標楷體"/>
+        <w:spacing w:line="420" w:lineRule="exact"/>
+        <w:jc w:val="both"/>
+        <w:rPr>
+          <w:rFonts w:ascii="標楷體" w:eastAsia="標楷體" w:hAnsi="標楷體" w:hint="eastAsia"/>
           <w:sz w:val="28"/>
           <w:szCs w:val="28"/>
         </w:rPr>
@@ -717,27 +695,45 @@
       </w:r>
       <w:r>
         <w:rPr>
-          <w:rFonts w:ascii="標楷體" w:eastAsia="標楷體" w:hAnsi="標楷體"/>
-          <w:sz w:val="28"/>
-          <w:szCs w:val="28"/>
-        </w:rPr>
-        <w:t>1511</w:t>
-      </w:r>
-      <w:r>
-        <w:rPr>
-          <w:rFonts w:ascii="標楷體" w:eastAsia="標楷體" w:hAnsi="標楷體" w:hint="eastAsia"/>
-          <w:sz w:val="28"/>
-          <w:szCs w:val="28"/>
-        </w:rPr>
-        <w:t>年（</w:t>
-      </w:r>
-      <w:r>
-        <w:rPr>
           <w:rFonts w:ascii="標楷體" w:eastAsia="標楷體" w:hAnsi="標楷體" w:hint="eastAsia"/>
           <w:sz w:val="28"/>
           <w:szCs w:val="28"/>
           <w:u w:val="single"/>
         </w:rPr>
+        <w:t>楊慎</w:t>
+      </w:r>
+      <w:r>
+        <w:rPr>
+          <w:rFonts w:ascii="標楷體" w:eastAsia="標楷體" w:hAnsi="標楷體" w:hint="eastAsia"/>
+          <w:sz w:val="28"/>
+          <w:szCs w:val="28"/>
+        </w:rPr>
+        <w:t>（號</w:t>
+      </w:r>
+      <w:r>
+        <w:rPr>
+          <w:rFonts w:ascii="標楷體" w:eastAsia="標楷體" w:hAnsi="標楷體" w:hint="eastAsia"/>
+          <w:sz w:val="28"/>
+          <w:szCs w:val="28"/>
+          <w:u w:val="single"/>
+        </w:rPr>
+        <w:t>升庵</w:t>
+      </w:r>
+      <w:r>
+        <w:rPr>
+          <w:rFonts w:ascii="標楷體" w:eastAsia="標楷體" w:hAnsi="標楷體" w:hint="eastAsia"/>
+          <w:sz w:val="28"/>
+          <w:szCs w:val="28"/>
+        </w:rPr>
+        <w:t>）於</w:t>
+      </w:r>
+      <w:r>
+        <w:rPr>
+          <w:rFonts w:ascii="標楷體" w:eastAsia="標楷體" w:hAnsi="標楷體" w:hint="eastAsia"/>
+          <w:sz w:val="28"/>
+          <w:szCs w:val="28"/>
+          <w:u w:val="single"/>
+        </w:rPr>
         <w:t>明</w:t>
       </w:r>
       <w:r>
@@ -746,7 +742,7 @@
           <w:sz w:val="28"/>
           <w:szCs w:val="28"/>
         </w:rPr>
-        <w:t>朝</w:t>
+        <w:t xml:space="preserve"> </w:t>
       </w:r>
       <w:r>
         <w:rPr>
@@ -763,9 +759,8 @@
           <w:sz w:val="28"/>
           <w:szCs w:val="28"/>
         </w:rPr>
-        <w:t>六年），</w:t>
-      </w:r>
-      <w:proofErr w:type="gramStart"/>
+        <w:t>六年（1511年）榮登進士第一（狀元），正式踏入仕途。</w:t>
+      </w:r>
       <w:r>
         <w:rPr>
           <w:rFonts w:ascii="標楷體" w:eastAsia="標楷體" w:hAnsi="標楷體" w:hint="eastAsia"/>
@@ -773,72 +768,26 @@
           <w:szCs w:val="28"/>
           <w:u w:val="single"/>
         </w:rPr>
-        <w:t>楊慎</w:t>
-      </w:r>
-      <w:r>
-        <w:rPr>
-          <w:rFonts w:ascii="標楷體" w:eastAsia="標楷體" w:hAnsi="標楷體" w:hint="eastAsia"/>
-          <w:sz w:val="28"/>
-          <w:szCs w:val="28"/>
-        </w:rPr>
-        <w:t>獲</w:t>
-      </w:r>
-      <w:proofErr w:type="gramEnd"/>
-      <w:r>
-        <w:rPr>
-          <w:rFonts w:ascii="標楷體" w:eastAsia="標楷體" w:hAnsi="標楷體" w:hint="eastAsia"/>
-          <w:sz w:val="28"/>
-          <w:szCs w:val="28"/>
-        </w:rPr>
-        <w:t>殿試第一。</w:t>
-      </w:r>
-      <w:r>
-        <w:rPr>
-          <w:rFonts w:ascii="標楷體" w:eastAsia="標楷體" w:hAnsi="標楷體"/>
-          <w:sz w:val="28"/>
-          <w:szCs w:val="28"/>
-        </w:rPr>
-        <w:t>1524</w:t>
-      </w:r>
-      <w:r>
-        <w:rPr>
-          <w:rFonts w:ascii="標楷體" w:eastAsia="標楷體" w:hAnsi="標楷體" w:hint="eastAsia"/>
-          <w:sz w:val="28"/>
-          <w:szCs w:val="28"/>
-        </w:rPr>
-        <w:t>年因</w:t>
-      </w:r>
-      <w:hyperlink r:id="rId7" w:history="1">
-        <w:r>
-          <w:rPr>
-            <w:rStyle w:val="a3"/>
-            <w:rFonts w:ascii="標楷體" w:eastAsia="標楷體" w:hAnsi="標楷體" w:hint="eastAsia"/>
-            <w:sz w:val="28"/>
-            <w:szCs w:val="28"/>
-          </w:rPr>
-          <w:t>得罪</w:t>
-        </w:r>
-        <w:proofErr w:type="gramStart"/>
-        <w:r>
-          <w:rPr>
-            <w:rStyle w:val="a3"/>
-            <w:rFonts w:ascii="標楷體" w:eastAsia="標楷體" w:hAnsi="標楷體" w:hint="eastAsia"/>
-            <w:sz w:val="28"/>
-            <w:szCs w:val="28"/>
-          </w:rPr>
-          <w:t>世</w:t>
-        </w:r>
-        <w:proofErr w:type="gramEnd"/>
-        <w:r>
-          <w:rPr>
-            <w:rStyle w:val="a3"/>
-            <w:rFonts w:ascii="標楷體" w:eastAsia="標楷體" w:hAnsi="標楷體" w:hint="eastAsia"/>
-            <w:sz w:val="28"/>
-            <w:szCs w:val="28"/>
-          </w:rPr>
-          <w:t>宗</w:t>
-        </w:r>
-      </w:hyperlink>
+        <w:t>嘉靖</w:t>
+      </w:r>
+      <w:r>
+        <w:rPr>
+          <w:rFonts w:ascii="標楷體" w:eastAsia="標楷體" w:hAnsi="標楷體" w:hint="eastAsia"/>
+          <w:sz w:val="28"/>
+          <w:szCs w:val="28"/>
+        </w:rPr>
+        <w:t>三年（1524年），他因牽涉「大禮議事件」力</w:t>
+      </w:r>
+      <w:proofErr w:type="gramStart"/>
+      <w:r>
+        <w:rPr>
+          <w:rFonts w:ascii="標楷體" w:eastAsia="標楷體" w:hAnsi="標楷體" w:hint="eastAsia"/>
+          <w:sz w:val="28"/>
+          <w:szCs w:val="28"/>
+        </w:rPr>
+        <w:t>諫</w:t>
+      </w:r>
+      <w:proofErr w:type="gramEnd"/>
       <w:r>
         <w:rPr>
           <w:rFonts w:ascii="標楷體" w:eastAsia="標楷體" w:hAnsi="標楷體" w:hint="eastAsia"/>
@@ -846,6 +795,43 @@
           <w:szCs w:val="28"/>
           <w:u w:val="single"/>
         </w:rPr>
+        <w:t>明</w:t>
+      </w:r>
+      <w:proofErr w:type="gramStart"/>
+      <w:r>
+        <w:rPr>
+          <w:rFonts w:ascii="標楷體" w:eastAsia="標楷體" w:hAnsi="標楷體" w:hint="eastAsia"/>
+          <w:sz w:val="28"/>
+          <w:szCs w:val="28"/>
+          <w:u w:val="single"/>
+        </w:rPr>
+        <w:t>世</w:t>
+      </w:r>
+      <w:proofErr w:type="gramEnd"/>
+      <w:r>
+        <w:rPr>
+          <w:rFonts w:ascii="標楷體" w:eastAsia="標楷體" w:hAnsi="標楷體" w:hint="eastAsia"/>
+          <w:sz w:val="28"/>
+          <w:szCs w:val="28"/>
+          <w:u w:val="single"/>
+        </w:rPr>
+        <w:t>宗</w:t>
+      </w:r>
+      <w:r>
+        <w:rPr>
+          <w:rFonts w:ascii="標楷體" w:eastAsia="標楷體" w:hAnsi="標楷體" w:hint="eastAsia"/>
+          <w:sz w:val="28"/>
+          <w:szCs w:val="28"/>
+        </w:rPr>
+        <w:t xml:space="preserve"> </w:t>
+      </w:r>
+      <w:r>
+        <w:rPr>
+          <w:rFonts w:ascii="標楷體" w:eastAsia="標楷體" w:hAnsi="標楷體" w:hint="eastAsia"/>
+          <w:sz w:val="28"/>
+          <w:szCs w:val="28"/>
+          <w:u w:val="single"/>
+        </w:rPr>
         <w:t>朱厚</w:t>
       </w:r>
       <w:proofErr w:type="gramStart"/>
@@ -865,7 +851,7 @@
           <w:sz w:val="28"/>
           <w:szCs w:val="28"/>
         </w:rPr>
-        <w:t>（</w:t>
+        <w:t>(</w:t>
       </w:r>
       <w:proofErr w:type="gramStart"/>
       <w:r>
@@ -884,16 +870,44 @@
           <w:sz w:val="28"/>
           <w:szCs w:val="28"/>
         </w:rPr>
-        <w:t>）</w:t>
-      </w:r>
-      <w:r>
-        <w:rPr>
-          <w:rFonts w:ascii="標楷體" w:eastAsia="標楷體" w:hAnsi="標楷體" w:hint="eastAsia"/>
-          <w:sz w:val="28"/>
-          <w:szCs w:val="28"/>
-        </w:rPr>
-        <w:t>，</w:t>
-      </w:r>
+        <w:t>)，</w:t>
+      </w:r>
+      <w:r>
+        <w:rPr>
+          <w:rFonts w:ascii="標楷體" w:eastAsia="標楷體" w:hAnsi="標楷體" w:hint="eastAsia"/>
+          <w:sz w:val="28"/>
+          <w:szCs w:val="28"/>
+        </w:rPr>
+        <w:t>最終遭到</w:t>
+      </w:r>
+      <w:proofErr w:type="gramStart"/>
+      <w:r>
+        <w:rPr>
+          <w:rFonts w:ascii="標楷體" w:eastAsia="標楷體" w:hAnsi="標楷體" w:hint="eastAsia"/>
+          <w:sz w:val="28"/>
+          <w:szCs w:val="28"/>
+        </w:rPr>
+        <w:t>廷</w:t>
+      </w:r>
+      <w:proofErr w:type="gramEnd"/>
+      <w:r>
+        <w:rPr>
+          <w:rFonts w:ascii="標楷體" w:eastAsia="標楷體" w:hAnsi="標楷體" w:hint="eastAsia"/>
+          <w:sz w:val="28"/>
+          <w:szCs w:val="28"/>
+        </w:rPr>
+        <w:t>杖並</w:t>
+      </w:r>
+      <w:proofErr w:type="gramStart"/>
+      <w:r>
+        <w:rPr>
+          <w:rFonts w:ascii="標楷體" w:eastAsia="標楷體" w:hAnsi="標楷體" w:hint="eastAsia"/>
+          <w:sz w:val="28"/>
+          <w:szCs w:val="28"/>
+        </w:rPr>
+        <w:t>謫戍</w:t>
+      </w:r>
+      <w:proofErr w:type="gramEnd"/>
       <w:r>
         <w:rPr>
           <w:rFonts w:ascii="標楷體" w:eastAsia="標楷體" w:hAnsi="標楷體" w:hint="eastAsia"/>
@@ -901,8 +915,1075 @@
           <w:szCs w:val="28"/>
           <w:u w:val="single"/>
         </w:rPr>
-        <w:t>楊升庵</w:t>
-      </w:r>
+        <w:t>雲南</w:t>
+      </w:r>
+      <w:r>
+        <w:rPr>
+          <w:rFonts w:ascii="標楷體" w:eastAsia="標楷體" w:hAnsi="標楷體" w:hint="eastAsia"/>
+          <w:sz w:val="28"/>
+          <w:szCs w:val="28"/>
+        </w:rPr>
+        <w:t>永昌衛。</w:t>
+      </w:r>
+    </w:p>
+    <w:p>
+      <w:pPr>
+        <w:spacing w:line="420" w:lineRule="exact"/>
+        <w:jc w:val="both"/>
+        <w:rPr>
+          <w:rFonts w:ascii="標楷體" w:eastAsia="標楷體" w:hAnsi="標楷體"/>
+          <w:sz w:val="28"/>
+          <w:szCs w:val="28"/>
+        </w:rPr>
+      </w:pPr>
+      <w:r>
+        <w:rPr>
+          <w:rFonts w:ascii="標楷體" w:eastAsia="標楷體" w:hAnsi="標楷體" w:hint="eastAsia"/>
+          <w:sz w:val="28"/>
+          <w:szCs w:val="28"/>
+        </w:rPr>
+        <w:t xml:space="preserve">    </w:t>
+      </w:r>
+      <w:r>
+        <w:rPr>
+          <w:rFonts w:ascii="標楷體" w:eastAsia="標楷體" w:hAnsi="標楷體" w:hint="eastAsia"/>
+          <w:sz w:val="28"/>
+          <w:szCs w:val="28"/>
+        </w:rPr>
+        <w:t>民間傳說</w:t>
+      </w:r>
+      <w:r>
+        <w:rPr>
+          <w:rFonts w:ascii="標楷體" w:eastAsia="標楷體" w:hAnsi="標楷體" w:hint="eastAsia"/>
+          <w:sz w:val="28"/>
+          <w:szCs w:val="28"/>
+          <w:u w:val="single"/>
+        </w:rPr>
+        <w:t>楊慎</w:t>
+      </w:r>
+      <w:r>
+        <w:rPr>
+          <w:rFonts w:ascii="標楷體" w:eastAsia="標楷體" w:hAnsi="標楷體" w:hint="eastAsia"/>
+          <w:sz w:val="28"/>
+          <w:szCs w:val="28"/>
+        </w:rPr>
+        <w:t>是在</w:t>
+      </w:r>
+      <w:proofErr w:type="gramStart"/>
+      <w:r>
+        <w:rPr>
+          <w:rFonts w:ascii="標楷體" w:eastAsia="標楷體" w:hAnsi="標楷體" w:hint="eastAsia"/>
+          <w:sz w:val="28"/>
+          <w:szCs w:val="28"/>
+        </w:rPr>
+        <w:t>被戴鎖押解</w:t>
+      </w:r>
+      <w:proofErr w:type="gramEnd"/>
+      <w:r>
+        <w:rPr>
+          <w:rFonts w:ascii="標楷體" w:eastAsia="標楷體" w:hAnsi="標楷體" w:hint="eastAsia"/>
+          <w:sz w:val="28"/>
+          <w:szCs w:val="28"/>
+        </w:rPr>
+        <w:t>至</w:t>
+      </w:r>
+      <w:r>
+        <w:rPr>
+          <w:rFonts w:ascii="標楷體" w:eastAsia="標楷體" w:hAnsi="標楷體" w:hint="eastAsia"/>
+          <w:sz w:val="28"/>
+          <w:szCs w:val="28"/>
+          <w:u w:val="single"/>
+        </w:rPr>
+        <w:t>湖北</w:t>
+      </w:r>
+      <w:r>
+        <w:rPr>
+          <w:rFonts w:ascii="標楷體" w:eastAsia="標楷體" w:hAnsi="標楷體" w:hint="eastAsia"/>
+          <w:sz w:val="28"/>
+          <w:szCs w:val="28"/>
+        </w:rPr>
+        <w:t xml:space="preserve"> </w:t>
+      </w:r>
+      <w:r>
+        <w:rPr>
+          <w:rFonts w:ascii="標楷體" w:eastAsia="標楷體" w:hAnsi="標楷體" w:hint="eastAsia"/>
+          <w:sz w:val="28"/>
+          <w:szCs w:val="28"/>
+          <w:u w:val="single"/>
+        </w:rPr>
+        <w:t>江陵</w:t>
+      </w:r>
+      <w:r>
+        <w:rPr>
+          <w:rFonts w:ascii="標楷體" w:eastAsia="標楷體" w:hAnsi="標楷體" w:hint="eastAsia"/>
+          <w:sz w:val="28"/>
+          <w:szCs w:val="28"/>
+        </w:rPr>
+        <w:t>時，因見江邊漁</w:t>
+      </w:r>
+      <w:proofErr w:type="gramStart"/>
+      <w:r>
+        <w:rPr>
+          <w:rFonts w:ascii="標楷體" w:eastAsia="標楷體" w:hAnsi="標楷體" w:hint="eastAsia"/>
+          <w:sz w:val="28"/>
+          <w:szCs w:val="28"/>
+        </w:rPr>
+        <w:t>樵</w:t>
+      </w:r>
+      <w:proofErr w:type="gramEnd"/>
+      <w:r>
+        <w:rPr>
+          <w:rFonts w:ascii="標楷體" w:eastAsia="標楷體" w:hAnsi="標楷體" w:hint="eastAsia"/>
+          <w:sz w:val="28"/>
+          <w:szCs w:val="28"/>
+        </w:rPr>
+        <w:t>對飲而即興創作用筆寫下《臨江仙》。但事實上，這首詞是</w:t>
+      </w:r>
+      <w:r>
+        <w:rPr>
+          <w:rFonts w:ascii="標楷體" w:eastAsia="標楷體" w:hAnsi="標楷體" w:hint="eastAsia"/>
+          <w:sz w:val="28"/>
+          <w:szCs w:val="28"/>
+          <w:u w:val="single"/>
+        </w:rPr>
+        <w:t>楊慎</w:t>
+      </w:r>
+      <w:r>
+        <w:rPr>
+          <w:rFonts w:ascii="標楷體" w:eastAsia="標楷體" w:hAnsi="標楷體" w:hint="eastAsia"/>
+          <w:sz w:val="28"/>
+          <w:szCs w:val="28"/>
+        </w:rPr>
+        <w:t>晚年隱居</w:t>
+      </w:r>
+      <w:r>
+        <w:rPr>
+          <w:rFonts w:ascii="標楷體" w:eastAsia="標楷體" w:hAnsi="標楷體" w:hint="eastAsia"/>
+          <w:sz w:val="28"/>
+          <w:szCs w:val="28"/>
+          <w:u w:val="single"/>
+        </w:rPr>
+        <w:t>雲南</w:t>
+      </w:r>
+      <w:r>
+        <w:rPr>
+          <w:rFonts w:ascii="標楷體" w:eastAsia="標楷體" w:hAnsi="標楷體" w:hint="eastAsia"/>
+          <w:sz w:val="28"/>
+          <w:szCs w:val="28"/>
+        </w:rPr>
+        <w:t>、縱觀歷史興衰後所作。它首次出現於其晚年編撰的通俗歷史講唱文學《廿一史彈詞》中，作為〈說秦漢〉章節的開篇說唱詞，是其一生歷經政壇風暴、看盡人間冷暖後的哲理結晶，而非流放途中的即興之作。</w:t>
+      </w:r>
+    </w:p>
+    <w:p>
+      <w:pPr>
+        <w:spacing w:line="420" w:lineRule="exact"/>
+        <w:rPr>
+          <w:rFonts w:ascii="標楷體" w:eastAsia="標楷體" w:hAnsi="標楷體"/>
+          <w:sz w:val="28"/>
+          <w:szCs w:val="28"/>
+        </w:rPr>
+      </w:pPr>
+      <w:r>
+        <w:rPr>
+          <w:rFonts w:ascii="標楷體" w:eastAsia="標楷體" w:hAnsi="標楷體" w:hint="eastAsia"/>
+          <w:sz w:val="32"/>
+          <w:szCs w:val="32"/>
+          <w:bdr w:val="single" w:sz="4" w:space="0" w:color="auto"/>
+        </w:rPr>
+        <w:t>賞</w:t>
+      </w:r>
+      <w:r>
+        <w:rPr>
+          <w:rFonts w:ascii="標楷體" w:eastAsia="標楷體" w:hAnsi="標楷體" w:hint="eastAsia"/>
+          <w:sz w:val="32"/>
+          <w:szCs w:val="32"/>
+          <w:bdr w:val="single" w:sz="4" w:space="0" w:color="auto"/>
+        </w:rPr>
+        <w:t>析</w:t>
+      </w:r>
+    </w:p>
+    <w:p>
+      <w:pPr>
+        <w:spacing w:line="400" w:lineRule="exact"/>
+        <w:jc w:val="both"/>
+        <w:rPr>
+          <w:rFonts w:ascii="標楷體" w:eastAsia="標楷體" w:hAnsi="標楷體"/>
+          <w:sz w:val="28"/>
+          <w:szCs w:val="28"/>
+        </w:rPr>
+      </w:pPr>
+      <w:r>
+        <w:rPr>
+          <w:rFonts w:ascii="標楷體" w:eastAsia="標楷體" w:hAnsi="標楷體" w:hint="eastAsia"/>
+          <w:sz w:val="28"/>
+          <w:szCs w:val="28"/>
+        </w:rPr>
+        <w:t xml:space="preserve">　　</w:t>
+      </w:r>
+      <w:r>
+        <w:rPr>
+          <w:rFonts w:ascii="標楷體" w:eastAsia="標楷體" w:hAnsi="標楷體" w:hint="eastAsia"/>
+          <w:sz w:val="28"/>
+          <w:szCs w:val="28"/>
+          <w:u w:val="single"/>
+        </w:rPr>
+        <w:t>楊慎</w:t>
+      </w:r>
+      <w:r>
+        <w:rPr>
+          <w:rFonts w:ascii="標楷體" w:eastAsia="標楷體" w:hAnsi="標楷體" w:hint="eastAsia"/>
+          <w:sz w:val="28"/>
+          <w:szCs w:val="28"/>
+        </w:rPr>
+        <w:t>的《臨江仙·滾滾長江東逝水》因被</w:t>
+      </w:r>
+      <w:r>
+        <w:rPr>
+          <w:rFonts w:ascii="標楷體" w:eastAsia="標楷體" w:hAnsi="標楷體" w:hint="eastAsia"/>
+          <w:sz w:val="28"/>
+          <w:szCs w:val="28"/>
+          <w:u w:val="single"/>
+        </w:rPr>
+        <w:t>毛宗崗</w:t>
+      </w:r>
+      <w:r>
+        <w:rPr>
+          <w:rFonts w:ascii="標楷體" w:eastAsia="標楷體" w:hAnsi="標楷體" w:hint="eastAsia"/>
+          <w:sz w:val="28"/>
+          <w:szCs w:val="28"/>
+        </w:rPr>
+        <w:t>父子選為《三國演義》的開篇詞而家喻戶曉。這</w:t>
+      </w:r>
+      <w:proofErr w:type="gramStart"/>
+      <w:r>
+        <w:rPr>
+          <w:rFonts w:ascii="標楷體" w:eastAsia="標楷體" w:hAnsi="標楷體" w:hint="eastAsia"/>
+          <w:sz w:val="28"/>
+          <w:szCs w:val="28"/>
+        </w:rPr>
+        <w:t>首詞藉由</w:t>
+      </w:r>
+      <w:proofErr w:type="gramEnd"/>
+      <w:r>
+        <w:rPr>
+          <w:rFonts w:ascii="標楷體" w:eastAsia="標楷體" w:hAnsi="標楷體" w:hint="eastAsia"/>
+          <w:sz w:val="28"/>
+          <w:szCs w:val="28"/>
+        </w:rPr>
+        <w:t>對大自然永恆與歷史變遷的對比，展現出一種超脫、蒼茫而又極具智慧的人生哲理。</w:t>
+      </w:r>
+    </w:p>
+    <w:p>
+      <w:pPr>
+        <w:spacing w:line="400" w:lineRule="exact"/>
+        <w:jc w:val="both"/>
+        <w:rPr>
+          <w:rFonts w:ascii="標楷體" w:eastAsia="標楷體" w:hAnsi="標楷體" w:hint="eastAsia"/>
+          <w:sz w:val="28"/>
+          <w:szCs w:val="28"/>
+        </w:rPr>
+      </w:pPr>
+      <w:r>
+        <w:rPr>
+          <w:rFonts w:ascii="標楷體" w:eastAsia="標楷體" w:hAnsi="標楷體" w:hint="eastAsia"/>
+          <w:sz w:val="28"/>
+          <w:szCs w:val="28"/>
+        </w:rPr>
+        <w:t xml:space="preserve">　　</w:t>
+      </w:r>
+      <w:r>
+        <w:rPr>
+          <w:rFonts w:ascii="標楷體" w:eastAsia="標楷體" w:hAnsi="標楷體" w:hint="eastAsia"/>
+          <w:sz w:val="28"/>
+          <w:szCs w:val="28"/>
+        </w:rPr>
+        <w:t>上</w:t>
+      </w:r>
+      <w:proofErr w:type="gramStart"/>
+      <w:r>
+        <w:rPr>
+          <w:rFonts w:ascii="標楷體" w:eastAsia="標楷體" w:hAnsi="標楷體" w:hint="eastAsia"/>
+          <w:sz w:val="28"/>
+          <w:szCs w:val="28"/>
+        </w:rPr>
+        <w:t>闋</w:t>
+      </w:r>
+      <w:proofErr w:type="gramEnd"/>
+      <w:r>
+        <w:rPr>
+          <w:rFonts w:ascii="標楷體" w:eastAsia="標楷體" w:hAnsi="標楷體" w:hint="eastAsia"/>
+          <w:sz w:val="28"/>
+          <w:szCs w:val="28"/>
+        </w:rPr>
+        <w:t>起筆即是</w:t>
+      </w:r>
+      <w:r>
+        <w:rPr>
+          <w:rFonts w:ascii="標楷體" w:eastAsia="標楷體" w:hAnsi="標楷體" w:hint="eastAsia"/>
+          <w:b/>
+          <w:bCs/>
+          <w:sz w:val="28"/>
+          <w:szCs w:val="28"/>
+        </w:rPr>
+        <w:t>千鈞之力</w:t>
+      </w:r>
+      <w:r>
+        <w:rPr>
+          <w:rFonts w:ascii="標楷體" w:eastAsia="標楷體" w:hAnsi="標楷體" w:hint="eastAsia"/>
+          <w:sz w:val="28"/>
+          <w:szCs w:val="28"/>
+        </w:rPr>
+        <w:t>。「</w:t>
+      </w:r>
+      <w:proofErr w:type="gramStart"/>
+      <w:r>
+        <w:rPr>
+          <w:rFonts w:ascii="標楷體" w:eastAsia="標楷體" w:hAnsi="標楷體" w:hint="eastAsia"/>
+          <w:sz w:val="28"/>
+          <w:szCs w:val="28"/>
+        </w:rPr>
+        <w:t>滾滾長江</w:t>
+      </w:r>
+      <w:proofErr w:type="gramEnd"/>
+      <w:r>
+        <w:rPr>
+          <w:rFonts w:ascii="標楷體" w:eastAsia="標楷體" w:hAnsi="標楷體" w:hint="eastAsia"/>
+          <w:sz w:val="28"/>
+          <w:szCs w:val="28"/>
+        </w:rPr>
+        <w:t>東逝水，浪花淘盡英雄」，詞人以宏大的空間意象「長江」與時間的「逝水」交融，將無數歷史英雄的奮鬥與掙扎，比擬為被歷史</w:t>
+      </w:r>
+      <w:r>
+        <w:rPr>
+          <w:rFonts w:ascii="標楷體" w:eastAsia="標楷體" w:hAnsi="標楷體" w:hint="eastAsia"/>
+          <w:sz w:val="28"/>
+          <w:szCs w:val="28"/>
+        </w:rPr>
+        <w:lastRenderedPageBreak/>
+        <w:t>浪花淘盡的過客。緊接著，「是非成敗轉頭空」一筆</w:t>
+      </w:r>
+      <w:proofErr w:type="gramStart"/>
+      <w:r>
+        <w:rPr>
+          <w:rFonts w:ascii="標楷體" w:eastAsia="標楷體" w:hAnsi="標楷體" w:hint="eastAsia"/>
+          <w:b/>
+          <w:bCs/>
+          <w:sz w:val="28"/>
+          <w:szCs w:val="28"/>
+        </w:rPr>
+        <w:t>宕</w:t>
+      </w:r>
+      <w:proofErr w:type="gramEnd"/>
+      <w:r>
+        <w:rPr>
+          <w:rFonts w:ascii="標楷體" w:eastAsia="標楷體" w:hAnsi="標楷體" w:hint="eastAsia"/>
+          <w:b/>
+          <w:bCs/>
+          <w:sz w:val="28"/>
+          <w:szCs w:val="28"/>
+        </w:rPr>
+        <w:t>開</w:t>
+      </w:r>
+      <w:r>
+        <w:rPr>
+          <w:rFonts w:ascii="標楷體" w:eastAsia="標楷體" w:hAnsi="標楷體" w:hint="eastAsia"/>
+          <w:sz w:val="28"/>
+          <w:szCs w:val="28"/>
+        </w:rPr>
+        <w:t>，點出千古以來的功名利祿、</w:t>
+      </w:r>
+      <w:proofErr w:type="gramStart"/>
+      <w:r>
+        <w:rPr>
+          <w:rFonts w:ascii="標楷體" w:eastAsia="標楷體" w:hAnsi="標楷體" w:hint="eastAsia"/>
+          <w:sz w:val="28"/>
+          <w:szCs w:val="28"/>
+        </w:rPr>
+        <w:t>恩怨情仇</w:t>
+      </w:r>
+      <w:proofErr w:type="gramEnd"/>
+      <w:r>
+        <w:rPr>
+          <w:rFonts w:ascii="標楷體" w:eastAsia="標楷體" w:hAnsi="標楷體" w:hint="eastAsia"/>
+          <w:sz w:val="28"/>
+          <w:szCs w:val="28"/>
+        </w:rPr>
+        <w:t>，在歷史的長河中不過是轉瞬即逝的幻影。</w:t>
+      </w:r>
+    </w:p>
+    <w:p>
+      <w:pPr>
+        <w:spacing w:line="400" w:lineRule="exact"/>
+        <w:jc w:val="both"/>
+        <w:rPr>
+          <w:rFonts w:ascii="標楷體" w:eastAsia="標楷體" w:hAnsi="標楷體"/>
+          <w:sz w:val="28"/>
+          <w:szCs w:val="28"/>
+        </w:rPr>
+      </w:pPr>
+      <w:r>
+        <w:rPr>
+          <w:rFonts w:ascii="標楷體" w:eastAsia="標楷體" w:hAnsi="標楷體" w:hint="eastAsia"/>
+          <w:sz w:val="28"/>
+          <w:szCs w:val="28"/>
+        </w:rPr>
+        <w:t xml:space="preserve">　　</w:t>
+      </w:r>
+      <w:r>
+        <w:rPr>
+          <w:rFonts w:ascii="標楷體" w:eastAsia="標楷體" w:hAnsi="標楷體" w:hint="eastAsia"/>
+          <w:sz w:val="28"/>
+          <w:szCs w:val="28"/>
+        </w:rPr>
+        <w:t>然而，詞人並未沉溺於虛無。他筆鋒一轉：「青山依舊在，幾度夕陽紅。」「青山」與「夕陽」是</w:t>
+      </w:r>
+      <w:r>
+        <w:rPr>
+          <w:rFonts w:ascii="標楷體" w:eastAsia="標楷體" w:hAnsi="標楷體" w:hint="eastAsia"/>
+          <w:b/>
+          <w:bCs/>
+          <w:sz w:val="28"/>
+          <w:szCs w:val="28"/>
+        </w:rPr>
+        <w:t>亙古不變</w:t>
+      </w:r>
+      <w:r>
+        <w:rPr>
+          <w:rFonts w:ascii="標楷體" w:eastAsia="標楷體" w:hAnsi="標楷體" w:hint="eastAsia"/>
+          <w:sz w:val="28"/>
+          <w:szCs w:val="28"/>
+        </w:rPr>
+        <w:t>的自然景觀，與逝去的「英雄」形成鮮明對比。這種「變」與「不變」的張力，不僅安撫了</w:t>
+      </w:r>
+      <w:r>
+        <w:rPr>
+          <w:rFonts w:ascii="標楷體" w:eastAsia="標楷體" w:hAnsi="標楷體" w:hint="eastAsia"/>
+          <w:b/>
+          <w:bCs/>
+          <w:sz w:val="28"/>
+          <w:szCs w:val="28"/>
+        </w:rPr>
+        <w:t>歷史虛無</w:t>
+      </w:r>
+      <w:r>
+        <w:rPr>
+          <w:rFonts w:ascii="標楷體" w:eastAsia="標楷體" w:hAnsi="標楷體" w:hint="eastAsia"/>
+          <w:sz w:val="28"/>
+          <w:szCs w:val="28"/>
+        </w:rPr>
+        <w:t>帶來的焦慮，更昇華為一種對天地永恆的敬畏。</w:t>
+      </w:r>
+    </w:p>
+    <w:p>
+      <w:pPr>
+        <w:spacing w:line="400" w:lineRule="exact"/>
+        <w:jc w:val="both"/>
+        <w:rPr>
+          <w:rFonts w:ascii="標楷體" w:eastAsia="標楷體" w:hAnsi="標楷體" w:hint="eastAsia"/>
+          <w:sz w:val="28"/>
+          <w:szCs w:val="28"/>
+        </w:rPr>
+      </w:pPr>
+      <w:r>
+        <w:rPr>
+          <w:rFonts w:ascii="標楷體" w:eastAsia="標楷體" w:hAnsi="標楷體" w:hint="eastAsia"/>
+          <w:sz w:val="28"/>
+          <w:szCs w:val="28"/>
+        </w:rPr>
+        <w:t xml:space="preserve">　　</w:t>
+      </w:r>
+      <w:r>
+        <w:rPr>
+          <w:rFonts w:ascii="標楷體" w:eastAsia="標楷體" w:hAnsi="標楷體" w:hint="eastAsia"/>
+          <w:sz w:val="28"/>
+          <w:szCs w:val="28"/>
+        </w:rPr>
+        <w:t>下</w:t>
+      </w:r>
+      <w:proofErr w:type="gramStart"/>
+      <w:r>
+        <w:rPr>
+          <w:rFonts w:ascii="標楷體" w:eastAsia="標楷體" w:hAnsi="標楷體" w:hint="eastAsia"/>
+          <w:sz w:val="28"/>
+          <w:szCs w:val="28"/>
+        </w:rPr>
+        <w:t>闋</w:t>
+      </w:r>
+      <w:proofErr w:type="gramEnd"/>
+      <w:r>
+        <w:rPr>
+          <w:rFonts w:ascii="標楷體" w:eastAsia="標楷體" w:hAnsi="標楷體" w:hint="eastAsia"/>
+          <w:sz w:val="28"/>
+          <w:szCs w:val="28"/>
+        </w:rPr>
+        <w:t>將鏡頭由宏大的歷史背景拉回具體的生活場景。「白髮漁</w:t>
+      </w:r>
+      <w:proofErr w:type="gramStart"/>
+      <w:r>
+        <w:rPr>
+          <w:rFonts w:ascii="標楷體" w:eastAsia="標楷體" w:hAnsi="標楷體" w:hint="eastAsia"/>
+          <w:sz w:val="28"/>
+          <w:szCs w:val="28"/>
+        </w:rPr>
+        <w:t>樵</w:t>
+      </w:r>
+      <w:proofErr w:type="gramEnd"/>
+      <w:r>
+        <w:rPr>
+          <w:rFonts w:ascii="標楷體" w:eastAsia="標楷體" w:hAnsi="標楷體" w:hint="eastAsia"/>
+          <w:sz w:val="28"/>
+          <w:szCs w:val="28"/>
+        </w:rPr>
+        <w:t>江</w:t>
+      </w:r>
+      <w:proofErr w:type="gramStart"/>
+      <w:r>
+        <w:rPr>
+          <w:rFonts w:ascii="標楷體" w:eastAsia="標楷體" w:hAnsi="標楷體" w:hint="eastAsia"/>
+          <w:sz w:val="28"/>
+          <w:szCs w:val="28"/>
+        </w:rPr>
+        <w:t>渚</w:t>
+      </w:r>
+      <w:proofErr w:type="gramEnd"/>
+      <w:r>
+        <w:rPr>
+          <w:rFonts w:ascii="標楷體" w:eastAsia="標楷體" w:hAnsi="標楷體" w:hint="eastAsia"/>
+          <w:sz w:val="28"/>
+          <w:szCs w:val="28"/>
+        </w:rPr>
+        <w:t>上，</w:t>
+      </w:r>
+      <w:proofErr w:type="gramStart"/>
+      <w:r>
+        <w:rPr>
+          <w:rFonts w:ascii="標楷體" w:eastAsia="標楷體" w:hAnsi="標楷體" w:hint="eastAsia"/>
+          <w:sz w:val="28"/>
+          <w:szCs w:val="28"/>
+        </w:rPr>
+        <w:t>慣看秋</w:t>
+      </w:r>
+      <w:proofErr w:type="gramEnd"/>
+      <w:r>
+        <w:rPr>
+          <w:rFonts w:ascii="標楷體" w:eastAsia="標楷體" w:hAnsi="標楷體" w:hint="eastAsia"/>
+          <w:sz w:val="28"/>
+          <w:szCs w:val="28"/>
+        </w:rPr>
+        <w:t>月春風」，在古典文學中，「漁</w:t>
+      </w:r>
+      <w:proofErr w:type="gramStart"/>
+      <w:r>
+        <w:rPr>
+          <w:rFonts w:ascii="標楷體" w:eastAsia="標楷體" w:hAnsi="標楷體" w:hint="eastAsia"/>
+          <w:sz w:val="28"/>
+          <w:szCs w:val="28"/>
+        </w:rPr>
+        <w:t>樵</w:t>
+      </w:r>
+      <w:proofErr w:type="gramEnd"/>
+      <w:r>
+        <w:rPr>
+          <w:rFonts w:ascii="標楷體" w:eastAsia="標楷體" w:hAnsi="標楷體" w:hint="eastAsia"/>
+          <w:sz w:val="28"/>
+          <w:szCs w:val="28"/>
+        </w:rPr>
+        <w:t>」常象徵著遠離塵俗的隱逸者。他們歷盡滄桑、鬚髮皆白，卻能以平常心「</w:t>
+      </w:r>
+      <w:proofErr w:type="gramStart"/>
+      <w:r>
+        <w:rPr>
+          <w:rFonts w:ascii="標楷體" w:eastAsia="標楷體" w:hAnsi="標楷體" w:hint="eastAsia"/>
+          <w:sz w:val="28"/>
+          <w:szCs w:val="28"/>
+        </w:rPr>
+        <w:t>慣看</w:t>
+      </w:r>
+      <w:proofErr w:type="gramEnd"/>
+      <w:r>
+        <w:rPr>
+          <w:rFonts w:ascii="標楷體" w:eastAsia="標楷體" w:hAnsi="標楷體" w:hint="eastAsia"/>
+          <w:sz w:val="28"/>
+          <w:szCs w:val="28"/>
+        </w:rPr>
+        <w:t>」春去秋來。在他們眼中，朝代</w:t>
+      </w:r>
+      <w:r>
+        <w:rPr>
+          <w:rFonts w:ascii="標楷體" w:eastAsia="標楷體" w:hAnsi="標楷體" w:hint="eastAsia"/>
+          <w:b/>
+          <w:bCs/>
+          <w:sz w:val="28"/>
+          <w:szCs w:val="28"/>
+        </w:rPr>
+        <w:t>更迭</w:t>
+      </w:r>
+      <w:r>
+        <w:rPr>
+          <w:rFonts w:ascii="標楷體" w:eastAsia="標楷體" w:hAnsi="標楷體" w:hint="eastAsia"/>
+          <w:sz w:val="28"/>
+          <w:szCs w:val="28"/>
+        </w:rPr>
+        <w:t>與權力鬥爭，都不及眼前的清風明月來得真實。</w:t>
+      </w:r>
+    </w:p>
+    <w:p>
+      <w:pPr>
+        <w:spacing w:line="400" w:lineRule="exact"/>
+        <w:jc w:val="both"/>
+        <w:rPr>
+          <w:rFonts w:ascii="標楷體" w:eastAsia="標楷體" w:hAnsi="標楷體"/>
+          <w:sz w:val="28"/>
+          <w:szCs w:val="28"/>
+        </w:rPr>
+      </w:pPr>
+      <w:r>
+        <w:rPr>
+          <w:rFonts w:ascii="標楷體" w:eastAsia="標楷體" w:hAnsi="標楷體" w:hint="eastAsia"/>
+          <w:sz w:val="28"/>
+          <w:szCs w:val="28"/>
+        </w:rPr>
+        <w:t xml:space="preserve">　　</w:t>
+      </w:r>
+      <w:r>
+        <w:rPr>
+          <w:rFonts w:ascii="標楷體" w:eastAsia="標楷體" w:hAnsi="標楷體" w:hint="eastAsia"/>
+          <w:sz w:val="28"/>
+          <w:szCs w:val="28"/>
+        </w:rPr>
+        <w:t>最後，「一壺濁酒喜相逢。古今多少事，都付笑談中」為</w:t>
+      </w:r>
+      <w:proofErr w:type="gramStart"/>
+      <w:r>
+        <w:rPr>
+          <w:rFonts w:ascii="標楷體" w:eastAsia="標楷體" w:hAnsi="標楷體" w:hint="eastAsia"/>
+          <w:sz w:val="28"/>
+          <w:szCs w:val="28"/>
+        </w:rPr>
+        <w:t>全詞畫</w:t>
+      </w:r>
+      <w:proofErr w:type="gramEnd"/>
+      <w:r>
+        <w:rPr>
+          <w:rFonts w:ascii="標楷體" w:eastAsia="標楷體" w:hAnsi="標楷體" w:hint="eastAsia"/>
+          <w:sz w:val="28"/>
+          <w:szCs w:val="28"/>
+        </w:rPr>
+        <w:t>下完美句點。知己相逢，無須豪言壯語，唯有一壺濁酒。那些在歷史課本上驚天動地的大事，在漁</w:t>
+      </w:r>
+      <w:proofErr w:type="gramStart"/>
+      <w:r>
+        <w:rPr>
+          <w:rFonts w:ascii="標楷體" w:eastAsia="標楷體" w:hAnsi="標楷體" w:hint="eastAsia"/>
+          <w:sz w:val="28"/>
+          <w:szCs w:val="28"/>
+        </w:rPr>
+        <w:t>樵</w:t>
+      </w:r>
+      <w:proofErr w:type="gramEnd"/>
+      <w:r>
+        <w:rPr>
+          <w:rFonts w:ascii="標楷體" w:eastAsia="標楷體" w:hAnsi="標楷體" w:hint="eastAsia"/>
+          <w:sz w:val="28"/>
+          <w:szCs w:val="28"/>
+        </w:rPr>
+        <w:t>的談笑</w:t>
+      </w:r>
+      <w:proofErr w:type="gramStart"/>
+      <w:r>
+        <w:rPr>
+          <w:rFonts w:ascii="標楷體" w:eastAsia="標楷體" w:hAnsi="標楷體" w:hint="eastAsia"/>
+          <w:sz w:val="28"/>
+          <w:szCs w:val="28"/>
+        </w:rPr>
+        <w:t>與</w:t>
+      </w:r>
+      <w:r>
+        <w:rPr>
+          <w:rFonts w:ascii="標楷體" w:eastAsia="標楷體" w:hAnsi="標楷體" w:hint="eastAsia"/>
+          <w:b/>
+          <w:bCs/>
+          <w:sz w:val="28"/>
+          <w:szCs w:val="28"/>
+        </w:rPr>
+        <w:t>杯盞交錯</w:t>
+      </w:r>
+      <w:proofErr w:type="gramEnd"/>
+      <w:r>
+        <w:rPr>
+          <w:rFonts w:ascii="標楷體" w:eastAsia="標楷體" w:hAnsi="標楷體" w:hint="eastAsia"/>
+          <w:sz w:val="28"/>
+          <w:szCs w:val="28"/>
+        </w:rPr>
+        <w:t>間，都化作了下酒的談資。這是一種極致的灑脫，也是對生命最真摯的安頓。</w:t>
+      </w:r>
+    </w:p>
+    <w:p>
+      <w:pPr>
+        <w:spacing w:line="400" w:lineRule="exact"/>
+        <w:jc w:val="both"/>
+        <w:rPr>
+          <w:rFonts w:ascii="標楷體" w:eastAsia="標楷體" w:hAnsi="標楷體" w:hint="eastAsia"/>
+          <w:sz w:val="28"/>
+          <w:szCs w:val="28"/>
+        </w:rPr>
+      </w:pPr>
+      <w:r>
+        <w:rPr>
+          <w:rFonts w:ascii="標楷體" w:eastAsia="標楷體" w:hAnsi="標楷體" w:hint="eastAsia"/>
+          <w:sz w:val="28"/>
+          <w:szCs w:val="28"/>
+        </w:rPr>
+        <w:t xml:space="preserve">　　</w:t>
+      </w:r>
+      <w:proofErr w:type="gramStart"/>
+      <w:r>
+        <w:rPr>
+          <w:rFonts w:ascii="標楷體" w:eastAsia="標楷體" w:hAnsi="標楷體" w:hint="eastAsia"/>
+          <w:sz w:val="28"/>
+          <w:szCs w:val="28"/>
+        </w:rPr>
+        <w:t>本詞結構</w:t>
+      </w:r>
+      <w:proofErr w:type="gramEnd"/>
+      <w:r>
+        <w:rPr>
+          <w:rFonts w:ascii="標楷體" w:eastAsia="標楷體" w:hAnsi="標楷體" w:hint="eastAsia"/>
+          <w:sz w:val="28"/>
+          <w:szCs w:val="28"/>
+        </w:rPr>
+        <w:t>上</w:t>
+      </w:r>
+      <w:proofErr w:type="gramStart"/>
+      <w:r>
+        <w:rPr>
+          <w:rFonts w:ascii="標楷體" w:eastAsia="標楷體" w:hAnsi="標楷體" w:hint="eastAsia"/>
+          <w:sz w:val="28"/>
+          <w:szCs w:val="28"/>
+        </w:rPr>
+        <w:t>由大入小</w:t>
+      </w:r>
+      <w:proofErr w:type="gramEnd"/>
+      <w:r>
+        <w:rPr>
+          <w:rFonts w:ascii="標楷體" w:eastAsia="標楷體" w:hAnsi="標楷體" w:hint="eastAsia"/>
+          <w:sz w:val="28"/>
+          <w:szCs w:val="28"/>
+        </w:rPr>
+        <w:t>，由歷史的宏大敘事走向個人的生命體悟。</w:t>
+      </w:r>
+      <w:r>
+        <w:rPr>
+          <w:rFonts w:ascii="標楷體" w:eastAsia="標楷體" w:hAnsi="標楷體" w:hint="eastAsia"/>
+          <w:sz w:val="28"/>
+          <w:szCs w:val="28"/>
+          <w:u w:val="single"/>
+        </w:rPr>
+        <w:t>楊慎</w:t>
+      </w:r>
+      <w:r>
+        <w:rPr>
+          <w:rFonts w:ascii="標楷體" w:eastAsia="標楷體" w:hAnsi="標楷體" w:hint="eastAsia"/>
+          <w:sz w:val="28"/>
+          <w:szCs w:val="28"/>
+        </w:rPr>
+        <w:t>在經歷了政治命運的起伏（大禮議事件與流放</w:t>
+      </w:r>
+      <w:r>
+        <w:rPr>
+          <w:rFonts w:ascii="標楷體" w:eastAsia="標楷體" w:hAnsi="標楷體" w:hint="eastAsia"/>
+          <w:sz w:val="28"/>
+          <w:szCs w:val="28"/>
+          <w:u w:val="single"/>
+        </w:rPr>
+        <w:t>雲南</w:t>
+      </w:r>
+      <w:r>
+        <w:rPr>
+          <w:rFonts w:ascii="標楷體" w:eastAsia="標楷體" w:hAnsi="標楷體" w:hint="eastAsia"/>
+          <w:sz w:val="28"/>
+          <w:szCs w:val="28"/>
+        </w:rPr>
+        <w:t>）後，將個人際遇融入宇宙歷史之中，提煉出這首融</w:t>
+      </w:r>
+      <w:r>
+        <w:rPr>
+          <w:rFonts w:ascii="標楷體" w:eastAsia="標楷體" w:hAnsi="標楷體" w:hint="eastAsia"/>
+          <w:sz w:val="28"/>
+          <w:szCs w:val="28"/>
+        </w:rPr>
+        <w:t>合</w:t>
+      </w:r>
+      <w:r>
+        <w:rPr>
+          <w:rFonts w:ascii="標楷體" w:eastAsia="標楷體" w:hAnsi="標楷體" w:hint="eastAsia"/>
+          <w:sz w:val="28"/>
+          <w:szCs w:val="28"/>
+        </w:rPr>
+        <w:t>歷史感、哲理美與</w:t>
+      </w:r>
+      <w:proofErr w:type="gramStart"/>
+      <w:r>
+        <w:rPr>
+          <w:rFonts w:ascii="標楷體" w:eastAsia="標楷體" w:hAnsi="標楷體" w:hint="eastAsia"/>
+          <w:sz w:val="28"/>
+          <w:szCs w:val="28"/>
+        </w:rPr>
+        <w:t>抒情性於一體</w:t>
+      </w:r>
+      <w:proofErr w:type="gramEnd"/>
+      <w:r>
+        <w:rPr>
+          <w:rFonts w:ascii="標楷體" w:eastAsia="標楷體" w:hAnsi="標楷體" w:hint="eastAsia"/>
+          <w:sz w:val="28"/>
+          <w:szCs w:val="28"/>
+        </w:rPr>
+        <w:t>的千古絕唱。</w:t>
+      </w:r>
+    </w:p>
+    <w:p>
+      <w:pPr>
+        <w:spacing w:beforeLines="50" w:before="180" w:line="440" w:lineRule="exact"/>
+        <w:rPr>
+          <w:rFonts w:ascii="標楷體" w:eastAsia="標楷體" w:hAnsi="標楷體"/>
+          <w:sz w:val="32"/>
+          <w:szCs w:val="32"/>
+          <w:bdr w:val="single" w:sz="4" w:space="0" w:color="auto"/>
+        </w:rPr>
+      </w:pPr>
+      <w:r>
+        <w:rPr>
+          <w:rFonts w:ascii="標楷體" w:eastAsia="標楷體" w:hAnsi="標楷體" w:hint="eastAsia"/>
+          <w:sz w:val="32"/>
+          <w:szCs w:val="32"/>
+          <w:bdr w:val="single" w:sz="4" w:space="0" w:color="auto"/>
+        </w:rPr>
+        <w:t>補充</w:t>
+      </w:r>
+    </w:p>
+    <w:p>
+      <w:pPr>
+        <w:pStyle w:val="a6"/>
+        <w:numPr>
+          <w:ilvl w:val="0"/>
+          <w:numId w:val="5"/>
+        </w:numPr>
+        <w:spacing w:line="380" w:lineRule="exact"/>
+        <w:ind w:leftChars="0" w:left="284" w:hanging="284"/>
+        <w:rPr>
+          <w:rFonts w:ascii="標楷體" w:eastAsia="標楷體" w:hAnsi="標楷體"/>
+          <w:sz w:val="28"/>
+          <w:szCs w:val="28"/>
+        </w:rPr>
+      </w:pPr>
+      <w:r>
+        <w:rPr>
+          <w:rFonts w:ascii="標楷體" w:eastAsia="標楷體" w:hAnsi="標楷體" w:hint="eastAsia"/>
+          <w:sz w:val="28"/>
+          <w:szCs w:val="28"/>
+        </w:rPr>
+        <w:t>翻飛</w:t>
+      </w:r>
+      <w:r>
+        <w:rPr>
+          <w:rFonts w:ascii="標楷體" w:eastAsia="標楷體" w:hAnsi="標楷體" w:hint="eastAsia"/>
+          <w:sz w:val="28"/>
+          <w:szCs w:val="28"/>
+        </w:rPr>
+        <w:t>：忽上</w:t>
+      </w:r>
+      <w:proofErr w:type="gramStart"/>
+      <w:r>
+        <w:rPr>
+          <w:rFonts w:ascii="標楷體" w:eastAsia="標楷體" w:hAnsi="標楷體" w:hint="eastAsia"/>
+          <w:sz w:val="28"/>
+          <w:szCs w:val="28"/>
+        </w:rPr>
+        <w:t>忽</w:t>
+      </w:r>
+      <w:proofErr w:type="gramEnd"/>
+      <w:r>
+        <w:rPr>
+          <w:rFonts w:ascii="標楷體" w:eastAsia="標楷體" w:hAnsi="標楷體" w:hint="eastAsia"/>
+          <w:sz w:val="28"/>
+          <w:szCs w:val="28"/>
+        </w:rPr>
+        <w:t>下來回地飛；自上而下地翻動</w:t>
+      </w:r>
+      <w:proofErr w:type="gramStart"/>
+      <w:r>
+        <w:rPr>
+          <w:rFonts w:ascii="標楷體" w:eastAsia="標楷體" w:hAnsi="標楷體" w:hint="eastAsia"/>
+          <w:sz w:val="28"/>
+          <w:szCs w:val="28"/>
+        </w:rPr>
+        <w:t>或漂動</w:t>
+      </w:r>
+      <w:proofErr w:type="gramEnd"/>
+      <w:r>
+        <w:rPr>
+          <w:rFonts w:ascii="標楷體" w:eastAsia="標楷體" w:hAnsi="標楷體" w:hint="eastAsia"/>
+          <w:sz w:val="28"/>
+          <w:szCs w:val="28"/>
+        </w:rPr>
+        <w:t>；飛舞飄揚。</w:t>
+      </w:r>
+    </w:p>
+    <w:p>
+      <w:pPr>
+        <w:pStyle w:val="a6"/>
+        <w:numPr>
+          <w:ilvl w:val="0"/>
+          <w:numId w:val="5"/>
+        </w:numPr>
+        <w:spacing w:line="380" w:lineRule="exact"/>
+        <w:ind w:leftChars="0" w:left="284" w:hanging="284"/>
+        <w:rPr>
+          <w:rFonts w:ascii="標楷體" w:eastAsia="標楷體" w:hAnsi="標楷體"/>
+          <w:sz w:val="28"/>
+          <w:szCs w:val="28"/>
+        </w:rPr>
+      </w:pPr>
+      <w:r>
+        <w:rPr>
+          <w:rFonts w:ascii="標楷體" w:eastAsia="標楷體" w:hAnsi="標楷體" w:hint="eastAsia"/>
+          <w:sz w:val="28"/>
+          <w:szCs w:val="28"/>
+        </w:rPr>
+        <w:t>千鈞之力</w:t>
+      </w:r>
+      <w:r>
+        <w:rPr>
+          <w:rFonts w:ascii="標楷體" w:eastAsia="標楷體" w:hAnsi="標楷體" w:hint="eastAsia"/>
+          <w:sz w:val="28"/>
+          <w:szCs w:val="28"/>
+        </w:rPr>
+        <w:t>：</w:t>
+      </w:r>
+      <w:r>
+        <w:rPr>
+          <w:rFonts w:ascii="標楷體" w:eastAsia="標楷體" w:hAnsi="標楷體" w:hint="eastAsia"/>
+          <w:sz w:val="28"/>
+          <w:szCs w:val="28"/>
+        </w:rPr>
+        <w:t>「鈞」是古代的重量單位，</w:t>
+      </w:r>
+      <w:proofErr w:type="gramStart"/>
+      <w:r>
+        <w:rPr>
+          <w:rFonts w:ascii="標楷體" w:eastAsia="標楷體" w:hAnsi="標楷體" w:hint="eastAsia"/>
+          <w:sz w:val="28"/>
+          <w:szCs w:val="28"/>
+        </w:rPr>
+        <w:t>三十斤為一鈞</w:t>
+      </w:r>
+      <w:proofErr w:type="gramEnd"/>
+      <w:r>
+        <w:rPr>
+          <w:rFonts w:ascii="標楷體" w:eastAsia="標楷體" w:hAnsi="標楷體" w:hint="eastAsia"/>
+          <w:sz w:val="28"/>
+          <w:szCs w:val="28"/>
+        </w:rPr>
+        <w:t>。「千鈞」形容極其沉重。千鈞</w:t>
+      </w:r>
+      <w:proofErr w:type="gramStart"/>
+      <w:r>
+        <w:rPr>
+          <w:rFonts w:ascii="標楷體" w:eastAsia="標楷體" w:hAnsi="標楷體" w:hint="eastAsia"/>
+          <w:sz w:val="28"/>
+          <w:szCs w:val="28"/>
+        </w:rPr>
+        <w:t>之力指的</w:t>
+      </w:r>
+      <w:proofErr w:type="gramEnd"/>
+      <w:r>
+        <w:rPr>
+          <w:rFonts w:ascii="標楷體" w:eastAsia="標楷體" w:hAnsi="標楷體" w:hint="eastAsia"/>
+          <w:sz w:val="28"/>
+          <w:szCs w:val="28"/>
+        </w:rPr>
+        <w:t>是排山倒海、極其巨大且震撼的力量。形容《臨江仙》開頭「</w:t>
+      </w:r>
+      <w:proofErr w:type="gramStart"/>
+      <w:r>
+        <w:rPr>
+          <w:rFonts w:ascii="標楷體" w:eastAsia="標楷體" w:hAnsi="標楷體" w:hint="eastAsia"/>
+          <w:sz w:val="28"/>
+          <w:szCs w:val="28"/>
+        </w:rPr>
+        <w:t>滾滾長江</w:t>
+      </w:r>
+      <w:proofErr w:type="gramEnd"/>
+      <w:r>
+        <w:rPr>
+          <w:rFonts w:ascii="標楷體" w:eastAsia="標楷體" w:hAnsi="標楷體" w:hint="eastAsia"/>
+          <w:sz w:val="28"/>
+          <w:szCs w:val="28"/>
+        </w:rPr>
+        <w:t>東逝水」</w:t>
+      </w:r>
+      <w:proofErr w:type="gramStart"/>
+      <w:r>
+        <w:rPr>
+          <w:rFonts w:ascii="標楷體" w:eastAsia="標楷體" w:hAnsi="標楷體" w:hint="eastAsia"/>
+          <w:sz w:val="28"/>
+          <w:szCs w:val="28"/>
+        </w:rPr>
+        <w:t>這兩句詞的</w:t>
+      </w:r>
+      <w:proofErr w:type="gramEnd"/>
+      <w:r>
+        <w:rPr>
+          <w:rFonts w:ascii="標楷體" w:eastAsia="標楷體" w:hAnsi="標楷體" w:hint="eastAsia"/>
+          <w:sz w:val="28"/>
+          <w:szCs w:val="28"/>
+        </w:rPr>
+        <w:t>氣勢極為宏大、震撼人心。</w:t>
+      </w:r>
+      <w:proofErr w:type="gramStart"/>
+      <w:r>
+        <w:rPr>
+          <w:rFonts w:ascii="標楷體" w:eastAsia="標楷體" w:hAnsi="標楷體" w:hint="eastAsia"/>
+          <w:sz w:val="28"/>
+          <w:szCs w:val="28"/>
+        </w:rPr>
+        <w:t>一</w:t>
+      </w:r>
+      <w:proofErr w:type="gramEnd"/>
+      <w:r>
+        <w:rPr>
+          <w:rFonts w:ascii="標楷體" w:eastAsia="標楷體" w:hAnsi="標楷體" w:hint="eastAsia"/>
+          <w:sz w:val="28"/>
+          <w:szCs w:val="28"/>
+        </w:rPr>
+        <w:t>動筆就給讀者帶來強烈的視覺與心靈衝擊，彷彿江水奔騰的力量直接壓迫而來。</w:t>
+      </w:r>
+    </w:p>
+    <w:p>
+      <w:pPr>
+        <w:pStyle w:val="a6"/>
+        <w:numPr>
+          <w:ilvl w:val="0"/>
+          <w:numId w:val="5"/>
+        </w:numPr>
+        <w:spacing w:line="380" w:lineRule="exact"/>
+        <w:ind w:leftChars="0" w:left="284" w:hanging="284"/>
+        <w:rPr>
+          <w:rFonts w:ascii="標楷體" w:eastAsia="標楷體" w:hAnsi="標楷體"/>
+          <w:sz w:val="28"/>
+          <w:szCs w:val="28"/>
+        </w:rPr>
+      </w:pPr>
+      <w:proofErr w:type="gramStart"/>
+      <w:r>
+        <w:rPr>
+          <w:rFonts w:ascii="標楷體" w:eastAsia="標楷體" w:hAnsi="標楷體" w:hint="eastAsia"/>
+          <w:sz w:val="28"/>
+          <w:szCs w:val="28"/>
+        </w:rPr>
+        <w:t>宕</w:t>
+      </w:r>
+      <w:proofErr w:type="gramEnd"/>
       <w:r>
         <w:rPr>
           <w:rFonts w:ascii="標楷體" w:eastAsia="標楷體" w:hAnsi="標楷體" w:hint="eastAsia"/>
@@ -919,7 +2000,16 @@
           <w:sz w:val="16"/>
           <w:szCs w:val="16"/>
         </w:rPr>
-        <w:t>ㄢ</w:t>
+        <w:t>ㄉㄤ</w:t>
+      </w:r>
+      <w:r>
+        <w:rPr>
+          <w:rFonts w:ascii="標楷體" w:eastAsia="標楷體" w:hAnsi="標楷體" w:hint="eastAsia"/>
+          <w:color w:val="FF0000"/>
+          <w:sz w:val="16"/>
+          <w:szCs w:val="16"/>
+        </w:rPr>
+        <w:t>ˋ</w:t>
       </w:r>
       <w:proofErr w:type="gramEnd"/>
       <w:r>
@@ -936,194 +2026,106 @@
           <w:sz w:val="28"/>
           <w:szCs w:val="28"/>
         </w:rPr>
-        <w:t>被</w:t>
-      </w:r>
-      <w:r>
-        <w:rPr>
-          <w:rFonts w:ascii="標楷體" w:eastAsia="標楷體" w:hAnsi="標楷體" w:hint="eastAsia"/>
-          <w:sz w:val="28"/>
-          <w:szCs w:val="28"/>
-        </w:rPr>
-        <w:t>發</w:t>
-      </w:r>
-      <w:r>
-        <w:rPr>
-          <w:rFonts w:ascii="標楷體" w:eastAsia="標楷體" w:hAnsi="標楷體" w:hint="eastAsia"/>
-          <w:sz w:val="28"/>
-          <w:szCs w:val="28"/>
-        </w:rPr>
-        <w:t>配到</w:t>
-      </w:r>
-      <w:r>
-        <w:rPr>
-          <w:rFonts w:ascii="標楷體" w:eastAsia="標楷體" w:hAnsi="標楷體" w:hint="eastAsia"/>
-          <w:sz w:val="28"/>
-          <w:szCs w:val="28"/>
-          <w:u w:val="single"/>
-        </w:rPr>
-        <w:t>雲南</w:t>
-      </w:r>
-      <w:r>
-        <w:rPr>
-          <w:rFonts w:ascii="標楷體" w:eastAsia="標楷體" w:hAnsi="標楷體" w:hint="eastAsia"/>
-          <w:sz w:val="28"/>
-          <w:szCs w:val="28"/>
-        </w:rPr>
-        <w:t>充軍。他戴</w:t>
-      </w:r>
-      <w:r>
-        <w:rPr>
-          <w:rFonts w:ascii="標楷體" w:eastAsia="標楷體" w:hAnsi="標楷體" w:hint="eastAsia"/>
-          <w:sz w:val="28"/>
-          <w:szCs w:val="28"/>
-        </w:rPr>
-        <w:t>著</w:t>
-      </w:r>
-      <w:r>
-        <w:rPr>
-          <w:rFonts w:ascii="標楷體" w:eastAsia="標楷體" w:hAnsi="標楷體" w:hint="eastAsia"/>
-          <w:b/>
-          <w:bCs/>
-          <w:sz w:val="28"/>
-          <w:szCs w:val="28"/>
-        </w:rPr>
-        <w:t>枷鎖</w:t>
-      </w:r>
-      <w:r>
-        <w:rPr>
-          <w:rFonts w:ascii="標楷體" w:eastAsia="標楷體" w:hAnsi="標楷體" w:hint="eastAsia"/>
-          <w:sz w:val="28"/>
-          <w:szCs w:val="28"/>
-        </w:rPr>
-        <w:t>，被軍士</w:t>
-      </w:r>
-      <w:r>
-        <w:rPr>
-          <w:rFonts w:ascii="標楷體" w:eastAsia="標楷體" w:hAnsi="標楷體" w:hint="eastAsia"/>
-          <w:b/>
-          <w:bCs/>
-          <w:sz w:val="28"/>
-          <w:szCs w:val="28"/>
-        </w:rPr>
-        <w:t>押解</w:t>
-      </w:r>
-      <w:r>
-        <w:rPr>
-          <w:rFonts w:ascii="標楷體" w:eastAsia="標楷體" w:hAnsi="標楷體" w:hint="eastAsia"/>
-          <w:sz w:val="28"/>
-          <w:szCs w:val="28"/>
-        </w:rPr>
-        <w:t>到</w:t>
-      </w:r>
-      <w:r>
-        <w:rPr>
-          <w:rFonts w:ascii="標楷體" w:eastAsia="標楷體" w:hAnsi="標楷體" w:hint="eastAsia"/>
-          <w:sz w:val="28"/>
-          <w:szCs w:val="28"/>
-          <w:u w:val="single"/>
-        </w:rPr>
-        <w:t>湖北</w:t>
-      </w:r>
-      <w:r>
-        <w:rPr>
-          <w:rFonts w:ascii="標楷體" w:eastAsia="標楷體" w:hAnsi="標楷體" w:hint="eastAsia"/>
-          <w:sz w:val="28"/>
-          <w:szCs w:val="28"/>
-        </w:rPr>
-        <w:t xml:space="preserve"> </w:t>
-      </w:r>
-      <w:r>
-        <w:rPr>
-          <w:rFonts w:ascii="標楷體" w:eastAsia="標楷體" w:hAnsi="標楷體" w:hint="eastAsia"/>
-          <w:sz w:val="28"/>
-          <w:szCs w:val="28"/>
-          <w:u w:val="single"/>
-        </w:rPr>
-        <w:t>江陵</w:t>
-      </w:r>
-      <w:r>
-        <w:rPr>
-          <w:rFonts w:ascii="標楷體" w:eastAsia="標楷體" w:hAnsi="標楷體" w:hint="eastAsia"/>
-          <w:sz w:val="28"/>
-          <w:szCs w:val="28"/>
-        </w:rPr>
-        <w:t>時。正好，一個漁夫和</w:t>
-      </w:r>
-      <w:proofErr w:type="gramStart"/>
-      <w:r>
-        <w:rPr>
-          <w:rFonts w:ascii="標楷體" w:eastAsia="標楷體" w:hAnsi="標楷體" w:hint="eastAsia"/>
-          <w:sz w:val="28"/>
-          <w:szCs w:val="28"/>
-        </w:rPr>
-        <w:t>一個柴夫</w:t>
-      </w:r>
-      <w:proofErr w:type="gramEnd"/>
-      <w:r>
-        <w:rPr>
-          <w:rFonts w:ascii="標楷體" w:eastAsia="標楷體" w:hAnsi="標楷體" w:hint="eastAsia"/>
-          <w:sz w:val="28"/>
-          <w:szCs w:val="28"/>
-        </w:rPr>
-        <w:t>在</w:t>
-      </w:r>
-      <w:proofErr w:type="gramStart"/>
-      <w:r>
-        <w:rPr>
-          <w:rFonts w:ascii="標楷體" w:eastAsia="標楷體" w:hAnsi="標楷體" w:hint="eastAsia"/>
-          <w:sz w:val="28"/>
-          <w:szCs w:val="28"/>
-        </w:rPr>
-        <w:t>江邊煮魚喝酒</w:t>
-      </w:r>
-      <w:proofErr w:type="gramEnd"/>
-      <w:r>
-        <w:rPr>
-          <w:rFonts w:ascii="標楷體" w:eastAsia="標楷體" w:hAnsi="標楷體" w:hint="eastAsia"/>
-          <w:sz w:val="28"/>
-          <w:szCs w:val="28"/>
-        </w:rPr>
-        <w:t>，談笑風生。</w:t>
-      </w:r>
-      <w:r>
-        <w:rPr>
-          <w:rFonts w:ascii="標楷體" w:eastAsia="標楷體" w:hAnsi="標楷體" w:hint="eastAsia"/>
-          <w:sz w:val="28"/>
-          <w:szCs w:val="28"/>
-          <w:u w:val="single"/>
-        </w:rPr>
-        <w:t>楊升庵</w:t>
-      </w:r>
-      <w:r>
-        <w:rPr>
-          <w:rFonts w:ascii="標楷體" w:eastAsia="標楷體" w:hAnsi="標楷體" w:hint="eastAsia"/>
-          <w:sz w:val="28"/>
-          <w:szCs w:val="28"/>
-        </w:rPr>
-        <w:t>突然很感慨，於是請軍士</w:t>
-      </w:r>
-      <w:proofErr w:type="gramStart"/>
-      <w:r>
-        <w:rPr>
-          <w:rFonts w:ascii="標楷體" w:eastAsia="標楷體" w:hAnsi="標楷體" w:hint="eastAsia"/>
-          <w:sz w:val="28"/>
-          <w:szCs w:val="28"/>
-        </w:rPr>
-        <w:t>找來紙筆</w:t>
-      </w:r>
-      <w:proofErr w:type="gramEnd"/>
-      <w:r>
-        <w:rPr>
-          <w:rFonts w:ascii="標楷體" w:eastAsia="標楷體" w:hAnsi="標楷體" w:hint="eastAsia"/>
-          <w:sz w:val="28"/>
-          <w:szCs w:val="28"/>
-        </w:rPr>
-        <w:t>。寫下了這首《臨江仙》。</w:t>
+        <w:t>開</w:t>
+      </w:r>
+      <w:r>
+        <w:rPr>
+          <w:rFonts w:ascii="標楷體" w:eastAsia="標楷體" w:hAnsi="標楷體" w:hint="eastAsia"/>
+          <w:sz w:val="28"/>
+          <w:szCs w:val="28"/>
+        </w:rPr>
+        <w:t>：</w:t>
+      </w:r>
+      <w:r>
+        <w:rPr>
+          <w:rFonts w:ascii="標楷體" w:eastAsia="標楷體" w:hAnsi="標楷體" w:hint="eastAsia"/>
+          <w:sz w:val="28"/>
+          <w:szCs w:val="28"/>
+        </w:rPr>
+        <w:t>「</w:t>
+      </w:r>
+      <w:proofErr w:type="gramStart"/>
+      <w:r>
+        <w:rPr>
+          <w:rFonts w:ascii="標楷體" w:eastAsia="標楷體" w:hAnsi="標楷體" w:hint="eastAsia"/>
+          <w:sz w:val="28"/>
+          <w:szCs w:val="28"/>
+        </w:rPr>
+        <w:t>宕</w:t>
+      </w:r>
+      <w:proofErr w:type="gramEnd"/>
+      <w:r>
+        <w:rPr>
+          <w:rFonts w:ascii="標楷體" w:eastAsia="標楷體" w:hAnsi="標楷體" w:hint="eastAsia"/>
+          <w:sz w:val="28"/>
+          <w:szCs w:val="28"/>
+        </w:rPr>
+        <w:t>」有盪漾、</w:t>
+      </w:r>
+      <w:proofErr w:type="gramStart"/>
+      <w:r>
+        <w:rPr>
+          <w:rFonts w:ascii="標楷體" w:eastAsia="標楷體" w:hAnsi="標楷體" w:hint="eastAsia"/>
+          <w:sz w:val="28"/>
+          <w:szCs w:val="28"/>
+        </w:rPr>
+        <w:t>開闊、</w:t>
+      </w:r>
+      <w:proofErr w:type="gramEnd"/>
+      <w:r>
+        <w:rPr>
+          <w:rFonts w:ascii="標楷體" w:eastAsia="標楷體" w:hAnsi="標楷體" w:hint="eastAsia"/>
+          <w:sz w:val="28"/>
+          <w:szCs w:val="28"/>
+        </w:rPr>
+        <w:t>不受拘束的意思。在寫作手法上，指將筆鋒或思緒突然跳脫原本的脈絡，引申到更</w:t>
+      </w:r>
+      <w:proofErr w:type="gramStart"/>
+      <w:r>
+        <w:rPr>
+          <w:rFonts w:ascii="標楷體" w:eastAsia="標楷體" w:hAnsi="標楷體" w:hint="eastAsia"/>
+          <w:sz w:val="28"/>
+          <w:szCs w:val="28"/>
+        </w:rPr>
+        <w:t>開闊、</w:t>
+      </w:r>
+      <w:proofErr w:type="gramEnd"/>
+      <w:r>
+        <w:rPr>
+          <w:rFonts w:ascii="標楷體" w:eastAsia="標楷體" w:hAnsi="標楷體" w:hint="eastAsia"/>
+          <w:sz w:val="28"/>
+          <w:szCs w:val="28"/>
+        </w:rPr>
+        <w:t>更深遠的層面去描寫。指詞人寫完波濤洶湧的長江後，筆鋒突然一轉，寫到「是非成敗轉頭空」。將具體的長江畫面，昇華到虛無、抽象的歷史哲理，讓文章的格局瞬間變得</w:t>
+      </w:r>
+      <w:proofErr w:type="gramStart"/>
+      <w:r>
+        <w:rPr>
+          <w:rFonts w:ascii="標楷體" w:eastAsia="標楷體" w:hAnsi="標楷體" w:hint="eastAsia"/>
+          <w:sz w:val="28"/>
+          <w:szCs w:val="28"/>
+        </w:rPr>
+        <w:t>開闊、</w:t>
+      </w:r>
+      <w:proofErr w:type="gramEnd"/>
+      <w:r>
+        <w:rPr>
+          <w:rFonts w:ascii="標楷體" w:eastAsia="標楷體" w:hAnsi="標楷體" w:hint="eastAsia"/>
+          <w:sz w:val="28"/>
+          <w:szCs w:val="28"/>
+        </w:rPr>
+        <w:t>深邃。</w:t>
       </w:r>
     </w:p>
     <w:p>
       <w:pPr>
-        <w:spacing w:beforeLines="50" w:before="180" w:line="440" w:lineRule="exact"/>
+        <w:pStyle w:val="a6"/>
+        <w:numPr>
+          <w:ilvl w:val="0"/>
+          <w:numId w:val="5"/>
+        </w:numPr>
+        <w:spacing w:line="380" w:lineRule="exact"/>
+        <w:ind w:leftChars="0" w:left="284" w:hanging="284"/>
         <w:rPr>
           <w:rFonts w:ascii="標楷體" w:eastAsia="標楷體" w:hAnsi="標楷體"/>
           <w:sz w:val="28"/>
@@ -1133,221 +2135,887 @@
       <w:r>
         <w:rPr>
           <w:rFonts w:ascii="標楷體" w:eastAsia="標楷體" w:hAnsi="標楷體" w:hint="eastAsia"/>
-          <w:sz w:val="32"/>
-          <w:szCs w:val="32"/>
-          <w:bdr w:val="single" w:sz="4" w:space="0" w:color="auto"/>
-        </w:rPr>
-        <w:t>鑑賞</w:t>
-      </w:r>
-      <w:r>
-        <w:rPr>
-          <w:rFonts w:ascii="標楷體" w:eastAsia="標楷體" w:hAnsi="標楷體" w:hint="eastAsia"/>
-          <w:sz w:val="32"/>
-          <w:szCs w:val="32"/>
-        </w:rPr>
-        <w:t xml:space="preserve">  </w:t>
-      </w:r>
-      <w:r>
-        <w:rPr>
-          <w:rFonts w:ascii="標楷體" w:eastAsia="標楷體" w:hAnsi="標楷體" w:hint="eastAsia"/>
-          <w:sz w:val="28"/>
-          <w:szCs w:val="28"/>
-        </w:rPr>
-        <w:t>(</w:t>
-      </w:r>
-      <w:hyperlink r:id="rId8" w:history="1">
-        <w:r>
-          <w:rPr>
-            <w:rStyle w:val="a3"/>
-            <w:rFonts w:ascii="標楷體" w:eastAsia="標楷體" w:hAnsi="標楷體"/>
-            <w:sz w:val="28"/>
-            <w:szCs w:val="28"/>
-          </w:rPr>
-          <w:t>https://kknews.cc/history/869ajxe.html</w:t>
-        </w:r>
-      </w:hyperlink>
-      <w:r>
-        <w:rPr>
-          <w:rFonts w:ascii="標楷體" w:eastAsia="標楷體" w:hAnsi="標楷體" w:hint="eastAsia"/>
-          <w:sz w:val="28"/>
-          <w:szCs w:val="28"/>
-        </w:rPr>
-        <w:t>)</w:t>
+          <w:sz w:val="28"/>
+          <w:szCs w:val="28"/>
+        </w:rPr>
+        <w:t>亙古不變</w:t>
+      </w:r>
+      <w:r>
+        <w:rPr>
+          <w:rFonts w:ascii="標楷體" w:eastAsia="標楷體" w:hAnsi="標楷體" w:hint="eastAsia"/>
+          <w:sz w:val="28"/>
+          <w:szCs w:val="28"/>
+        </w:rPr>
+        <w:t>：</w:t>
+      </w:r>
+      <w:r>
+        <w:rPr>
+          <w:rFonts w:ascii="標楷體" w:eastAsia="標楷體" w:hAnsi="標楷體" w:hint="eastAsia"/>
+          <w:sz w:val="28"/>
+          <w:szCs w:val="28"/>
+        </w:rPr>
+        <w:t>「</w:t>
+      </w:r>
+      <w:proofErr w:type="gramStart"/>
+      <w:r>
+        <w:rPr>
+          <w:rFonts w:ascii="標楷體" w:eastAsia="標楷體" w:hAnsi="標楷體" w:hint="eastAsia"/>
+          <w:sz w:val="28"/>
+          <w:szCs w:val="28"/>
+        </w:rPr>
+        <w:t>亙</w:t>
+      </w:r>
+      <w:proofErr w:type="gramEnd"/>
+      <w:r>
+        <w:rPr>
+          <w:rFonts w:ascii="標楷體" w:eastAsia="標楷體" w:hAnsi="標楷體" w:hint="eastAsia"/>
+          <w:sz w:val="28"/>
+          <w:szCs w:val="28"/>
+        </w:rPr>
+        <w:t>」是空間或時間上的延續。「亙古」指從古代到現在。亙古不變的意思是從古至今，經歷了極漫長的時間也絕對不會改變。形容大自然（如歌詞中的「青山」與「夕陽」）的永恆存在。相對於人類歷史的短暫、政權的轉瞬即逝，大自然的青山綠水是永遠矗立、日落日出是永無止境的。</w:t>
       </w:r>
     </w:p>
     <w:p>
       <w:pPr>
-        <w:spacing w:line="400" w:lineRule="exact"/>
+        <w:pStyle w:val="a6"/>
+        <w:numPr>
+          <w:ilvl w:val="0"/>
+          <w:numId w:val="5"/>
+        </w:numPr>
+        <w:spacing w:line="380" w:lineRule="exact"/>
+        <w:ind w:leftChars="0" w:left="284" w:hanging="284"/>
         <w:rPr>
           <w:rFonts w:ascii="標楷體" w:eastAsia="標楷體" w:hAnsi="標楷體"/>
-          <w:spacing w:val="-12"/>
-          <w:sz w:val="28"/>
-          <w:szCs w:val="28"/>
-        </w:rPr>
-      </w:pPr>
-      <w:r>
-        <w:rPr>
-          <w:rFonts w:ascii="標楷體" w:eastAsia="標楷體" w:hAnsi="標楷體" w:hint="eastAsia"/>
-          <w:sz w:val="32"/>
-          <w:szCs w:val="32"/>
-        </w:rPr>
-        <w:t xml:space="preserve">　　</w:t>
-      </w:r>
-      <w:r>
-        <w:rPr>
-          <w:rFonts w:ascii="標楷體" w:eastAsia="標楷體" w:hAnsi="標楷體" w:hint="eastAsia"/>
-          <w:spacing w:val="-12"/>
-          <w:sz w:val="28"/>
-          <w:szCs w:val="28"/>
-        </w:rPr>
-        <w:t>這是</w:t>
-      </w:r>
-      <w:proofErr w:type="gramStart"/>
-      <w:r>
-        <w:rPr>
-          <w:rFonts w:ascii="標楷體" w:eastAsia="標楷體" w:hAnsi="標楷體" w:hint="eastAsia"/>
-          <w:spacing w:val="-12"/>
-          <w:sz w:val="28"/>
-          <w:szCs w:val="28"/>
-        </w:rPr>
-        <w:t>一首詠史詞</w:t>
-      </w:r>
-      <w:proofErr w:type="gramEnd"/>
-      <w:r>
-        <w:rPr>
-          <w:rFonts w:ascii="標楷體" w:eastAsia="標楷體" w:hAnsi="標楷體" w:hint="eastAsia"/>
-          <w:spacing w:val="-12"/>
-          <w:sz w:val="28"/>
-          <w:szCs w:val="28"/>
-        </w:rPr>
-        <w:t>，借敘述歷史興亡抒發人生感慨，豪放中有含蓄，</w:t>
-      </w:r>
-      <w:r>
-        <w:rPr>
-          <w:rFonts w:ascii="標楷體" w:eastAsia="標楷體" w:hAnsi="標楷體" w:hint="eastAsia"/>
-          <w:b/>
-          <w:bCs/>
-          <w:spacing w:val="-12"/>
-          <w:sz w:val="28"/>
-          <w:szCs w:val="28"/>
-        </w:rPr>
-        <w:t>高亢</w:t>
-      </w:r>
-      <w:r>
-        <w:rPr>
-          <w:rFonts w:ascii="標楷體" w:eastAsia="標楷體" w:hAnsi="標楷體" w:hint="eastAsia"/>
-          <w:spacing w:val="-12"/>
-          <w:sz w:val="28"/>
-          <w:szCs w:val="28"/>
-        </w:rPr>
-        <w:t>中有</w:t>
-      </w:r>
-      <w:r>
-        <w:rPr>
-          <w:rFonts w:ascii="標楷體" w:eastAsia="標楷體" w:hAnsi="標楷體" w:hint="eastAsia"/>
-          <w:b/>
-          <w:bCs/>
-          <w:spacing w:val="-12"/>
-          <w:sz w:val="28"/>
-          <w:szCs w:val="28"/>
-        </w:rPr>
-        <w:t>深</w:t>
-      </w:r>
-      <w:proofErr w:type="gramStart"/>
-      <w:r>
-        <w:rPr>
-          <w:rFonts w:ascii="標楷體" w:eastAsia="標楷體" w:hAnsi="標楷體" w:hint="eastAsia"/>
-          <w:b/>
-          <w:bCs/>
-          <w:spacing w:val="-12"/>
-          <w:sz w:val="28"/>
-          <w:szCs w:val="28"/>
-        </w:rPr>
-        <w:t>沉</w:t>
-      </w:r>
-      <w:proofErr w:type="gramEnd"/>
-      <w:r>
-        <w:rPr>
-          <w:rFonts w:ascii="標楷體" w:eastAsia="標楷體" w:hAnsi="標楷體" w:hint="eastAsia"/>
-          <w:spacing w:val="-12"/>
-          <w:sz w:val="28"/>
-          <w:szCs w:val="28"/>
-        </w:rPr>
-        <w:t>。</w:t>
+          <w:sz w:val="28"/>
+          <w:szCs w:val="28"/>
+        </w:rPr>
+      </w:pPr>
+      <w:r>
+        <w:rPr>
+          <w:rFonts w:ascii="標楷體" w:eastAsia="標楷體" w:hAnsi="標楷體" w:hint="eastAsia"/>
+          <w:sz w:val="28"/>
+          <w:szCs w:val="28"/>
+        </w:rPr>
+        <w:t>歷史虛無</w:t>
+      </w:r>
+      <w:r>
+        <w:rPr>
+          <w:rFonts w:ascii="標楷體" w:eastAsia="標楷體" w:hAnsi="標楷體" w:hint="eastAsia"/>
+          <w:sz w:val="28"/>
+          <w:szCs w:val="28"/>
+        </w:rPr>
+        <w:t>：</w:t>
+      </w:r>
+      <w:r>
+        <w:rPr>
+          <w:rFonts w:ascii="標楷體" w:eastAsia="標楷體" w:hAnsi="標楷體" w:hint="eastAsia"/>
+          <w:sz w:val="28"/>
+          <w:szCs w:val="28"/>
+        </w:rPr>
+        <w:t>指一種哲學思維，認為歷史上的所有奮鬥、功名、政權更迭，到頭來都只是一場空，沒有絕對的、永久的價值或意義。文章指稱楊慎並未卡在這種消極的虛無感中，而是透過不變的青山，找到了心靈的寄託。</w:t>
       </w:r>
     </w:p>
     <w:p>
       <w:pPr>
-        <w:spacing w:line="400" w:lineRule="exact"/>
+        <w:pStyle w:val="a6"/>
+        <w:numPr>
+          <w:ilvl w:val="0"/>
+          <w:numId w:val="5"/>
+        </w:numPr>
+        <w:spacing w:line="380" w:lineRule="exact"/>
+        <w:ind w:leftChars="0" w:left="284" w:hanging="284"/>
         <w:rPr>
           <w:rFonts w:ascii="標楷體" w:eastAsia="標楷體" w:hAnsi="標楷體"/>
           <w:sz w:val="28"/>
           <w:szCs w:val="28"/>
         </w:rPr>
+      </w:pPr>
+      <w:r>
+        <w:rPr>
+          <w:rFonts w:ascii="標楷體" w:eastAsia="標楷體" w:hAnsi="標楷體" w:hint="eastAsia"/>
+          <w:sz w:val="28"/>
+          <w:szCs w:val="28"/>
+        </w:rPr>
+        <w:t>更迭</w:t>
+      </w:r>
+      <w:r>
+        <w:rPr>
+          <w:rFonts w:ascii="標楷體" w:eastAsia="標楷體" w:hAnsi="標楷體" w:hint="eastAsia"/>
+          <w:sz w:val="28"/>
+          <w:szCs w:val="28"/>
+        </w:rPr>
+        <w:t>：</w:t>
+      </w:r>
+      <w:r>
+        <w:rPr>
+          <w:rFonts w:ascii="標楷體" w:eastAsia="標楷體" w:hAnsi="標楷體" w:hint="eastAsia"/>
+          <w:sz w:val="28"/>
+          <w:szCs w:val="28"/>
+        </w:rPr>
+        <w:t>「更」和「迭」都有交替、輪流的意思。更迭指的是人、事、物或朝代的輪流更換、交替變化。</w:t>
+      </w:r>
+    </w:p>
+    <w:p>
+      <w:pPr>
+        <w:pStyle w:val="a6"/>
+        <w:numPr>
+          <w:ilvl w:val="0"/>
+          <w:numId w:val="5"/>
+        </w:numPr>
+        <w:spacing w:line="380" w:lineRule="exact"/>
+        <w:ind w:leftChars="0" w:left="284" w:hanging="284"/>
+        <w:rPr>
+          <w:rFonts w:ascii="標楷體" w:eastAsia="標楷體" w:hAnsi="標楷體" w:hint="eastAsia"/>
+          <w:sz w:val="28"/>
+          <w:szCs w:val="28"/>
+        </w:rPr>
+      </w:pPr>
+      <w:proofErr w:type="gramStart"/>
+      <w:r>
+        <w:rPr>
+          <w:rFonts w:ascii="標楷體" w:eastAsia="標楷體" w:hAnsi="標楷體" w:hint="eastAsia"/>
+          <w:sz w:val="28"/>
+          <w:szCs w:val="28"/>
+        </w:rPr>
+        <w:t>杯盞交錯</w:t>
+      </w:r>
+      <w:proofErr w:type="gramEnd"/>
+      <w:r>
+        <w:rPr>
+          <w:rFonts w:ascii="標楷體" w:eastAsia="標楷體" w:hAnsi="標楷體" w:hint="eastAsia"/>
+          <w:sz w:val="28"/>
+          <w:szCs w:val="28"/>
+        </w:rPr>
+        <w:t>：</w:t>
+      </w:r>
+      <w:proofErr w:type="gramStart"/>
+      <w:r>
+        <w:rPr>
+          <w:rFonts w:ascii="標楷體" w:eastAsia="標楷體" w:hAnsi="標楷體" w:hint="eastAsia"/>
+          <w:sz w:val="28"/>
+          <w:szCs w:val="28"/>
+        </w:rPr>
+        <w:t>「盞」</w:t>
+      </w:r>
+      <w:proofErr w:type="gramEnd"/>
+      <w:r>
+        <w:rPr>
+          <w:rFonts w:ascii="標楷體" w:eastAsia="標楷體" w:hAnsi="標楷體" w:hint="eastAsia"/>
+          <w:sz w:val="28"/>
+          <w:szCs w:val="28"/>
+        </w:rPr>
+        <w:t>是小酒杯。</w:t>
+      </w:r>
+      <w:proofErr w:type="gramStart"/>
+      <w:r>
+        <w:rPr>
+          <w:rFonts w:ascii="標楷體" w:eastAsia="標楷體" w:hAnsi="標楷體" w:hint="eastAsia"/>
+          <w:sz w:val="28"/>
+          <w:szCs w:val="28"/>
+        </w:rPr>
+        <w:t>杯盞交錯</w:t>
+      </w:r>
+      <w:proofErr w:type="gramEnd"/>
+      <w:r>
+        <w:rPr>
+          <w:rFonts w:ascii="標楷體" w:eastAsia="標楷體" w:hAnsi="標楷體" w:hint="eastAsia"/>
+          <w:sz w:val="28"/>
+          <w:szCs w:val="28"/>
+        </w:rPr>
+        <w:t>形容大家聚在一起喝酒，酒杯互相碰撞、熱鬧暢飲的情景。形容隱逸的漁</w:t>
+      </w:r>
+      <w:proofErr w:type="gramStart"/>
+      <w:r>
+        <w:rPr>
+          <w:rFonts w:ascii="標楷體" w:eastAsia="標楷體" w:hAnsi="標楷體" w:hint="eastAsia"/>
+          <w:sz w:val="28"/>
+          <w:szCs w:val="28"/>
+        </w:rPr>
+        <w:t>樵</w:t>
+      </w:r>
+      <w:proofErr w:type="gramEnd"/>
+      <w:r>
+        <w:rPr>
+          <w:rFonts w:ascii="標楷體" w:eastAsia="標楷體" w:hAnsi="標楷體" w:hint="eastAsia"/>
+          <w:sz w:val="28"/>
+          <w:szCs w:val="28"/>
+        </w:rPr>
+        <w:t>知己相逢時，一邊喝酒、一邊輕鬆談笑的溫馨與灑脫。那些在歷史上驚天動地的成敗大事，在他們端起酒杯、互相敬酒的談笑間，都變成了微不足道的閒聊話題。</w:t>
+      </w:r>
+    </w:p>
+    <w:p>
+      <w:pPr>
+        <w:spacing w:line="380" w:lineRule="exact"/>
+        <w:rPr>
+          <w:rFonts w:ascii="標楷體" w:eastAsia="標楷體" w:hAnsi="標楷體" w:hint="eastAsia"/>
+          <w:sz w:val="28"/>
+          <w:szCs w:val="28"/>
+        </w:rPr>
         <w:sectPr>
-          <w:footerReference w:type="default" r:id="rId9"/>
+          <w:footerReference w:type="default" r:id="rId7"/>
           <w:pgSz w:w="11906" w:h="16838"/>
           <w:pgMar w:top="851" w:right="851" w:bottom="567" w:left="851" w:header="567" w:footer="0" w:gutter="0"/>
           <w:cols w:space="425"/>
           <w:docGrid w:type="lines" w:linePitch="360"/>
         </w:sectPr>
       </w:pPr>
-      <w:r>
-        <w:rPr>
-          <w:rFonts w:ascii="標楷體" w:eastAsia="標楷體" w:hAnsi="標楷體" w:hint="eastAsia"/>
-          <w:sz w:val="28"/>
-          <w:szCs w:val="28"/>
-        </w:rPr>
-        <w:t xml:space="preserve">　　從</w:t>
-      </w:r>
-      <w:proofErr w:type="gramStart"/>
-      <w:r>
-        <w:rPr>
-          <w:rFonts w:ascii="標楷體" w:eastAsia="標楷體" w:hAnsi="標楷體" w:hint="eastAsia"/>
-          <w:sz w:val="28"/>
-          <w:szCs w:val="28"/>
-        </w:rPr>
-        <w:t>全詞看</w:t>
-      </w:r>
-      <w:proofErr w:type="gramEnd"/>
-      <w:r>
-        <w:rPr>
-          <w:rFonts w:ascii="標楷體" w:eastAsia="標楷體" w:hAnsi="標楷體" w:hint="eastAsia"/>
-          <w:sz w:val="28"/>
-          <w:szCs w:val="28"/>
-        </w:rPr>
-        <w:t>，基調</w:t>
-      </w:r>
-      <w:r>
+    </w:p>
+    <w:p>
+      <w:pPr>
+        <w:spacing w:afterLines="50" w:after="180" w:line="380" w:lineRule="exact"/>
+        <w:rPr>
+          <w:rFonts w:ascii="標楷體" w:eastAsia="標楷體" w:hAnsi="標楷體"/>
+          <w:sz w:val="28"/>
+          <w:szCs w:val="28"/>
+        </w:rPr>
+      </w:pPr>
+      <w:r>
+        <w:rPr>
+          <w:rFonts w:ascii="標楷體" w:eastAsia="標楷體" w:hAnsi="標楷體" w:hint="eastAsia"/>
+          <w:sz w:val="32"/>
+          <w:szCs w:val="32"/>
+          <w:bdr w:val="single" w:sz="4" w:space="0" w:color="auto"/>
+        </w:rPr>
+        <w:lastRenderedPageBreak/>
+        <w:t>備註</w:t>
+      </w:r>
+      <w:r>
+        <w:rPr>
+          <w:rFonts w:ascii="標楷體" w:eastAsia="標楷體" w:hAnsi="標楷體" w:hint="eastAsia"/>
+          <w:sz w:val="32"/>
+          <w:szCs w:val="32"/>
+        </w:rPr>
+        <w:t xml:space="preserve">　</w:t>
+      </w:r>
+      <w:r>
+        <w:rPr>
+          <w:rFonts w:ascii="標楷體" w:eastAsia="標楷體" w:hAnsi="標楷體" w:hint="eastAsia"/>
+          <w:sz w:val="32"/>
+          <w:szCs w:val="32"/>
+        </w:rPr>
+        <w:t>皇權</w:t>
+      </w:r>
+      <w:proofErr w:type="gramStart"/>
+      <w:r>
+        <w:rPr>
+          <w:rFonts w:ascii="標楷體" w:eastAsia="標楷體" w:hAnsi="標楷體" w:hint="eastAsia"/>
+          <w:sz w:val="32"/>
+          <w:szCs w:val="32"/>
+        </w:rPr>
+        <w:t>與禮制的</w:t>
+      </w:r>
+      <w:proofErr w:type="gramEnd"/>
+      <w:r>
+        <w:rPr>
+          <w:rFonts w:ascii="標楷體" w:eastAsia="標楷體" w:hAnsi="標楷體" w:hint="eastAsia"/>
+          <w:sz w:val="32"/>
+          <w:szCs w:val="32"/>
+        </w:rPr>
+        <w:t>世紀衝突：大禮議事件與楊慎流放</w:t>
+      </w:r>
+    </w:p>
+    <w:tbl>
+      <w:tblPr>
+        <w:tblStyle w:val="af"/>
+        <w:tblW w:w="0" w:type="auto"/>
+        <w:tblBorders>
+          <w:top w:val="dashed" w:sz="4" w:space="0" w:color="auto"/>
+          <w:left w:val="dashed" w:sz="4" w:space="0" w:color="auto"/>
+          <w:bottom w:val="dashed" w:sz="4" w:space="0" w:color="auto"/>
+          <w:right w:val="dashed" w:sz="4" w:space="0" w:color="auto"/>
+          <w:insideH w:val="dashed" w:sz="4" w:space="0" w:color="auto"/>
+          <w:insideV w:val="dashed" w:sz="4" w:space="0" w:color="auto"/>
+        </w:tblBorders>
+        <w:tblLook w:val="04A0" w:firstRow="1" w:lastRow="0" w:firstColumn="1" w:lastColumn="0" w:noHBand="0" w:noVBand="1"/>
+      </w:tblPr>
+      <w:tblGrid>
+        <w:gridCol w:w="10194"/>
+      </w:tblGrid>
+      <w:tr>
+        <w:tc>
+          <w:tcPr>
+            <w:tcW w:w="10194" w:type="dxa"/>
+          </w:tcPr>
+          <w:p>
+            <w:pPr>
+              <w:spacing w:line="440" w:lineRule="exact"/>
+              <w:rPr>
+                <w:rFonts w:ascii="標楷體" w:eastAsia="標楷體" w:hAnsi="標楷體" w:hint="eastAsia"/>
+                <w:sz w:val="28"/>
+                <w:szCs w:val="28"/>
+              </w:rPr>
+            </w:pPr>
+            <w:r>
+              <w:rPr>
+                <w:rFonts w:ascii="標楷體" w:eastAsia="標楷體" w:hAnsi="標楷體" w:hint="eastAsia"/>
+                <w:sz w:val="28"/>
+                <w:szCs w:val="28"/>
+              </w:rPr>
+              <w:t>【大禮議事件簡化脈絡】</w:t>
+            </w:r>
+          </w:p>
+          <w:p>
+            <w:pPr>
+              <w:spacing w:afterLines="50" w:after="180" w:line="440" w:lineRule="exact"/>
+              <w:rPr>
+                <w:rFonts w:ascii="標楷體" w:eastAsia="標楷體" w:hAnsi="標楷體"/>
+                <w:sz w:val="28"/>
+                <w:szCs w:val="28"/>
+              </w:rPr>
+            </w:pPr>
+            <w:r>
+              <w:rPr>
+                <w:rFonts w:ascii="標楷體" w:eastAsia="標楷體" w:hAnsi="標楷體" w:hint="eastAsia"/>
+                <w:sz w:val="28"/>
+                <w:szCs w:val="28"/>
+                <w:u w:val="single"/>
+              </w:rPr>
+              <w:t>明武宗</w:t>
+            </w:r>
+            <w:r>
+              <w:rPr>
+                <w:rFonts w:ascii="標楷體" w:eastAsia="標楷體" w:hAnsi="標楷體" w:hint="eastAsia"/>
+                <w:sz w:val="28"/>
+                <w:szCs w:val="28"/>
+              </w:rPr>
+              <w:t>駕崩（無</w:t>
+            </w:r>
+            <w:proofErr w:type="gramStart"/>
+            <w:r>
+              <w:rPr>
+                <w:rFonts w:ascii="標楷體" w:eastAsia="標楷體" w:hAnsi="標楷體" w:hint="eastAsia"/>
+                <w:sz w:val="28"/>
+                <w:szCs w:val="28"/>
+              </w:rPr>
+              <w:t>嗣</w:t>
+            </w:r>
+            <w:proofErr w:type="gramEnd"/>
+            <w:r>
+              <w:rPr>
+                <w:rFonts w:ascii="標楷體" w:eastAsia="標楷體" w:hAnsi="標楷體" w:hint="eastAsia"/>
+                <w:sz w:val="28"/>
+                <w:szCs w:val="28"/>
+              </w:rPr>
+              <w:t>）</w:t>
+            </w:r>
+            <w:r>
+              <w:rPr>
+                <w:rFonts w:ascii="標楷體" w:eastAsia="標楷體" w:hAnsi="標楷體" w:hint="eastAsia"/>
+                <w:szCs w:val="24"/>
+              </w:rPr>
+              <w:t>→</w:t>
+            </w:r>
+            <w:r>
+              <w:rPr>
+                <w:rFonts w:ascii="標楷體" w:eastAsia="標楷體" w:hAnsi="標楷體" w:hint="eastAsia"/>
+                <w:sz w:val="28"/>
+                <w:szCs w:val="28"/>
+              </w:rPr>
+              <w:t>堂弟</w:t>
+            </w:r>
+            <w:r>
+              <w:rPr>
+                <w:rFonts w:ascii="標楷體" w:eastAsia="標楷體" w:hAnsi="標楷體" w:hint="eastAsia"/>
+                <w:sz w:val="28"/>
+                <w:szCs w:val="28"/>
+                <w:u w:val="single"/>
+              </w:rPr>
+              <w:t>嘉靖</w:t>
+            </w:r>
+            <w:proofErr w:type="gramStart"/>
+            <w:r>
+              <w:rPr>
+                <w:rFonts w:ascii="標楷體" w:eastAsia="標楷體" w:hAnsi="標楷體" w:hint="eastAsia"/>
+                <w:sz w:val="28"/>
+                <w:szCs w:val="28"/>
+              </w:rPr>
+              <w:t>帝</w:t>
+            </w:r>
+            <w:proofErr w:type="gramEnd"/>
+            <w:r>
+              <w:rPr>
+                <w:rFonts w:ascii="標楷體" w:eastAsia="標楷體" w:hAnsi="標楷體" w:hint="eastAsia"/>
+                <w:sz w:val="28"/>
+                <w:szCs w:val="28"/>
+              </w:rPr>
+              <w:t>即位</w:t>
+            </w:r>
+            <w:r>
+              <w:rPr>
+                <w:rFonts w:ascii="標楷體" w:eastAsia="標楷體" w:hAnsi="標楷體" w:hint="eastAsia"/>
+                <w:sz w:val="28"/>
+                <w:szCs w:val="28"/>
+              </w:rPr>
+              <w:t>→</w:t>
+            </w:r>
+            <w:r>
+              <w:rPr>
+                <w:rFonts w:ascii="標楷體" w:eastAsia="標楷體" w:hAnsi="標楷體" w:hint="eastAsia"/>
+                <w:sz w:val="28"/>
+                <w:szCs w:val="28"/>
+              </w:rPr>
+              <w:t>爭論生父稱號</w:t>
+            </w:r>
+            <w:r>
+              <w:rPr>
+                <w:rFonts w:ascii="標楷體" w:eastAsia="標楷體" w:hAnsi="標楷體" w:hint="eastAsia"/>
+                <w:sz w:val="28"/>
+                <w:szCs w:val="28"/>
+              </w:rPr>
+              <w:t>→</w:t>
+            </w:r>
+            <w:r>
+              <w:rPr>
+                <w:rFonts w:ascii="標楷體" w:eastAsia="標楷體" w:hAnsi="標楷體" w:hint="eastAsia"/>
+                <w:sz w:val="28"/>
+                <w:szCs w:val="28"/>
+              </w:rPr>
+              <w:t>「左順門」</w:t>
+            </w:r>
+            <w:r>
+              <w:rPr>
+                <w:rFonts w:ascii="標楷體" w:eastAsia="標楷體" w:hAnsi="標楷體" w:hint="eastAsia"/>
+                <w:sz w:val="28"/>
+                <w:szCs w:val="28"/>
+              </w:rPr>
+              <w:t>跪</w:t>
+            </w:r>
+            <w:proofErr w:type="gramStart"/>
+            <w:r>
+              <w:rPr>
+                <w:rFonts w:ascii="標楷體" w:eastAsia="標楷體" w:hAnsi="標楷體" w:hint="eastAsia"/>
+                <w:sz w:val="28"/>
+                <w:szCs w:val="28"/>
+              </w:rPr>
+              <w:t>諫</w:t>
+            </w:r>
+            <w:proofErr w:type="gramEnd"/>
+            <w:r>
+              <w:rPr>
+                <w:rFonts w:ascii="標楷體" w:eastAsia="標楷體" w:hAnsi="標楷體" w:hint="eastAsia"/>
+                <w:sz w:val="28"/>
+                <w:szCs w:val="28"/>
+              </w:rPr>
+              <w:t>衝突</w:t>
+            </w:r>
+            <w:r>
+              <w:rPr>
+                <w:rFonts w:ascii="標楷體" w:eastAsia="標楷體" w:hAnsi="標楷體" w:hint="eastAsia"/>
+                <w:sz w:val="28"/>
+                <w:szCs w:val="28"/>
+              </w:rPr>
+              <w:t>→</w:t>
+            </w:r>
+            <w:r>
+              <w:rPr>
+                <w:rFonts w:ascii="標楷體" w:eastAsia="標楷體" w:hAnsi="標楷體" w:hint="eastAsia"/>
+                <w:sz w:val="28"/>
+                <w:szCs w:val="28"/>
+                <w:u w:val="single"/>
+              </w:rPr>
+              <w:t>楊慎</w:t>
+            </w:r>
+            <w:r>
+              <w:rPr>
+                <w:rFonts w:ascii="標楷體" w:eastAsia="標楷體" w:hAnsi="標楷體" w:hint="eastAsia"/>
+                <w:sz w:val="28"/>
+                <w:szCs w:val="28"/>
+              </w:rPr>
+              <w:t>流放</w:t>
+            </w:r>
+            <w:r>
+              <w:rPr>
+                <w:rFonts w:ascii="標楷體" w:eastAsia="標楷體" w:hAnsi="標楷體" w:hint="eastAsia"/>
+                <w:sz w:val="28"/>
+                <w:szCs w:val="28"/>
+                <w:u w:val="single"/>
+              </w:rPr>
+              <w:t>雲南</w:t>
+            </w:r>
+          </w:p>
+        </w:tc>
+      </w:tr>
+    </w:tbl>
+    <w:p>
+      <w:pPr>
+        <w:spacing w:line="440" w:lineRule="exact"/>
+        <w:rPr>
+          <w:rFonts w:ascii="標楷體" w:eastAsia="標楷體" w:hAnsi="標楷體"/>
+          <w:sz w:val="28"/>
+          <w:szCs w:val="28"/>
+        </w:rPr>
+      </w:pPr>
+      <w:r>
+        <w:rPr>
+          <w:rFonts w:ascii="標楷體" w:eastAsia="標楷體" w:hAnsi="標楷體" w:hint="eastAsia"/>
+          <w:sz w:val="28"/>
+          <w:szCs w:val="28"/>
+        </w:rPr>
+        <w:t xml:space="preserve">　　</w:t>
+      </w:r>
+      <w:r>
+        <w:rPr>
+          <w:rFonts w:ascii="標楷體" w:eastAsia="標楷體" w:hAnsi="標楷體" w:hint="eastAsia"/>
+          <w:sz w:val="28"/>
+          <w:szCs w:val="28"/>
+          <w:u w:val="single"/>
+        </w:rPr>
+        <w:t>明朝</w:t>
+      </w:r>
+      <w:r>
+        <w:rPr>
+          <w:rFonts w:ascii="標楷體" w:eastAsia="標楷體" w:hAnsi="標楷體" w:hint="eastAsia"/>
+          <w:sz w:val="28"/>
+          <w:szCs w:val="28"/>
+        </w:rPr>
+        <w:t xml:space="preserve"> </w:t>
+      </w:r>
+      <w:r>
+        <w:rPr>
+          <w:rFonts w:ascii="標楷體" w:eastAsia="標楷體" w:hAnsi="標楷體" w:hint="eastAsia"/>
+          <w:sz w:val="28"/>
+          <w:szCs w:val="28"/>
+          <w:u w:val="single"/>
+        </w:rPr>
+        <w:t>嘉靖</w:t>
+      </w:r>
+      <w:r>
+        <w:rPr>
+          <w:rFonts w:ascii="標楷體" w:eastAsia="標楷體" w:hAnsi="標楷體" w:hint="eastAsia"/>
+          <w:sz w:val="28"/>
+          <w:szCs w:val="28"/>
+        </w:rPr>
+        <w:t>年間爆發的「大禮議事件」，是</w:t>
+      </w:r>
+      <w:r>
+        <w:rPr>
+          <w:rFonts w:ascii="標楷體" w:eastAsia="標楷體" w:hAnsi="標楷體" w:hint="eastAsia"/>
+          <w:sz w:val="28"/>
+          <w:szCs w:val="28"/>
+          <w:u w:val="single"/>
+        </w:rPr>
+        <w:t>中國</w:t>
+      </w:r>
+      <w:r>
+        <w:rPr>
+          <w:rFonts w:ascii="標楷體" w:eastAsia="標楷體" w:hAnsi="標楷體" w:hint="eastAsia"/>
+          <w:sz w:val="28"/>
+          <w:szCs w:val="28"/>
+        </w:rPr>
+        <w:t>歷史上最著名的「禮法之爭」，也是決定</w:t>
+      </w:r>
+      <w:r>
+        <w:rPr>
+          <w:rFonts w:ascii="標楷體" w:eastAsia="標楷體" w:hAnsi="標楷體" w:hint="eastAsia"/>
+          <w:sz w:val="28"/>
+          <w:szCs w:val="28"/>
+          <w:u w:val="single"/>
+        </w:rPr>
+        <w:t>明代</w:t>
+      </w:r>
+      <w:r>
+        <w:rPr>
+          <w:rFonts w:ascii="標楷體" w:eastAsia="標楷體" w:hAnsi="標楷體" w:hint="eastAsia"/>
+          <w:sz w:val="28"/>
+          <w:szCs w:val="28"/>
+        </w:rPr>
+        <w:t>三大才子之首</w:t>
+      </w:r>
+      <w:r>
+        <w:rPr>
+          <w:rFonts w:ascii="標楷體" w:eastAsia="標楷體" w:hAnsi="標楷體" w:hint="eastAsia"/>
+          <w:sz w:val="28"/>
+          <w:szCs w:val="28"/>
+        </w:rPr>
+        <w:t>--</w:t>
+      </w:r>
+      <w:r>
+        <w:rPr>
+          <w:rFonts w:ascii="標楷體" w:eastAsia="標楷體" w:hAnsi="標楷體" w:hint="eastAsia"/>
+          <w:sz w:val="28"/>
+          <w:szCs w:val="28"/>
+          <w:u w:val="single"/>
+        </w:rPr>
+        <w:t>楊慎</w:t>
+      </w:r>
+      <w:r>
+        <w:rPr>
+          <w:rFonts w:ascii="標楷體" w:eastAsia="標楷體" w:hAnsi="標楷體" w:hint="eastAsia"/>
+          <w:sz w:val="28"/>
+          <w:szCs w:val="28"/>
+        </w:rPr>
+        <w:t>一生心路歷程的關鍵轉折點。</w:t>
+      </w:r>
+    </w:p>
+    <w:p>
+      <w:pPr>
+        <w:spacing w:beforeLines="50" w:before="180" w:line="440" w:lineRule="exact"/>
         <w:rPr>
           <w:rFonts w:ascii="標楷體" w:eastAsia="標楷體" w:hAnsi="標楷體" w:hint="eastAsia"/>
           <w:b/>
           <w:bCs/>
-          <w:sz w:val="28"/>
-          <w:szCs w:val="28"/>
-        </w:rPr>
-        <w:t>慷慨</w:t>
-      </w:r>
-      <w:r>
-        <w:rPr>
-          <w:rFonts w:ascii="標楷體" w:eastAsia="標楷體" w:hAnsi="標楷體" w:hint="eastAsia"/>
-          <w:sz w:val="28"/>
-          <w:szCs w:val="28"/>
-        </w:rPr>
-        <w:t>悲壯，意味無窮，令人讀來</w:t>
-      </w:r>
-      <w:proofErr w:type="gramStart"/>
+          <w:sz w:val="32"/>
+          <w:szCs w:val="32"/>
+        </w:rPr>
+      </w:pPr>
       <w:r>
         <w:rPr>
           <w:rFonts w:ascii="標楷體" w:eastAsia="標楷體" w:hAnsi="標楷體" w:hint="eastAsia"/>
           <w:b/>
           <w:bCs/>
-          <w:sz w:val="28"/>
-          <w:szCs w:val="28"/>
-        </w:rPr>
-        <w:t>盪</w:t>
-      </w:r>
-      <w:proofErr w:type="gramEnd"/>
+          <w:sz w:val="32"/>
+          <w:szCs w:val="32"/>
+        </w:rPr>
+        <w:t>一、 爭論起因：誰才是皇帝的爸爸？</w:t>
+      </w:r>
+    </w:p>
+    <w:p>
+      <w:pPr>
+        <w:spacing w:line="440" w:lineRule="exact"/>
+        <w:rPr>
+          <w:rFonts w:ascii="標楷體" w:eastAsia="標楷體" w:hAnsi="標楷體" w:hint="eastAsia"/>
+          <w:sz w:val="28"/>
+          <w:szCs w:val="28"/>
+        </w:rPr>
+      </w:pPr>
+      <w:r>
+        <w:rPr>
+          <w:rFonts w:ascii="標楷體" w:eastAsia="標楷體" w:hAnsi="標楷體" w:hint="eastAsia"/>
+          <w:sz w:val="28"/>
+          <w:szCs w:val="28"/>
+        </w:rPr>
+        <w:t xml:space="preserve">　　</w:t>
+      </w:r>
+      <w:r>
+        <w:rPr>
+          <w:rFonts w:ascii="標楷體" w:eastAsia="標楷體" w:hAnsi="標楷體" w:hint="eastAsia"/>
+          <w:sz w:val="28"/>
+          <w:szCs w:val="28"/>
+        </w:rPr>
+        <w:t>公元1521年，</w:t>
+      </w:r>
+      <w:r>
+        <w:rPr>
+          <w:rFonts w:ascii="標楷體" w:eastAsia="標楷體" w:hAnsi="標楷體" w:hint="eastAsia"/>
+          <w:sz w:val="28"/>
+          <w:szCs w:val="28"/>
+          <w:u w:val="single"/>
+        </w:rPr>
+        <w:t>明武宗</w:t>
+      </w:r>
+      <w:r>
+        <w:rPr>
+          <w:rFonts w:ascii="標楷體" w:eastAsia="標楷體" w:hAnsi="標楷體" w:hint="eastAsia"/>
+          <w:sz w:val="28"/>
+          <w:szCs w:val="28"/>
+        </w:rPr>
+        <w:t>駕崩且無子</w:t>
+      </w:r>
+      <w:proofErr w:type="gramStart"/>
+      <w:r>
+        <w:rPr>
+          <w:rFonts w:ascii="標楷體" w:eastAsia="標楷體" w:hAnsi="標楷體" w:hint="eastAsia"/>
+          <w:sz w:val="28"/>
+          <w:szCs w:val="28"/>
+        </w:rPr>
+        <w:t>嗣</w:t>
+      </w:r>
+      <w:proofErr w:type="gramEnd"/>
+      <w:r>
+        <w:rPr>
+          <w:rFonts w:ascii="標楷體" w:eastAsia="標楷體" w:hAnsi="標楷體" w:hint="eastAsia"/>
+          <w:sz w:val="28"/>
+          <w:szCs w:val="28"/>
+        </w:rPr>
+        <w:t>。朝廷依據宗法，</w:t>
+      </w:r>
+      <w:proofErr w:type="gramStart"/>
+      <w:r>
+        <w:rPr>
+          <w:rFonts w:ascii="標楷體" w:eastAsia="標楷體" w:hAnsi="標楷體" w:hint="eastAsia"/>
+          <w:sz w:val="28"/>
+          <w:szCs w:val="28"/>
+        </w:rPr>
+        <w:t>迎立其</w:t>
+      </w:r>
+      <w:proofErr w:type="gramEnd"/>
+      <w:r>
+        <w:rPr>
+          <w:rFonts w:ascii="標楷體" w:eastAsia="標楷體" w:hAnsi="標楷體" w:hint="eastAsia"/>
+          <w:sz w:val="28"/>
+          <w:szCs w:val="28"/>
+        </w:rPr>
+        <w:t>堂弟</w:t>
+      </w:r>
+      <w:r>
+        <w:rPr>
+          <w:rFonts w:ascii="標楷體" w:eastAsia="標楷體" w:hAnsi="標楷體" w:hint="eastAsia"/>
+          <w:sz w:val="28"/>
+          <w:szCs w:val="28"/>
+          <w:u w:val="single"/>
+        </w:rPr>
+        <w:t>朱厚</w:t>
+      </w:r>
+      <w:proofErr w:type="gramStart"/>
+      <w:r>
+        <w:rPr>
+          <w:rFonts w:ascii="標楷體" w:eastAsia="標楷體" w:hAnsi="標楷體" w:hint="eastAsia"/>
+          <w:sz w:val="28"/>
+          <w:szCs w:val="28"/>
+          <w:u w:val="single"/>
+        </w:rPr>
+        <w:t>熜</w:t>
+      </w:r>
+      <w:proofErr w:type="gramEnd"/>
+      <w:r>
+        <w:rPr>
+          <w:rFonts w:ascii="標楷體" w:eastAsia="標楷體" w:hAnsi="標楷體" w:hint="eastAsia"/>
+          <w:sz w:val="28"/>
+          <w:szCs w:val="28"/>
+        </w:rPr>
+        <w:t>(</w:t>
+      </w:r>
+      <w:proofErr w:type="gramStart"/>
+      <w:r>
+        <w:rPr>
+          <w:rFonts w:ascii="標楷體" w:eastAsia="標楷體" w:hAnsi="標楷體" w:hint="eastAsia"/>
+          <w:color w:val="FF0000"/>
+          <w:sz w:val="16"/>
+          <w:szCs w:val="16"/>
+        </w:rPr>
+        <w:t>ㄘㄨㄥ</w:t>
+      </w:r>
+      <w:proofErr w:type="gramEnd"/>
+      <w:r>
+        <w:rPr>
+          <w:rFonts w:ascii="標楷體" w:eastAsia="標楷體" w:hAnsi="標楷體" w:hint="eastAsia"/>
+          <w:sz w:val="28"/>
+          <w:szCs w:val="28"/>
+        </w:rPr>
+        <w:t>)</w:t>
+      </w:r>
+      <w:r>
+        <w:rPr>
+          <w:rFonts w:ascii="標楷體" w:eastAsia="標楷體" w:hAnsi="標楷體" w:hint="eastAsia"/>
+          <w:sz w:val="28"/>
+          <w:szCs w:val="28"/>
+        </w:rPr>
+        <w:t>即位，即</w:t>
+      </w:r>
+      <w:r>
+        <w:rPr>
+          <w:rFonts w:ascii="標楷體" w:eastAsia="標楷體" w:hAnsi="標楷體" w:hint="eastAsia"/>
+          <w:sz w:val="28"/>
+          <w:szCs w:val="28"/>
+          <w:u w:val="single"/>
+        </w:rPr>
+        <w:t>嘉靖</w:t>
+      </w:r>
+      <w:r>
+        <w:rPr>
+          <w:rFonts w:ascii="標楷體" w:eastAsia="標楷體" w:hAnsi="標楷體" w:hint="eastAsia"/>
+          <w:sz w:val="28"/>
+          <w:szCs w:val="28"/>
+        </w:rPr>
+        <w:t>帝。</w:t>
+      </w:r>
+    </w:p>
+    <w:p>
+      <w:pPr>
+        <w:spacing w:line="440" w:lineRule="exact"/>
+        <w:rPr>
+          <w:rFonts w:ascii="標楷體" w:eastAsia="標楷體" w:hAnsi="標楷體" w:hint="eastAsia"/>
+          <w:sz w:val="28"/>
+          <w:szCs w:val="28"/>
+        </w:rPr>
+      </w:pPr>
+      <w:r>
+        <w:rPr>
+          <w:rFonts w:ascii="標楷體" w:eastAsia="標楷體" w:hAnsi="標楷體" w:hint="eastAsia"/>
+          <w:sz w:val="28"/>
+          <w:szCs w:val="28"/>
+        </w:rPr>
+        <w:t xml:space="preserve">　　</w:t>
+      </w:r>
+      <w:r>
+        <w:rPr>
+          <w:rFonts w:ascii="標楷體" w:eastAsia="標楷體" w:hAnsi="標楷體" w:hint="eastAsia"/>
+          <w:sz w:val="28"/>
+          <w:szCs w:val="28"/>
+        </w:rPr>
+        <w:t>即位後，</w:t>
+      </w:r>
+      <w:r>
+        <w:rPr>
+          <w:rFonts w:ascii="標楷體" w:eastAsia="標楷體" w:hAnsi="標楷體" w:hint="eastAsia"/>
+          <w:sz w:val="28"/>
+          <w:szCs w:val="28"/>
+          <w:u w:val="single"/>
+        </w:rPr>
+        <w:t>嘉靖</w:t>
+      </w:r>
+      <w:proofErr w:type="gramStart"/>
+      <w:r>
+        <w:rPr>
+          <w:rFonts w:ascii="標楷體" w:eastAsia="標楷體" w:hAnsi="標楷體" w:hint="eastAsia"/>
+          <w:sz w:val="28"/>
+          <w:szCs w:val="28"/>
+        </w:rPr>
+        <w:t>帝</w:t>
+      </w:r>
+      <w:proofErr w:type="gramEnd"/>
+      <w:r>
+        <w:rPr>
+          <w:rFonts w:ascii="標楷體" w:eastAsia="標楷體" w:hAnsi="標楷體" w:hint="eastAsia"/>
+          <w:sz w:val="28"/>
+          <w:szCs w:val="28"/>
+        </w:rPr>
+        <w:t>希望尊自己的親生父親（</w:t>
+      </w:r>
+      <w:r>
+        <w:rPr>
+          <w:rFonts w:ascii="標楷體" w:eastAsia="標楷體" w:hAnsi="標楷體" w:hint="eastAsia"/>
+          <w:sz w:val="28"/>
+          <w:szCs w:val="28"/>
+          <w:u w:val="single"/>
+        </w:rPr>
+        <w:t>興獻王</w:t>
+      </w:r>
+      <w:r>
+        <w:rPr>
+          <w:rFonts w:ascii="標楷體" w:eastAsia="標楷體" w:hAnsi="標楷體" w:hint="eastAsia"/>
+          <w:sz w:val="28"/>
+          <w:szCs w:val="28"/>
+        </w:rPr>
+        <w:t>）為「</w:t>
+      </w:r>
+      <w:proofErr w:type="gramStart"/>
+      <w:r>
+        <w:rPr>
+          <w:rFonts w:ascii="標楷體" w:eastAsia="標楷體" w:hAnsi="標楷體" w:hint="eastAsia"/>
+          <w:sz w:val="28"/>
+          <w:szCs w:val="28"/>
+        </w:rPr>
+        <w:t>皇考</w:t>
+      </w:r>
+      <w:proofErr w:type="gramEnd"/>
+      <w:r>
+        <w:rPr>
+          <w:rFonts w:ascii="標楷體" w:eastAsia="標楷體" w:hAnsi="標楷體" w:hint="eastAsia"/>
+          <w:sz w:val="28"/>
+          <w:szCs w:val="28"/>
+        </w:rPr>
+        <w:t>」（父親），但以</w:t>
+      </w:r>
+      <w:proofErr w:type="gramStart"/>
+      <w:r>
+        <w:rPr>
+          <w:rFonts w:ascii="標楷體" w:eastAsia="標楷體" w:hAnsi="標楷體" w:hint="eastAsia"/>
+          <w:sz w:val="28"/>
+          <w:szCs w:val="28"/>
+        </w:rPr>
+        <w:t>內閣首</w:t>
+      </w:r>
       <w:r>
         <w:rPr>
           <w:rFonts w:ascii="標楷體" w:eastAsia="標楷體" w:hAnsi="標楷體" w:hint="eastAsia"/>
@@ -1356,9 +3024,8 @@
           <w:sz w:val="28"/>
           <w:szCs w:val="28"/>
         </w:rPr>
-        <w:t>氣</w:t>
-      </w:r>
-      <w:proofErr w:type="gramStart"/>
+        <w:t>輔</w:t>
+      </w:r>
       <w:r>
         <w:rPr>
           <w:rFonts w:ascii="標楷體" w:eastAsia="標楷體" w:hAnsi="標楷體" w:hint="eastAsia"/>
@@ -1366,82 +3033,374 @@
           <w:bCs/>
           <w:sz w:val="28"/>
           <w:szCs w:val="28"/>
-        </w:rPr>
-        <w:t>迴</w:t>
-      </w:r>
-      <w:proofErr w:type="gramEnd"/>
-      <w:r>
+          <w:u w:val="single"/>
+        </w:rPr>
+        <w:t>楊</w:t>
+      </w:r>
+      <w:r>
+        <w:rPr>
+          <w:rFonts w:ascii="標楷體" w:eastAsia="標楷體" w:hAnsi="標楷體" w:hint="eastAsia"/>
+          <w:sz w:val="28"/>
+          <w:szCs w:val="28"/>
+          <w:u w:val="single"/>
+        </w:rPr>
+        <w:t>廷和</w:t>
+      </w:r>
+      <w:proofErr w:type="gramEnd"/>
+      <w:r>
+        <w:rPr>
+          <w:rFonts w:ascii="標楷體" w:eastAsia="標楷體" w:hAnsi="標楷體" w:hint="eastAsia"/>
+          <w:sz w:val="28"/>
+          <w:szCs w:val="28"/>
+        </w:rPr>
+        <w:t>（</w:t>
+      </w:r>
+      <w:r>
+        <w:rPr>
+          <w:rFonts w:ascii="標楷體" w:eastAsia="標楷體" w:hAnsi="標楷體" w:hint="eastAsia"/>
+          <w:sz w:val="28"/>
+          <w:szCs w:val="28"/>
+          <w:u w:val="single"/>
+        </w:rPr>
+        <w:t>楊慎</w:t>
+      </w:r>
+      <w:r>
+        <w:rPr>
+          <w:rFonts w:ascii="標楷體" w:eastAsia="標楷體" w:hAnsi="標楷體" w:hint="eastAsia"/>
+          <w:sz w:val="28"/>
+          <w:szCs w:val="28"/>
+        </w:rPr>
+        <w:t>之父）為首的朝臣堅決反對。朝臣認為，</w:t>
+      </w:r>
+      <w:r>
+        <w:rPr>
+          <w:rFonts w:ascii="標楷體" w:eastAsia="標楷體" w:hAnsi="標楷體" w:hint="eastAsia"/>
+          <w:sz w:val="28"/>
+          <w:szCs w:val="28"/>
+          <w:u w:val="single"/>
+        </w:rPr>
+        <w:t>嘉靖</w:t>
+      </w:r>
+      <w:proofErr w:type="gramStart"/>
+      <w:r>
+        <w:rPr>
+          <w:rFonts w:ascii="標楷體" w:eastAsia="標楷體" w:hAnsi="標楷體" w:hint="eastAsia"/>
+          <w:sz w:val="28"/>
+          <w:szCs w:val="28"/>
+        </w:rPr>
+        <w:t>帝</w:t>
+      </w:r>
+      <w:proofErr w:type="gramEnd"/>
+      <w:r>
+        <w:rPr>
+          <w:rFonts w:ascii="標楷體" w:eastAsia="標楷體" w:hAnsi="標楷體" w:hint="eastAsia"/>
+          <w:sz w:val="28"/>
+          <w:szCs w:val="28"/>
+        </w:rPr>
+        <w:t>既然是繼承皇位，就必須在法統上</w:t>
+      </w:r>
+      <w:proofErr w:type="gramStart"/>
+      <w:r>
+        <w:rPr>
+          <w:rFonts w:ascii="標楷體" w:eastAsia="標楷體" w:hAnsi="標楷體" w:hint="eastAsia"/>
+          <w:sz w:val="28"/>
+          <w:szCs w:val="28"/>
+        </w:rPr>
+        <w:t>過繼給</w:t>
+      </w:r>
+      <w:r>
+        <w:rPr>
+          <w:rFonts w:ascii="標楷體" w:eastAsia="標楷體" w:hAnsi="標楷體" w:hint="eastAsia"/>
+          <w:sz w:val="28"/>
+          <w:szCs w:val="28"/>
+          <w:u w:val="single"/>
+        </w:rPr>
+        <w:t>明孝</w:t>
+      </w:r>
+      <w:proofErr w:type="gramEnd"/>
+      <w:r>
+        <w:rPr>
+          <w:rFonts w:ascii="標楷體" w:eastAsia="標楷體" w:hAnsi="標楷體" w:hint="eastAsia"/>
+          <w:sz w:val="28"/>
+          <w:szCs w:val="28"/>
+          <w:u w:val="single"/>
+        </w:rPr>
+        <w:t>宗</w:t>
+      </w:r>
+      <w:r>
+        <w:rPr>
+          <w:rFonts w:ascii="標楷體" w:eastAsia="標楷體" w:hAnsi="標楷體" w:hint="eastAsia"/>
+          <w:sz w:val="28"/>
+          <w:szCs w:val="28"/>
+        </w:rPr>
+        <w:t>（</w:t>
+      </w:r>
+      <w:r>
+        <w:rPr>
+          <w:rFonts w:ascii="標楷體" w:eastAsia="標楷體" w:hAnsi="標楷體" w:hint="eastAsia"/>
+          <w:sz w:val="28"/>
+          <w:szCs w:val="28"/>
+          <w:u w:val="single"/>
+        </w:rPr>
+        <w:t>武宗</w:t>
+      </w:r>
+      <w:r>
+        <w:rPr>
+          <w:rFonts w:ascii="標楷體" w:eastAsia="標楷體" w:hAnsi="標楷體" w:hint="eastAsia"/>
+          <w:sz w:val="28"/>
+          <w:szCs w:val="28"/>
+        </w:rPr>
+        <w:t>之父），</w:t>
+      </w:r>
+      <w:proofErr w:type="gramStart"/>
+      <w:r>
+        <w:rPr>
+          <w:rFonts w:ascii="標楷體" w:eastAsia="標楷體" w:hAnsi="標楷體" w:hint="eastAsia"/>
+          <w:sz w:val="28"/>
+          <w:szCs w:val="28"/>
+        </w:rPr>
+        <w:t>稱</w:t>
+      </w:r>
+      <w:r>
+        <w:rPr>
+          <w:rFonts w:ascii="標楷體" w:eastAsia="標楷體" w:hAnsi="標楷體" w:hint="eastAsia"/>
+          <w:sz w:val="28"/>
+          <w:szCs w:val="28"/>
+          <w:u w:val="single"/>
+        </w:rPr>
+        <w:t>孝宗</w:t>
+      </w:r>
+      <w:proofErr w:type="gramEnd"/>
+      <w:r>
+        <w:rPr>
+          <w:rFonts w:ascii="標楷體" w:eastAsia="標楷體" w:hAnsi="標楷體" w:hint="eastAsia"/>
+          <w:sz w:val="28"/>
+          <w:szCs w:val="28"/>
+        </w:rPr>
+        <w:t>為「</w:t>
+      </w:r>
+      <w:proofErr w:type="gramStart"/>
+      <w:r>
+        <w:rPr>
+          <w:rFonts w:ascii="標楷體" w:eastAsia="標楷體" w:hAnsi="標楷體" w:hint="eastAsia"/>
+          <w:sz w:val="28"/>
+          <w:szCs w:val="28"/>
+        </w:rPr>
+        <w:t>皇考</w:t>
+      </w:r>
+      <w:proofErr w:type="gramEnd"/>
+      <w:r>
+        <w:rPr>
+          <w:rFonts w:ascii="標楷體" w:eastAsia="標楷體" w:hAnsi="標楷體" w:hint="eastAsia"/>
+          <w:sz w:val="28"/>
+          <w:szCs w:val="28"/>
+        </w:rPr>
+        <w:t>」，而親生父親只能稱「</w:t>
+      </w:r>
+      <w:proofErr w:type="gramStart"/>
+      <w:r>
+        <w:rPr>
+          <w:rFonts w:ascii="標楷體" w:eastAsia="標楷體" w:hAnsi="標楷體" w:hint="eastAsia"/>
+          <w:sz w:val="28"/>
+          <w:szCs w:val="28"/>
+        </w:rPr>
+        <w:t>皇叔</w:t>
+      </w:r>
+      <w:proofErr w:type="gramEnd"/>
+      <w:r>
+        <w:rPr>
+          <w:rFonts w:ascii="標楷體" w:eastAsia="標楷體" w:hAnsi="標楷體" w:hint="eastAsia"/>
+          <w:sz w:val="28"/>
+          <w:szCs w:val="28"/>
+        </w:rPr>
+        <w:t>」。這場「誰才是正統父親」的爭論，迅速演變為皇權與</w:t>
+      </w:r>
+      <w:proofErr w:type="gramStart"/>
+      <w:r>
+        <w:rPr>
+          <w:rFonts w:ascii="標楷體" w:eastAsia="標楷體" w:hAnsi="標楷體" w:hint="eastAsia"/>
+          <w:sz w:val="28"/>
+          <w:szCs w:val="28"/>
+        </w:rPr>
+        <w:t>儒家禮制的</w:t>
+      </w:r>
+      <w:proofErr w:type="gramEnd"/>
+      <w:r>
+        <w:rPr>
+          <w:rFonts w:ascii="標楷體" w:eastAsia="標楷體" w:hAnsi="標楷體" w:hint="eastAsia"/>
+          <w:sz w:val="28"/>
+          <w:szCs w:val="28"/>
+        </w:rPr>
+        <w:t>尊嚴對決。</w:t>
+      </w:r>
+    </w:p>
+    <w:p>
+      <w:pPr>
+        <w:spacing w:beforeLines="50" w:before="180" w:line="440" w:lineRule="exact"/>
         <w:rPr>
           <w:rFonts w:ascii="標楷體" w:eastAsia="標楷體" w:hAnsi="標楷體" w:hint="eastAsia"/>
           <w:b/>
           <w:bCs/>
-          <w:sz w:val="28"/>
-          <w:szCs w:val="28"/>
-        </w:rPr>
-        <w:t>腸</w:t>
-      </w:r>
-      <w:r>
-        <w:rPr>
-          <w:rFonts w:ascii="標楷體" w:eastAsia="標楷體" w:hAnsi="標楷體" w:hint="eastAsia"/>
-          <w:sz w:val="28"/>
-          <w:szCs w:val="28"/>
-        </w:rPr>
-        <w:t>，不由得在心頭平添萬千感慨。在讓讀者感受</w:t>
-      </w:r>
+          <w:sz w:val="32"/>
+          <w:szCs w:val="32"/>
+        </w:rPr>
+      </w:pPr>
       <w:r>
         <w:rPr>
           <w:rFonts w:ascii="標楷體" w:eastAsia="標楷體" w:hAnsi="標楷體" w:hint="eastAsia"/>
           <w:b/>
           <w:bCs/>
-          <w:sz w:val="28"/>
-          <w:szCs w:val="28"/>
-        </w:rPr>
-        <w:t>蒼涼</w:t>
-      </w:r>
-      <w:r>
-        <w:rPr>
-          <w:rFonts w:ascii="標楷體" w:eastAsia="標楷體" w:hAnsi="標楷體" w:hint="eastAsia"/>
-          <w:sz w:val="28"/>
-          <w:szCs w:val="28"/>
-        </w:rPr>
-        <w:t>悲壯的同時，這</w:t>
-      </w:r>
-      <w:proofErr w:type="gramStart"/>
-      <w:r>
-        <w:rPr>
-          <w:rFonts w:ascii="標楷體" w:eastAsia="標楷體" w:hAnsi="標楷體" w:hint="eastAsia"/>
-          <w:sz w:val="28"/>
-          <w:szCs w:val="28"/>
-        </w:rPr>
-        <w:t>首詞又營造</w:t>
-      </w:r>
-      <w:proofErr w:type="gramEnd"/>
-      <w:r>
-        <w:rPr>
-          <w:rFonts w:ascii="標楷體" w:eastAsia="標楷體" w:hAnsi="標楷體" w:hint="eastAsia"/>
-          <w:sz w:val="28"/>
-          <w:szCs w:val="28"/>
-        </w:rPr>
-        <w:t>出一種</w:t>
-      </w:r>
+          <w:sz w:val="32"/>
+          <w:szCs w:val="32"/>
+        </w:rPr>
+        <w:t>二、 衝突高潮：左順門的血淚跪</w:t>
+      </w:r>
+      <w:proofErr w:type="gramStart"/>
       <w:r>
         <w:rPr>
           <w:rFonts w:ascii="標楷體" w:eastAsia="標楷體" w:hAnsi="標楷體" w:hint="eastAsia"/>
           <w:b/>
           <w:bCs/>
-          <w:sz w:val="28"/>
-          <w:szCs w:val="28"/>
-        </w:rPr>
-        <w:t>淡泊</w:t>
-      </w:r>
-      <w:r>
-        <w:rPr>
-          <w:rFonts w:ascii="標楷體" w:eastAsia="標楷體" w:hAnsi="標楷體" w:hint="eastAsia"/>
-          <w:sz w:val="28"/>
-          <w:szCs w:val="28"/>
-        </w:rPr>
-        <w:t>寧靜的氣氛，並且折射出高遠的意境和</w:t>
-      </w:r>
+          <w:sz w:val="32"/>
+          <w:szCs w:val="32"/>
+        </w:rPr>
+        <w:t>諫</w:t>
+      </w:r>
+      <w:proofErr w:type="gramEnd"/>
+    </w:p>
+    <w:p>
+      <w:pPr>
+        <w:spacing w:line="440" w:lineRule="exact"/>
+        <w:rPr>
+          <w:rFonts w:ascii="標楷體" w:eastAsia="標楷體" w:hAnsi="標楷體" w:hint="eastAsia"/>
+          <w:sz w:val="28"/>
+          <w:szCs w:val="28"/>
+        </w:rPr>
+      </w:pPr>
+      <w:r>
+        <w:rPr>
+          <w:rFonts w:ascii="標楷體" w:eastAsia="標楷體" w:hAnsi="標楷體" w:hint="eastAsia"/>
+          <w:sz w:val="28"/>
+          <w:szCs w:val="28"/>
+        </w:rPr>
+        <w:t xml:space="preserve">　　</w:t>
+      </w:r>
+      <w:r>
+        <w:rPr>
+          <w:rFonts w:ascii="標楷體" w:eastAsia="標楷體" w:hAnsi="標楷體" w:hint="eastAsia"/>
+          <w:sz w:val="28"/>
+          <w:szCs w:val="28"/>
+        </w:rPr>
+        <w:t>身為</w:t>
+      </w:r>
+      <w:proofErr w:type="gramStart"/>
+      <w:r>
+        <w:rPr>
+          <w:rFonts w:ascii="標楷體" w:eastAsia="標楷體" w:hAnsi="標楷體" w:hint="eastAsia"/>
+          <w:sz w:val="28"/>
+          <w:szCs w:val="28"/>
+        </w:rPr>
+        <w:t>翰林院修撰的</w:t>
+      </w:r>
+      <w:proofErr w:type="gramEnd"/>
+      <w:r>
+        <w:rPr>
+          <w:rFonts w:ascii="標楷體" w:eastAsia="標楷體" w:hAnsi="標楷體" w:hint="eastAsia"/>
+          <w:sz w:val="28"/>
+          <w:szCs w:val="28"/>
+          <w:u w:val="single"/>
+        </w:rPr>
+        <w:t>楊慎</w:t>
+      </w:r>
+      <w:r>
+        <w:rPr>
+          <w:rFonts w:ascii="標楷體" w:eastAsia="標楷體" w:hAnsi="標楷體" w:hint="eastAsia"/>
+          <w:sz w:val="28"/>
+          <w:szCs w:val="28"/>
+        </w:rPr>
+        <w:t>，秉承父親的政治立場，成為反對派的青年領袖。公元1524年，爭議達到頂點。</w:t>
+      </w:r>
+      <w:r>
+        <w:rPr>
+          <w:rFonts w:ascii="標楷體" w:eastAsia="標楷體" w:hAnsi="標楷體" w:hint="eastAsia"/>
+          <w:sz w:val="28"/>
+          <w:szCs w:val="28"/>
+          <w:u w:val="single"/>
+        </w:rPr>
+        <w:t>嘉靖</w:t>
+      </w:r>
+      <w:proofErr w:type="gramStart"/>
+      <w:r>
+        <w:rPr>
+          <w:rFonts w:ascii="標楷體" w:eastAsia="標楷體" w:hAnsi="標楷體" w:hint="eastAsia"/>
+          <w:sz w:val="28"/>
+          <w:szCs w:val="28"/>
+        </w:rPr>
+        <w:t>帝</w:t>
+      </w:r>
+      <w:proofErr w:type="gramEnd"/>
+      <w:r>
+        <w:rPr>
+          <w:rFonts w:ascii="標楷體" w:eastAsia="標楷體" w:hAnsi="標楷體" w:hint="eastAsia"/>
+          <w:sz w:val="28"/>
+          <w:szCs w:val="28"/>
+        </w:rPr>
+        <w:t>強行擬定</w:t>
+      </w:r>
+      <w:proofErr w:type="gramStart"/>
+      <w:r>
+        <w:rPr>
+          <w:rFonts w:ascii="標楷體" w:eastAsia="標楷體" w:hAnsi="標楷體" w:hint="eastAsia"/>
+          <w:sz w:val="28"/>
+          <w:szCs w:val="28"/>
+        </w:rPr>
+        <w:t>生父尊號</w:t>
+      </w:r>
+      <w:proofErr w:type="gramEnd"/>
+      <w:r>
+        <w:rPr>
+          <w:rFonts w:ascii="標楷體" w:eastAsia="標楷體" w:hAnsi="標楷體" w:hint="eastAsia"/>
+          <w:sz w:val="28"/>
+          <w:szCs w:val="28"/>
+        </w:rPr>
+        <w:t>，</w:t>
+      </w:r>
+      <w:r>
+        <w:rPr>
+          <w:rFonts w:ascii="標楷體" w:eastAsia="標楷體" w:hAnsi="標楷體" w:hint="eastAsia"/>
+          <w:sz w:val="28"/>
+          <w:szCs w:val="28"/>
+          <w:u w:val="single"/>
+        </w:rPr>
+        <w:t>楊慎</w:t>
+      </w:r>
+      <w:r>
+        <w:rPr>
+          <w:rFonts w:ascii="標楷體" w:eastAsia="標楷體" w:hAnsi="標楷體" w:hint="eastAsia"/>
+          <w:sz w:val="28"/>
+          <w:szCs w:val="28"/>
+        </w:rPr>
+        <w:t>悲憤高呼：「</w:t>
+      </w:r>
+      <w:proofErr w:type="gramStart"/>
+      <w:r>
+        <w:rPr>
+          <w:rFonts w:ascii="標楷體" w:eastAsia="標楷體" w:hAnsi="標楷體" w:hint="eastAsia"/>
+          <w:sz w:val="28"/>
+          <w:szCs w:val="28"/>
+        </w:rPr>
+        <w:t>國家養士百五十年</w:t>
+      </w:r>
+      <w:proofErr w:type="gramEnd"/>
+      <w:r>
+        <w:rPr>
+          <w:rFonts w:ascii="標楷體" w:eastAsia="標楷體" w:hAnsi="標楷體" w:hint="eastAsia"/>
+          <w:sz w:val="28"/>
+          <w:szCs w:val="28"/>
+        </w:rPr>
+        <w:t>，</w:t>
+      </w:r>
+      <w:proofErr w:type="gramStart"/>
       <w:r>
         <w:rPr>
           <w:rFonts w:ascii="標楷體" w:eastAsia="標楷體" w:hAnsi="標楷體" w:hint="eastAsia"/>
@@ -1450,130 +3409,281 @@
           <w:sz w:val="28"/>
           <w:szCs w:val="28"/>
         </w:rPr>
-        <w:t>深邃</w:t>
-      </w:r>
-      <w:r>
-        <w:rPr>
-          <w:rFonts w:ascii="標楷體" w:eastAsia="標楷體" w:hAnsi="標楷體" w:hint="eastAsia"/>
-          <w:sz w:val="28"/>
-          <w:szCs w:val="28"/>
-        </w:rPr>
-        <w:t>的人生哲理。作者試圖在歷史長河的奔騰與沉澱中探索永恆的價值，在成敗得失之間尋找深刻的人生哲理，有歷史興衰之感，更有人生</w:t>
-      </w:r>
-      <w:proofErr w:type="gramStart"/>
-      <w:r>
+        <w:t>仗節死義</w:t>
+      </w:r>
+      <w:proofErr w:type="gramEnd"/>
+      <w:r>
+        <w:rPr>
+          <w:rFonts w:ascii="標楷體" w:eastAsia="標楷體" w:hAnsi="標楷體" w:hint="eastAsia"/>
+          <w:sz w:val="28"/>
+          <w:szCs w:val="28"/>
+        </w:rPr>
+        <w:t>，正在今日！」</w:t>
+      </w:r>
+    </w:p>
+    <w:p>
+      <w:pPr>
+        <w:spacing w:line="440" w:lineRule="exact"/>
+        <w:rPr>
+          <w:rFonts w:ascii="標楷體" w:eastAsia="標楷體" w:hAnsi="標楷體" w:hint="eastAsia"/>
+          <w:sz w:val="28"/>
+          <w:szCs w:val="28"/>
+        </w:rPr>
+      </w:pPr>
+      <w:r>
+        <w:rPr>
+          <w:rFonts w:ascii="標楷體" w:eastAsia="標楷體" w:hAnsi="標楷體" w:hint="eastAsia"/>
+          <w:sz w:val="28"/>
+          <w:szCs w:val="28"/>
+        </w:rPr>
+        <w:t xml:space="preserve">　　</w:t>
+      </w:r>
+      <w:r>
+        <w:rPr>
+          <w:rFonts w:ascii="標楷體" w:eastAsia="標楷體" w:hAnsi="標楷體" w:hint="eastAsia"/>
+          <w:sz w:val="28"/>
+          <w:szCs w:val="28"/>
+        </w:rPr>
+        <w:t>他號召了二百多名官員在宮廷的「左順門」集體跪</w:t>
+      </w:r>
+      <w:proofErr w:type="gramStart"/>
+      <w:r>
+        <w:rPr>
+          <w:rFonts w:ascii="標楷體" w:eastAsia="標楷體" w:hAnsi="標楷體" w:hint="eastAsia"/>
+          <w:sz w:val="28"/>
+          <w:szCs w:val="28"/>
+        </w:rPr>
+        <w:t>諫</w:t>
+      </w:r>
+      <w:proofErr w:type="gramEnd"/>
+      <w:r>
+        <w:rPr>
+          <w:rFonts w:ascii="標楷體" w:eastAsia="標楷體" w:hAnsi="標楷體" w:hint="eastAsia"/>
+          <w:sz w:val="28"/>
+          <w:szCs w:val="28"/>
+        </w:rPr>
+        <w:t>，哭聲震天。年輕氣盛的</w:t>
+      </w:r>
+      <w:r>
+        <w:rPr>
+          <w:rFonts w:ascii="標楷體" w:eastAsia="標楷體" w:hAnsi="標楷體" w:hint="eastAsia"/>
+          <w:sz w:val="28"/>
+          <w:szCs w:val="28"/>
+          <w:u w:val="single"/>
+        </w:rPr>
+        <w:t>嘉靖</w:t>
+      </w:r>
+      <w:r>
+        <w:rPr>
+          <w:rFonts w:ascii="標楷體" w:eastAsia="標楷體" w:hAnsi="標楷體" w:hint="eastAsia"/>
+          <w:sz w:val="28"/>
+          <w:szCs w:val="28"/>
+        </w:rPr>
+        <w:t>帝大怒，下令對跪</w:t>
+      </w:r>
+      <w:proofErr w:type="gramStart"/>
+      <w:r>
+        <w:rPr>
+          <w:rFonts w:ascii="標楷體" w:eastAsia="標楷體" w:hAnsi="標楷體" w:hint="eastAsia"/>
+          <w:sz w:val="28"/>
+          <w:szCs w:val="28"/>
+        </w:rPr>
+        <w:t>諫</w:t>
+      </w:r>
+      <w:proofErr w:type="gramEnd"/>
+      <w:r>
+        <w:rPr>
+          <w:rFonts w:ascii="標楷體" w:eastAsia="標楷體" w:hAnsi="標楷體" w:hint="eastAsia"/>
+          <w:sz w:val="28"/>
+          <w:szCs w:val="28"/>
+        </w:rPr>
+        <w:t>官員進行殘酷的「</w:t>
+      </w:r>
+      <w:proofErr w:type="gramStart"/>
+      <w:r>
+        <w:rPr>
+          <w:rFonts w:ascii="標楷體" w:eastAsia="標楷體" w:hAnsi="標楷體" w:hint="eastAsia"/>
+          <w:sz w:val="28"/>
+          <w:szCs w:val="28"/>
+        </w:rPr>
+        <w:t>廷</w:t>
+      </w:r>
+      <w:proofErr w:type="gramEnd"/>
+      <w:r>
+        <w:rPr>
+          <w:rFonts w:ascii="標楷體" w:eastAsia="標楷體" w:hAnsi="標楷體" w:hint="eastAsia"/>
+          <w:sz w:val="28"/>
+          <w:szCs w:val="28"/>
+        </w:rPr>
+        <w:t>杖」（用木棍痛打臀部）。在這場風暴中，有十六位官員當場被活活打死，</w:t>
+      </w:r>
+      <w:r>
+        <w:rPr>
+          <w:rFonts w:ascii="標楷體" w:eastAsia="標楷體" w:hAnsi="標楷體" w:hint="eastAsia"/>
+          <w:sz w:val="28"/>
+          <w:szCs w:val="28"/>
+          <w:u w:val="single"/>
+        </w:rPr>
+        <w:t>楊慎</w:t>
+      </w:r>
+      <w:r>
+        <w:rPr>
+          <w:rFonts w:ascii="標楷體" w:eastAsia="標楷體" w:hAnsi="標楷體" w:hint="eastAsia"/>
+          <w:sz w:val="28"/>
+          <w:szCs w:val="28"/>
+        </w:rPr>
+        <w:t>也兩度受杖，</w:t>
+      </w:r>
+      <w:proofErr w:type="gramStart"/>
+      <w:r>
+        <w:rPr>
+          <w:rFonts w:ascii="標楷體" w:eastAsia="標楷體" w:hAnsi="標楷體" w:hint="eastAsia"/>
+          <w:sz w:val="28"/>
+          <w:szCs w:val="28"/>
+        </w:rPr>
+        <w:t>幾近絕命</w:t>
+      </w:r>
+      <w:proofErr w:type="gramEnd"/>
+      <w:r>
+        <w:rPr>
+          <w:rFonts w:ascii="標楷體" w:eastAsia="標楷體" w:hAnsi="標楷體" w:hint="eastAsia"/>
+          <w:sz w:val="28"/>
+          <w:szCs w:val="28"/>
+        </w:rPr>
+        <w:t>。</w:t>
+      </w:r>
+    </w:p>
+    <w:p>
+      <w:pPr>
+        <w:spacing w:beforeLines="50" w:before="180" w:line="440" w:lineRule="exact"/>
         <w:rPr>
           <w:rFonts w:ascii="標楷體" w:eastAsia="標楷體" w:hAnsi="標楷體" w:hint="eastAsia"/>
           <w:b/>
           <w:bCs/>
-          <w:sz w:val="28"/>
-          <w:szCs w:val="28"/>
-        </w:rPr>
-        <w:t>沉</w:t>
-      </w:r>
-      <w:proofErr w:type="gramEnd"/>
+          <w:sz w:val="32"/>
+          <w:szCs w:val="32"/>
+        </w:rPr>
+      </w:pPr>
       <w:r>
         <w:rPr>
           <w:rFonts w:ascii="標楷體" w:eastAsia="標楷體" w:hAnsi="標楷體" w:hint="eastAsia"/>
           <w:b/>
           <w:bCs/>
-          <w:sz w:val="28"/>
-          <w:szCs w:val="28"/>
-        </w:rPr>
-        <w:t>浮</w:t>
-      </w:r>
-      <w:r>
-        <w:rPr>
-          <w:rFonts w:ascii="標楷體" w:eastAsia="標楷體" w:hAnsi="標楷體" w:hint="eastAsia"/>
-          <w:sz w:val="28"/>
-          <w:szCs w:val="28"/>
-        </w:rPr>
-        <w:t>之</w:t>
-      </w:r>
-      <w:proofErr w:type="gramStart"/>
-      <w:r>
-        <w:rPr>
-          <w:rFonts w:ascii="標楷體" w:eastAsia="標楷體" w:hAnsi="標楷體" w:hint="eastAsia"/>
-          <w:sz w:val="28"/>
-          <w:szCs w:val="28"/>
-        </w:rPr>
-        <w:t>慨</w:t>
-      </w:r>
-      <w:proofErr w:type="gramEnd"/>
-      <w:r>
-        <w:rPr>
-          <w:rFonts w:ascii="標楷體" w:eastAsia="標楷體" w:hAnsi="標楷體" w:hint="eastAsia"/>
-          <w:sz w:val="28"/>
-          <w:szCs w:val="28"/>
-        </w:rPr>
-        <w:t>，體現出一種高潔的情操、</w:t>
-      </w:r>
-      <w:proofErr w:type="gramStart"/>
-      <w:r>
-        <w:rPr>
-          <w:rFonts w:ascii="標楷體" w:eastAsia="標楷體" w:hAnsi="標楷體" w:hint="eastAsia"/>
-          <w:b/>
-          <w:bCs/>
-          <w:sz w:val="28"/>
-          <w:szCs w:val="28"/>
-        </w:rPr>
-        <w:t>曠</w:t>
-      </w:r>
-      <w:proofErr w:type="gramEnd"/>
-      <w:r>
-        <w:rPr>
-          <w:rFonts w:ascii="標楷體" w:eastAsia="標楷體" w:hAnsi="標楷體" w:hint="eastAsia"/>
-          <w:b/>
-          <w:bCs/>
-          <w:sz w:val="28"/>
-          <w:szCs w:val="28"/>
-        </w:rPr>
-        <w:t>達</w:t>
-      </w:r>
-      <w:r>
-        <w:rPr>
-          <w:rFonts w:ascii="標楷體" w:eastAsia="標楷體" w:hAnsi="標楷體" w:hint="eastAsia"/>
-          <w:sz w:val="28"/>
-          <w:szCs w:val="28"/>
-        </w:rPr>
-        <w:t>的胸懷。讀者在品味這首詞的同時，仿佛感到那奔騰而去的不是滾滾長江之水，而是無情的歷史；仿佛傾聽到一聲歷史的嘆息，於是，在嘆息中尋找生命永恆的價值。</w:t>
+          <w:sz w:val="32"/>
+          <w:szCs w:val="32"/>
+        </w:rPr>
+        <w:t>三、 最終結局：流放雲南與文學昇華</w:t>
       </w:r>
     </w:p>
     <w:p>
       <w:pPr>
         <w:spacing w:line="420" w:lineRule="exact"/>
         <w:rPr>
-          <w:rFonts w:ascii="標楷體" w:eastAsia="標楷體" w:hAnsi="標楷體"/>
-          <w:sz w:val="28"/>
-          <w:szCs w:val="28"/>
-        </w:rPr>
-      </w:pPr>
-      <w:r>
-        <w:rPr>
-          <w:rFonts w:ascii="標楷體" w:eastAsia="標楷體" w:hAnsi="標楷體" w:hint="eastAsia"/>
-          <w:sz w:val="28"/>
-          <w:szCs w:val="28"/>
-        </w:rPr>
-        <w:lastRenderedPageBreak/>
-        <w:t xml:space="preserve">　　當然要建功立業，當然要展現英雄氣概，當然要在無情的流逝中追求永恆的價值。但是既要拿得起，進得去；還要放得下，跳得出。要想看清歷史發展的必然趨勢，看清自己在歷史中的位置和可能起到的作用，深度和遠見都必須在生活中不斷磨</w:t>
-      </w:r>
-      <w:proofErr w:type="gramStart"/>
-      <w:r>
-        <w:rPr>
-          <w:rFonts w:ascii="標楷體" w:eastAsia="標楷體" w:hAnsi="標楷體" w:hint="eastAsia"/>
-          <w:sz w:val="28"/>
-          <w:szCs w:val="28"/>
-        </w:rPr>
-        <w:t>鍊</w:t>
-      </w:r>
-      <w:proofErr w:type="gramEnd"/>
-      <w:r>
-        <w:rPr>
-          <w:rFonts w:ascii="標楷體" w:eastAsia="標楷體" w:hAnsi="標楷體" w:hint="eastAsia"/>
-          <w:sz w:val="28"/>
-          <w:szCs w:val="28"/>
-        </w:rPr>
-        <w:t>。</w:t>
+          <w:rFonts w:ascii="標楷體" w:eastAsia="標楷體" w:hAnsi="標楷體" w:hint="eastAsia"/>
+          <w:sz w:val="28"/>
+          <w:szCs w:val="28"/>
+        </w:rPr>
+      </w:pPr>
+      <w:r>
+        <w:rPr>
+          <w:rFonts w:ascii="標楷體" w:eastAsia="標楷體" w:hAnsi="標楷體" w:hint="eastAsia"/>
+          <w:sz w:val="28"/>
+          <w:szCs w:val="28"/>
+        </w:rPr>
+        <w:t xml:space="preserve">　　</w:t>
+      </w:r>
+      <w:r>
+        <w:rPr>
+          <w:rFonts w:ascii="標楷體" w:eastAsia="標楷體" w:hAnsi="標楷體" w:hint="eastAsia"/>
+          <w:sz w:val="28"/>
+          <w:szCs w:val="28"/>
+        </w:rPr>
+        <w:t>衝突過後，</w:t>
+      </w:r>
+      <w:r>
+        <w:rPr>
+          <w:rFonts w:ascii="標楷體" w:eastAsia="標楷體" w:hAnsi="標楷體" w:hint="eastAsia"/>
+          <w:sz w:val="28"/>
+          <w:szCs w:val="28"/>
+          <w:u w:val="single"/>
+        </w:rPr>
+        <w:t>楊慎</w:t>
+      </w:r>
+      <w:r>
+        <w:rPr>
+          <w:rFonts w:ascii="標楷體" w:eastAsia="標楷體" w:hAnsi="標楷體" w:hint="eastAsia"/>
+          <w:sz w:val="28"/>
+          <w:szCs w:val="28"/>
+        </w:rPr>
+        <w:t>被判處終身流放</w:t>
+      </w:r>
+      <w:r>
+        <w:rPr>
+          <w:rFonts w:ascii="標楷體" w:eastAsia="標楷體" w:hAnsi="標楷體" w:hint="eastAsia"/>
+          <w:sz w:val="28"/>
+          <w:szCs w:val="28"/>
+          <w:u w:val="single"/>
+        </w:rPr>
+        <w:t>雲南</w:t>
+      </w:r>
+      <w:r>
+        <w:rPr>
+          <w:rFonts w:ascii="標楷體" w:eastAsia="標楷體" w:hAnsi="標楷體" w:hint="eastAsia"/>
+          <w:sz w:val="28"/>
+          <w:szCs w:val="28"/>
+        </w:rPr>
+        <w:t>永昌衛（今</w:t>
+      </w:r>
+      <w:r>
+        <w:rPr>
+          <w:rFonts w:ascii="標楷體" w:eastAsia="標楷體" w:hAnsi="標楷體" w:hint="eastAsia"/>
+          <w:sz w:val="28"/>
+          <w:szCs w:val="28"/>
+          <w:u w:val="single"/>
+        </w:rPr>
+        <w:t>雲南</w:t>
+      </w:r>
+      <w:r>
+        <w:rPr>
+          <w:rFonts w:ascii="標楷體" w:eastAsia="標楷體" w:hAnsi="標楷體" w:hint="eastAsia"/>
+          <w:sz w:val="28"/>
+          <w:szCs w:val="28"/>
+        </w:rPr>
+        <w:t xml:space="preserve"> </w:t>
+      </w:r>
+      <w:r>
+        <w:rPr>
+          <w:rFonts w:ascii="標楷體" w:eastAsia="標楷體" w:hAnsi="標楷體" w:hint="eastAsia"/>
+          <w:sz w:val="28"/>
+          <w:szCs w:val="28"/>
+          <w:u w:val="single"/>
+        </w:rPr>
+        <w:t>保山</w:t>
+      </w:r>
+      <w:r>
+        <w:rPr>
+          <w:rFonts w:ascii="標楷體" w:eastAsia="標楷體" w:hAnsi="標楷體" w:hint="eastAsia"/>
+          <w:sz w:val="28"/>
+          <w:szCs w:val="28"/>
+        </w:rPr>
+        <w:t>）。在三十多年的流放生涯中，他雖然肉體受盡折磨，卻在邊疆開拓了文化視野。</w:t>
+      </w:r>
+      <w:r>
+        <w:rPr>
+          <w:rFonts w:ascii="標楷體" w:eastAsia="標楷體" w:hAnsi="標楷體" w:hint="eastAsia"/>
+          <w:sz w:val="28"/>
+          <w:szCs w:val="28"/>
+          <w:u w:val="single"/>
+        </w:rPr>
+        <w:t>雲南</w:t>
+      </w:r>
+      <w:r>
+        <w:rPr>
+          <w:rFonts w:ascii="標楷體" w:eastAsia="標楷體" w:hAnsi="標楷體" w:hint="eastAsia"/>
+          <w:sz w:val="28"/>
+          <w:szCs w:val="28"/>
+        </w:rPr>
+        <w:t>的雄山麗水與多元文化，洗盡了他京官的驕氣，轉化為無比寬廣的胸襟。</w:t>
       </w:r>
     </w:p>
     <w:p>
@@ -1591,169 +3701,110 @@
           <w:sz w:val="28"/>
           <w:szCs w:val="28"/>
         </w:rPr>
-        <w:t xml:space="preserve">　　青山不老，看盡</w:t>
-      </w:r>
-      <w:r>
-        <w:rPr>
-          <w:rFonts w:ascii="標楷體" w:eastAsia="標楷體" w:hAnsi="標楷體" w:hint="eastAsia"/>
-          <w:b/>
-          <w:bCs/>
-          <w:sz w:val="28"/>
-          <w:szCs w:val="28"/>
-        </w:rPr>
-        <w:t>炎涼世態</w:t>
-      </w:r>
-      <w:r>
-        <w:rPr>
-          <w:rFonts w:ascii="標楷體" w:eastAsia="標楷體" w:hAnsi="標楷體" w:hint="eastAsia"/>
-          <w:sz w:val="28"/>
-          <w:szCs w:val="28"/>
-        </w:rPr>
-        <w:t>；</w:t>
-      </w:r>
-      <w:proofErr w:type="gramStart"/>
-      <w:r>
-        <w:rPr>
-          <w:rFonts w:ascii="標楷體" w:eastAsia="標楷體" w:hAnsi="標楷體" w:hint="eastAsia"/>
-          <w:sz w:val="28"/>
-          <w:szCs w:val="28"/>
-        </w:rPr>
-        <w:t>佐酒笑語</w:t>
-      </w:r>
-      <w:proofErr w:type="gramEnd"/>
-      <w:r>
-        <w:rPr>
-          <w:rFonts w:ascii="標楷體" w:eastAsia="標楷體" w:hAnsi="標楷體" w:hint="eastAsia"/>
-          <w:sz w:val="28"/>
-          <w:szCs w:val="28"/>
-        </w:rPr>
-        <w:t>，</w:t>
-      </w:r>
-      <w:proofErr w:type="gramStart"/>
-      <w:r>
-        <w:rPr>
-          <w:rFonts w:ascii="標楷體" w:eastAsia="標楷體" w:hAnsi="標楷體" w:hint="eastAsia"/>
-          <w:sz w:val="28"/>
-          <w:szCs w:val="28"/>
-        </w:rPr>
-        <w:t>釋去心頭</w:t>
-      </w:r>
-      <w:proofErr w:type="gramEnd"/>
-      <w:r>
-        <w:rPr>
-          <w:rFonts w:ascii="標楷體" w:eastAsia="標楷體" w:hAnsi="標楷體" w:hint="eastAsia"/>
-          <w:sz w:val="28"/>
-          <w:szCs w:val="28"/>
-        </w:rPr>
-        <w:t>重負。任憑江水淘盡世間事，化作</w:t>
-      </w:r>
-      <w:proofErr w:type="gramStart"/>
-      <w:r>
-        <w:rPr>
-          <w:rFonts w:ascii="標楷體" w:eastAsia="標楷體" w:hAnsi="標楷體" w:hint="eastAsia"/>
-          <w:sz w:val="28"/>
-          <w:szCs w:val="28"/>
-        </w:rPr>
-        <w:t>滔滔一片</w:t>
-      </w:r>
-      <w:proofErr w:type="gramEnd"/>
-      <w:r>
-        <w:rPr>
-          <w:rFonts w:ascii="標楷體" w:eastAsia="標楷體" w:hAnsi="標楷體" w:hint="eastAsia"/>
-          <w:sz w:val="28"/>
-          <w:szCs w:val="28"/>
-        </w:rPr>
-        <w:t>潮流，但總會在奔騰中沉澱下些許的永恆。與人生短暫虛幻相對的是超然</w:t>
-      </w:r>
-      <w:proofErr w:type="gramStart"/>
-      <w:r>
-        <w:rPr>
-          <w:rFonts w:ascii="標楷體" w:eastAsia="標楷體" w:hAnsi="標楷體" w:hint="eastAsia"/>
-          <w:sz w:val="28"/>
-          <w:szCs w:val="28"/>
-        </w:rPr>
-        <w:t>世</w:t>
-      </w:r>
-      <w:proofErr w:type="gramEnd"/>
-      <w:r>
-        <w:rPr>
-          <w:rFonts w:ascii="標楷體" w:eastAsia="標楷體" w:hAnsi="標楷體" w:hint="eastAsia"/>
-          <w:sz w:val="28"/>
-          <w:szCs w:val="28"/>
-        </w:rPr>
-        <w:t>外的</w:t>
-      </w:r>
-      <w:proofErr w:type="gramStart"/>
-      <w:r>
-        <w:rPr>
-          <w:rFonts w:ascii="標楷體" w:eastAsia="標楷體" w:hAnsi="標楷體" w:hint="eastAsia"/>
-          <w:sz w:val="28"/>
-          <w:szCs w:val="28"/>
-        </w:rPr>
-        <w:t>曠</w:t>
-      </w:r>
-      <w:proofErr w:type="gramEnd"/>
-      <w:r>
-        <w:rPr>
-          <w:rFonts w:ascii="標楷體" w:eastAsia="標楷體" w:hAnsi="標楷體" w:hint="eastAsia"/>
-          <w:sz w:val="28"/>
-          <w:szCs w:val="28"/>
-        </w:rPr>
-        <w:t>達和自然宇宙的永恆存在。宇宙永恆，人生有限，江水不息，青山常在。任它</w:t>
-      </w:r>
-      <w:proofErr w:type="gramStart"/>
-      <w:r>
-        <w:rPr>
-          <w:rFonts w:ascii="標楷體" w:eastAsia="標楷體" w:hAnsi="標楷體" w:hint="eastAsia"/>
-          <w:sz w:val="28"/>
-          <w:szCs w:val="28"/>
-        </w:rPr>
-        <w:t>驚駭濤浪、</w:t>
-      </w:r>
-      <w:proofErr w:type="gramEnd"/>
-      <w:r>
-        <w:rPr>
-          <w:rFonts w:ascii="標楷體" w:eastAsia="標楷體" w:hAnsi="標楷體" w:hint="eastAsia"/>
-          <w:sz w:val="28"/>
-          <w:szCs w:val="28"/>
-        </w:rPr>
-        <w:t>是非成敗，他只著意於</w:t>
-      </w:r>
-      <w:r>
-        <w:rPr>
-          <w:rFonts w:ascii="標楷體" w:eastAsia="標楷體" w:hAnsi="標楷體" w:hint="eastAsia"/>
-          <w:b/>
-          <w:bCs/>
-          <w:sz w:val="28"/>
-          <w:szCs w:val="28"/>
-        </w:rPr>
-        <w:t>春風秋月</w:t>
-      </w:r>
-      <w:r>
-        <w:rPr>
-          <w:rFonts w:ascii="標楷體" w:eastAsia="標楷體" w:hAnsi="標楷體" w:hint="eastAsia"/>
-          <w:sz w:val="28"/>
-          <w:szCs w:val="28"/>
-        </w:rPr>
-        <w:t>，在握杯把酒的談笑間，固守一份寧靜與淡泊。而這位老者不是一般的漁</w:t>
-      </w:r>
-      <w:proofErr w:type="gramStart"/>
-      <w:r>
-        <w:rPr>
-          <w:rFonts w:ascii="標楷體" w:eastAsia="標楷體" w:hAnsi="標楷體" w:hint="eastAsia"/>
-          <w:sz w:val="28"/>
-          <w:szCs w:val="28"/>
-        </w:rPr>
-        <w:t>樵</w:t>
-      </w:r>
-      <w:proofErr w:type="gramEnd"/>
-      <w:r>
-        <w:rPr>
-          <w:rFonts w:ascii="標楷體" w:eastAsia="標楷體" w:hAnsi="標楷體" w:hint="eastAsia"/>
-          <w:sz w:val="28"/>
-          <w:szCs w:val="28"/>
-        </w:rPr>
-        <w:t>，而是通曉古今的高士，就更見他淡泊超脫的襟懷，這正是作者所追求的理想人格。</w:t>
+        <w:t xml:space="preserve">　　</w:t>
+      </w:r>
+      <w:r>
+        <w:rPr>
+          <w:rFonts w:ascii="標楷體" w:eastAsia="標楷體" w:hAnsi="標楷體" w:hint="eastAsia"/>
+          <w:sz w:val="28"/>
+          <w:szCs w:val="28"/>
+        </w:rPr>
+        <w:t>正是這場政治悲劇，促使他看透了成敗是非。多年後，他在</w:t>
+      </w:r>
+      <w:proofErr w:type="gramStart"/>
+      <w:r>
+        <w:rPr>
+          <w:rFonts w:ascii="標楷體" w:eastAsia="標楷體" w:hAnsi="標楷體" w:hint="eastAsia"/>
+          <w:sz w:val="28"/>
+          <w:szCs w:val="28"/>
+        </w:rPr>
+        <w:t>滾滾</w:t>
+      </w:r>
+      <w:r>
+        <w:rPr>
+          <w:rFonts w:ascii="標楷體" w:eastAsia="標楷體" w:hAnsi="標楷體" w:hint="eastAsia"/>
+          <w:sz w:val="28"/>
+          <w:szCs w:val="28"/>
+          <w:u w:val="single"/>
+        </w:rPr>
+        <w:t>瀾滄江</w:t>
+      </w:r>
+      <w:proofErr w:type="gramEnd"/>
+      <w:r>
+        <w:rPr>
+          <w:rFonts w:ascii="標楷體" w:eastAsia="標楷體" w:hAnsi="標楷體" w:hint="eastAsia"/>
+          <w:sz w:val="28"/>
+          <w:szCs w:val="28"/>
+        </w:rPr>
+        <w:t>畔，提筆寫下了「</w:t>
+      </w:r>
+      <w:proofErr w:type="gramStart"/>
+      <w:r>
+        <w:rPr>
+          <w:rFonts w:ascii="標楷體" w:eastAsia="標楷體" w:hAnsi="標楷體" w:hint="eastAsia"/>
+          <w:sz w:val="28"/>
+          <w:szCs w:val="28"/>
+        </w:rPr>
+        <w:t>滾滾長江</w:t>
+      </w:r>
+      <w:proofErr w:type="gramEnd"/>
+      <w:r>
+        <w:rPr>
+          <w:rFonts w:ascii="標楷體" w:eastAsia="標楷體" w:hAnsi="標楷體" w:hint="eastAsia"/>
+          <w:sz w:val="28"/>
+          <w:szCs w:val="28"/>
+        </w:rPr>
+        <w:t>東逝水，浪花淘盡英雄…</w:t>
+      </w:r>
+      <w:proofErr w:type="gramStart"/>
+      <w:r>
+        <w:rPr>
+          <w:rFonts w:ascii="標楷體" w:eastAsia="標楷體" w:hAnsi="標楷體" w:hint="eastAsia"/>
+          <w:sz w:val="28"/>
+          <w:szCs w:val="28"/>
+        </w:rPr>
+        <w:t>…</w:t>
+      </w:r>
+      <w:proofErr w:type="gramEnd"/>
+      <w:r>
+        <w:rPr>
+          <w:rFonts w:ascii="標楷體" w:eastAsia="標楷體" w:hAnsi="標楷體" w:hint="eastAsia"/>
+          <w:sz w:val="28"/>
+          <w:szCs w:val="28"/>
+        </w:rPr>
+        <w:t>是非成敗轉頭空」的千古名句。</w:t>
+      </w:r>
+      <w:r>
+        <w:rPr>
+          <w:rFonts w:ascii="標楷體" w:eastAsia="標楷體" w:hAnsi="標楷體" w:hint="eastAsia"/>
+          <w:sz w:val="28"/>
+          <w:szCs w:val="28"/>
+        </w:rPr>
+        <w:t>「</w:t>
+      </w:r>
+      <w:r>
+        <w:rPr>
+          <w:rFonts w:ascii="標楷體" w:eastAsia="標楷體" w:hAnsi="標楷體" w:hint="eastAsia"/>
+          <w:sz w:val="28"/>
+          <w:szCs w:val="28"/>
+        </w:rPr>
+        <w:t>大禮議事件</w:t>
+      </w:r>
+      <w:r>
+        <w:rPr>
+          <w:rFonts w:ascii="標楷體" w:eastAsia="標楷體" w:hAnsi="標楷體" w:hint="eastAsia"/>
+          <w:sz w:val="28"/>
+          <w:szCs w:val="28"/>
+        </w:rPr>
+        <w:t>」</w:t>
+      </w:r>
+      <w:r>
+        <w:rPr>
+          <w:rFonts w:ascii="標楷體" w:eastAsia="標楷體" w:hAnsi="標楷體" w:hint="eastAsia"/>
+          <w:sz w:val="28"/>
+          <w:szCs w:val="28"/>
+        </w:rPr>
+        <w:t>奪走了他的政治前途，卻意外成就了一位永載史冊的文學巨擘。</w:t>
       </w:r>
     </w:p>
     <w:p>
@@ -1763,7 +3814,6 @@
           <w:rFonts w:ascii="標楷體" w:eastAsia="標楷體" w:hAnsi="標楷體"/>
           <w:sz w:val="32"/>
           <w:szCs w:val="32"/>
-          <w:bdr w:val="single" w:sz="4" w:space="0" w:color="auto"/>
         </w:rPr>
       </w:pPr>
       <w:r>
@@ -1773,147 +3823,76 @@
           <w:szCs w:val="32"/>
           <w:bdr w:val="single" w:sz="4" w:space="0" w:color="auto"/>
         </w:rPr>
-        <w:t>補充</w:t>
+        <w:t>解釋</w:t>
       </w:r>
     </w:p>
     <w:p>
       <w:pPr>
-        <w:pStyle w:val="a5"/>
+        <w:pStyle w:val="a6"/>
         <w:numPr>
           <w:ilvl w:val="0"/>
-          <w:numId w:val="5"/>
+          <w:numId w:val="6"/>
         </w:numPr>
-        <w:spacing w:line="380" w:lineRule="exact"/>
-        <w:ind w:leftChars="0" w:left="482" w:hanging="482"/>
+        <w:spacing w:line="420" w:lineRule="exact"/>
+        <w:ind w:leftChars="0" w:left="284" w:hanging="284"/>
         <w:rPr>
           <w:rFonts w:ascii="標楷體" w:eastAsia="標楷體" w:hAnsi="標楷體"/>
           <w:sz w:val="28"/>
           <w:szCs w:val="28"/>
         </w:rPr>
       </w:pPr>
-      <w:r>
-        <w:rPr>
-          <w:rFonts w:ascii="標楷體" w:eastAsia="標楷體" w:hAnsi="標楷體" w:hint="eastAsia"/>
-          <w:sz w:val="28"/>
-          <w:szCs w:val="28"/>
-        </w:rPr>
-        <w:t>翻飛</w:t>
-      </w:r>
-      <w:r>
-        <w:rPr>
-          <w:rFonts w:ascii="標楷體" w:eastAsia="標楷體" w:hAnsi="標楷體" w:hint="eastAsia"/>
-          <w:sz w:val="28"/>
-          <w:szCs w:val="28"/>
-        </w:rPr>
-        <w:t>：忽上</w:t>
-      </w:r>
-      <w:proofErr w:type="gramStart"/>
-      <w:r>
-        <w:rPr>
-          <w:rFonts w:ascii="標楷體" w:eastAsia="標楷體" w:hAnsi="標楷體" w:hint="eastAsia"/>
-          <w:sz w:val="28"/>
-          <w:szCs w:val="28"/>
-        </w:rPr>
-        <w:t>忽</w:t>
-      </w:r>
-      <w:proofErr w:type="gramEnd"/>
-      <w:r>
-        <w:rPr>
-          <w:rFonts w:ascii="標楷體" w:eastAsia="標楷體" w:hAnsi="標楷體" w:hint="eastAsia"/>
-          <w:sz w:val="28"/>
-          <w:szCs w:val="28"/>
-        </w:rPr>
-        <w:t>下來回地飛；自上而下地翻動</w:t>
-      </w:r>
-      <w:proofErr w:type="gramStart"/>
-      <w:r>
-        <w:rPr>
-          <w:rFonts w:ascii="標楷體" w:eastAsia="標楷體" w:hAnsi="標楷體" w:hint="eastAsia"/>
-          <w:sz w:val="28"/>
-          <w:szCs w:val="28"/>
-        </w:rPr>
-        <w:t>或漂動</w:t>
-      </w:r>
-      <w:proofErr w:type="gramEnd"/>
-      <w:r>
-        <w:rPr>
-          <w:rFonts w:ascii="標楷體" w:eastAsia="標楷體" w:hAnsi="標楷體" w:hint="eastAsia"/>
-          <w:sz w:val="28"/>
-          <w:szCs w:val="28"/>
-        </w:rPr>
-        <w:t>；飛舞飄揚。</w:t>
+      <w:proofErr w:type="gramStart"/>
+      <w:r>
+        <w:rPr>
+          <w:rFonts w:ascii="標楷體" w:eastAsia="標楷體" w:hAnsi="標楷體"/>
+          <w:sz w:val="28"/>
+          <w:szCs w:val="28"/>
+        </w:rPr>
+        <w:t>首輔</w:t>
+      </w:r>
+      <w:r>
+        <w:rPr>
+          <w:rFonts w:ascii="標楷體" w:eastAsia="標楷體" w:hAnsi="標楷體" w:hint="eastAsia"/>
+          <w:sz w:val="28"/>
+          <w:szCs w:val="28"/>
+        </w:rPr>
+        <w:t>：</w:t>
+      </w:r>
+      <w:proofErr w:type="gramEnd"/>
+      <w:r>
+        <w:rPr>
+          <w:rFonts w:ascii="標楷體" w:eastAsia="標楷體" w:hAnsi="標楷體"/>
+          <w:sz w:val="28"/>
+          <w:szCs w:val="28"/>
+        </w:rPr>
+        <w:t>就是明朝、清朝時期實際上的「宰相」，也就是文官集團裡權力最大、地位最高的第一人（相當於現在的行政院長或內閣總理）。</w:t>
       </w:r>
     </w:p>
     <w:p>
       <w:pPr>
-        <w:pStyle w:val="a5"/>
+        <w:pStyle w:val="a6"/>
         <w:numPr>
           <w:ilvl w:val="0"/>
-          <w:numId w:val="5"/>
+          <w:numId w:val="6"/>
         </w:numPr>
-        <w:spacing w:line="380" w:lineRule="exact"/>
-        <w:ind w:leftChars="0" w:left="482"/>
-        <w:rPr>
-          <w:rFonts w:ascii="標楷體" w:eastAsia="標楷體" w:hAnsi="標楷體"/>
-          <w:sz w:val="28"/>
-          <w:szCs w:val="28"/>
-        </w:rPr>
-      </w:pPr>
-      <w:r>
-        <w:rPr>
-          <w:rFonts w:ascii="標楷體" w:eastAsia="標楷體" w:hAnsi="標楷體" w:hint="eastAsia"/>
-          <w:sz w:val="28"/>
-          <w:szCs w:val="28"/>
-        </w:rPr>
-        <w:t>枷鎖</w:t>
-      </w:r>
-      <w:r>
-        <w:rPr>
-          <w:rFonts w:ascii="標楷體" w:eastAsia="標楷體" w:hAnsi="標楷體" w:hint="eastAsia"/>
-          <w:sz w:val="28"/>
-          <w:szCs w:val="28"/>
-        </w:rPr>
-        <w:t>（</w:t>
-      </w:r>
-      <w:proofErr w:type="gramStart"/>
-      <w:r>
-        <w:rPr>
-          <w:rFonts w:ascii="標楷體" w:eastAsia="標楷體" w:hAnsi="標楷體" w:hint="eastAsia"/>
-          <w:color w:val="FF0000"/>
-          <w:sz w:val="16"/>
-          <w:szCs w:val="16"/>
-        </w:rPr>
-        <w:t>ㄐㄧㄚ</w:t>
-      </w:r>
-      <w:proofErr w:type="gramEnd"/>
-      <w:r>
-        <w:rPr>
-          <w:rFonts w:ascii="標楷體" w:eastAsia="標楷體" w:hAnsi="標楷體" w:hint="eastAsia"/>
-          <w:color w:val="FF0000"/>
-          <w:sz w:val="16"/>
-          <w:szCs w:val="16"/>
-        </w:rPr>
-        <w:t xml:space="preserve">　</w:t>
-      </w:r>
-      <w:proofErr w:type="gramStart"/>
-      <w:r>
-        <w:rPr>
-          <w:rFonts w:ascii="標楷體" w:eastAsia="標楷體" w:hAnsi="標楷體" w:hint="eastAsia"/>
-          <w:color w:val="FF0000"/>
-          <w:sz w:val="16"/>
-          <w:szCs w:val="16"/>
-        </w:rPr>
-        <w:t>ㄙㄨㄛˇ</w:t>
-      </w:r>
-      <w:proofErr w:type="gramEnd"/>
-      <w:r>
-        <w:rPr>
-          <w:rFonts w:ascii="標楷體" w:eastAsia="標楷體" w:hAnsi="標楷體" w:hint="eastAsia"/>
-          <w:sz w:val="28"/>
-          <w:szCs w:val="28"/>
-        </w:rPr>
-        <w:t>）</w:t>
-      </w:r>
+        <w:spacing w:line="420" w:lineRule="exact"/>
+        <w:ind w:leftChars="0" w:left="284" w:hanging="284"/>
+        <w:rPr>
+          <w:rFonts w:ascii="標楷體" w:eastAsia="標楷體" w:hAnsi="標楷體" w:hint="eastAsia"/>
+          <w:sz w:val="28"/>
+          <w:szCs w:val="28"/>
+        </w:rPr>
+      </w:pPr>
+      <w:proofErr w:type="gramStart"/>
+      <w:r>
+        <w:rPr>
+          <w:rFonts w:ascii="標楷體" w:eastAsia="標楷體" w:hAnsi="標楷體" w:hint="eastAsia"/>
+          <w:sz w:val="28"/>
+          <w:szCs w:val="28"/>
+        </w:rPr>
+        <w:t>仗節死義</w:t>
+      </w:r>
+      <w:proofErr w:type="gramEnd"/>
       <w:r>
         <w:rPr>
           <w:rFonts w:ascii="標楷體" w:eastAsia="標楷體" w:hAnsi="標楷體" w:hint="eastAsia"/>
@@ -1922,879 +3901,13 @@
         </w:rPr>
         <w:t>：</w:t>
       </w:r>
-    </w:p>
-    <w:p>
-      <w:pPr>
-        <w:pStyle w:val="a5"/>
-        <w:spacing w:line="380" w:lineRule="exact"/>
-        <w:ind w:leftChars="0" w:left="482"/>
-        <w:rPr>
-          <w:rFonts w:ascii="標楷體" w:eastAsia="標楷體" w:hAnsi="標楷體"/>
-          <w:sz w:val="28"/>
-          <w:szCs w:val="28"/>
-        </w:rPr>
-      </w:pPr>
-      <w:proofErr w:type="gramStart"/>
-      <w:r>
-        <w:rPr>
-          <w:rFonts w:ascii="標楷體" w:eastAsia="標楷體" w:hAnsi="標楷體" w:hint="eastAsia"/>
-          <w:sz w:val="28"/>
-          <w:szCs w:val="28"/>
-        </w:rPr>
-        <w:t>枷</w:t>
-      </w:r>
-      <w:r>
-        <w:rPr>
-          <w:rFonts w:ascii="標楷體" w:eastAsia="標楷體" w:hAnsi="標楷體" w:hint="eastAsia"/>
-          <w:sz w:val="28"/>
-          <w:szCs w:val="28"/>
-        </w:rPr>
-        <w:t>和鎖</w:t>
-      </w:r>
-      <w:proofErr w:type="gramEnd"/>
-      <w:r>
-        <w:rPr>
-          <w:rFonts w:ascii="標楷體" w:eastAsia="標楷體" w:hAnsi="標楷體" w:hint="eastAsia"/>
-          <w:sz w:val="28"/>
-          <w:szCs w:val="28"/>
-        </w:rPr>
-        <w:t>分別</w:t>
-      </w:r>
-      <w:r>
-        <w:rPr>
-          <w:rFonts w:ascii="標楷體" w:eastAsia="標楷體" w:hAnsi="標楷體" w:hint="eastAsia"/>
-          <w:sz w:val="28"/>
-          <w:szCs w:val="28"/>
-        </w:rPr>
-        <w:t>為</w:t>
-      </w:r>
-      <w:proofErr w:type="gramStart"/>
-      <w:r>
-        <w:rPr>
-          <w:rFonts w:ascii="標楷體" w:eastAsia="標楷體" w:hAnsi="標楷體" w:hint="eastAsia"/>
-          <w:sz w:val="28"/>
-          <w:szCs w:val="28"/>
-        </w:rPr>
-        <w:t>古代套</w:t>
-      </w:r>
-      <w:proofErr w:type="gramEnd"/>
-      <w:r>
-        <w:rPr>
-          <w:rFonts w:ascii="標楷體" w:eastAsia="標楷體" w:hAnsi="標楷體" w:hint="eastAsia"/>
-          <w:sz w:val="28"/>
-          <w:szCs w:val="28"/>
-        </w:rPr>
-        <w:t>在犯人脖子上</w:t>
-      </w:r>
-      <w:r>
-        <w:rPr>
-          <w:rFonts w:ascii="標楷體" w:eastAsia="標楷體" w:hAnsi="標楷體" w:hint="eastAsia"/>
-          <w:sz w:val="28"/>
-          <w:szCs w:val="28"/>
-        </w:rPr>
-        <w:t>，以及</w:t>
-      </w:r>
-      <w:r>
-        <w:rPr>
-          <w:rFonts w:ascii="標楷體" w:eastAsia="標楷體" w:hAnsi="標楷體" w:hint="eastAsia"/>
-          <w:sz w:val="28"/>
-          <w:szCs w:val="28"/>
-        </w:rPr>
-        <w:t>拴在犯人腳踝上的刑具。</w:t>
-      </w:r>
-    </w:p>
-    <w:p>
-      <w:pPr>
-        <w:pStyle w:val="a5"/>
-        <w:spacing w:line="380" w:lineRule="exact"/>
-        <w:ind w:leftChars="0" w:left="482"/>
-        <w:rPr>
-          <w:rFonts w:ascii="標楷體" w:eastAsia="標楷體" w:hAnsi="標楷體"/>
-          <w:sz w:val="28"/>
-          <w:szCs w:val="28"/>
-        </w:rPr>
-      </w:pPr>
-      <w:r>
-        <w:rPr>
-          <w:rFonts w:ascii="標楷體" w:eastAsia="標楷體" w:hAnsi="標楷體" w:hint="eastAsia"/>
-          <w:sz w:val="28"/>
-          <w:szCs w:val="28"/>
-        </w:rPr>
-        <w:t>【例】古代用枷鎖</w:t>
-      </w:r>
-      <w:proofErr w:type="gramStart"/>
-      <w:r>
-        <w:rPr>
-          <w:rFonts w:ascii="標楷體" w:eastAsia="標楷體" w:hAnsi="標楷體" w:hint="eastAsia"/>
-          <w:sz w:val="28"/>
-          <w:szCs w:val="28"/>
-        </w:rPr>
-        <w:t>拘繫</w:t>
-      </w:r>
-      <w:proofErr w:type="gramEnd"/>
-      <w:r>
-        <w:rPr>
-          <w:rFonts w:ascii="標楷體" w:eastAsia="標楷體" w:hAnsi="標楷體" w:hint="eastAsia"/>
-          <w:sz w:val="28"/>
-          <w:szCs w:val="28"/>
-        </w:rPr>
-        <w:t>罪犯，是很不人道的作法。</w:t>
-      </w:r>
-    </w:p>
-    <w:p>
-      <w:pPr>
-        <w:pStyle w:val="a5"/>
-        <w:spacing w:line="380" w:lineRule="exact"/>
-        <w:ind w:leftChars="0" w:left="482"/>
-        <w:rPr>
-          <w:rFonts w:ascii="標楷體" w:eastAsia="標楷體" w:hAnsi="標楷體"/>
-          <w:sz w:val="28"/>
-          <w:szCs w:val="28"/>
-        </w:rPr>
-      </w:pPr>
-      <w:r>
-        <w:rPr>
-          <w:rFonts w:ascii="標楷體" w:eastAsia="標楷體" w:hAnsi="標楷體" w:hint="eastAsia"/>
-          <w:sz w:val="28"/>
-          <w:szCs w:val="28"/>
-        </w:rPr>
-        <w:t>比喻束縛、壓迫。</w:t>
-      </w:r>
-    </w:p>
-    <w:p>
-      <w:pPr>
-        <w:pStyle w:val="a5"/>
-        <w:spacing w:line="380" w:lineRule="exact"/>
-        <w:ind w:leftChars="0" w:left="482"/>
-        <w:rPr>
-          <w:rFonts w:ascii="標楷體" w:eastAsia="標楷體" w:hAnsi="標楷體"/>
-          <w:sz w:val="28"/>
-          <w:szCs w:val="28"/>
-        </w:rPr>
-      </w:pPr>
-      <w:r>
-        <w:rPr>
-          <w:rFonts w:ascii="標楷體" w:eastAsia="標楷體" w:hAnsi="標楷體" w:hint="eastAsia"/>
-          <w:sz w:val="28"/>
-          <w:szCs w:val="28"/>
-        </w:rPr>
-        <w:t>【例】過度的關心及呵護，有時反而會變成無形的枷鎖。</w:t>
-      </w:r>
-    </w:p>
-    <w:p>
-      <w:pPr>
-        <w:pStyle w:val="a5"/>
-        <w:numPr>
-          <w:ilvl w:val="0"/>
-          <w:numId w:val="5"/>
-        </w:numPr>
-        <w:spacing w:line="380" w:lineRule="exact"/>
-        <w:ind w:leftChars="0" w:left="482"/>
-        <w:rPr>
-          <w:rFonts w:ascii="標楷體" w:eastAsia="標楷體" w:hAnsi="標楷體"/>
-          <w:sz w:val="28"/>
-          <w:szCs w:val="28"/>
-        </w:rPr>
-      </w:pPr>
-      <w:r>
-        <w:rPr>
-          <w:rFonts w:ascii="標楷體" w:eastAsia="標楷體" w:hAnsi="標楷體" w:hint="eastAsia"/>
-          <w:sz w:val="28"/>
-          <w:szCs w:val="28"/>
-        </w:rPr>
-        <w:t>押解</w:t>
-      </w:r>
-      <w:r>
-        <w:rPr>
-          <w:rFonts w:ascii="標楷體" w:eastAsia="標楷體" w:hAnsi="標楷體" w:hint="eastAsia"/>
-          <w:sz w:val="28"/>
-          <w:szCs w:val="28"/>
-        </w:rPr>
-        <w:t>（</w:t>
-      </w:r>
-      <w:proofErr w:type="gramStart"/>
-      <w:r>
-        <w:rPr>
-          <w:rFonts w:ascii="標楷體" w:eastAsia="標楷體" w:hAnsi="標楷體" w:hint="eastAsia"/>
-          <w:color w:val="FF0000"/>
-          <w:sz w:val="16"/>
-          <w:szCs w:val="16"/>
-        </w:rPr>
-        <w:t>ㄐㄧㄝˋ</w:t>
-      </w:r>
-      <w:proofErr w:type="gramEnd"/>
-      <w:r>
-        <w:rPr>
-          <w:rFonts w:ascii="標楷體" w:eastAsia="標楷體" w:hAnsi="標楷體" w:hint="eastAsia"/>
-          <w:sz w:val="28"/>
-          <w:szCs w:val="28"/>
-        </w:rPr>
-        <w:t>）</w:t>
-      </w:r>
-      <w:r>
-        <w:rPr>
-          <w:rFonts w:ascii="標楷體" w:eastAsia="標楷體" w:hAnsi="標楷體" w:hint="eastAsia"/>
-          <w:sz w:val="28"/>
-          <w:szCs w:val="28"/>
-        </w:rPr>
-        <w:t>：</w:t>
-      </w:r>
-      <w:proofErr w:type="gramStart"/>
-      <w:r>
-        <w:rPr>
-          <w:rFonts w:ascii="標楷體" w:eastAsia="標楷體" w:hAnsi="標楷體" w:hint="eastAsia"/>
-          <w:sz w:val="28"/>
-          <w:szCs w:val="28"/>
-        </w:rPr>
-        <w:t>拘</w:t>
-      </w:r>
-      <w:proofErr w:type="gramEnd"/>
-      <w:r>
-        <w:rPr>
-          <w:rFonts w:ascii="標楷體" w:eastAsia="標楷體" w:hAnsi="標楷體" w:hint="eastAsia"/>
-          <w:sz w:val="28"/>
-          <w:szCs w:val="28"/>
-        </w:rPr>
-        <w:t>送、押運。【例】警方在押解人犯途中，必須嚴加戒備。</w:t>
-      </w:r>
-    </w:p>
-    <w:p>
-      <w:pPr>
-        <w:pStyle w:val="a5"/>
-        <w:numPr>
-          <w:ilvl w:val="0"/>
-          <w:numId w:val="5"/>
-        </w:numPr>
-        <w:spacing w:line="380" w:lineRule="exact"/>
-        <w:ind w:leftChars="0" w:left="482"/>
-        <w:rPr>
-          <w:rFonts w:ascii="標楷體" w:eastAsia="標楷體" w:hAnsi="標楷體"/>
-          <w:sz w:val="28"/>
-          <w:szCs w:val="28"/>
-        </w:rPr>
-      </w:pPr>
-      <w:r>
-        <w:rPr>
-          <w:rFonts w:ascii="標楷體" w:eastAsia="標楷體" w:hAnsi="標楷體" w:hint="eastAsia"/>
-          <w:sz w:val="28"/>
-          <w:szCs w:val="28"/>
-        </w:rPr>
-        <w:t>高亢：態度高傲</w:t>
-      </w:r>
-      <w:proofErr w:type="gramStart"/>
-      <w:r>
-        <w:rPr>
-          <w:rFonts w:ascii="標楷體" w:eastAsia="標楷體" w:hAnsi="標楷體" w:hint="eastAsia"/>
-          <w:sz w:val="28"/>
-          <w:szCs w:val="28"/>
-        </w:rPr>
-        <w:t>亢直或</w:t>
-      </w:r>
-      <w:proofErr w:type="gramEnd"/>
-      <w:r>
-        <w:rPr>
-          <w:rFonts w:ascii="標楷體" w:eastAsia="標楷體" w:hAnsi="標楷體" w:hint="eastAsia"/>
-          <w:sz w:val="28"/>
-          <w:szCs w:val="28"/>
-        </w:rPr>
-        <w:t>聲調、情緒高昂激動。</w:t>
-      </w:r>
-    </w:p>
-    <w:p>
-      <w:pPr>
-        <w:pStyle w:val="a5"/>
-        <w:spacing w:line="380" w:lineRule="exact"/>
-        <w:ind w:leftChars="0" w:left="482"/>
-        <w:rPr>
-          <w:rFonts w:ascii="標楷體" w:eastAsia="標楷體" w:hAnsi="標楷體"/>
-          <w:sz w:val="28"/>
-          <w:szCs w:val="28"/>
-        </w:rPr>
-      </w:pPr>
-      <w:r>
-        <w:rPr>
-          <w:rFonts w:ascii="標楷體" w:eastAsia="標楷體" w:hAnsi="標楷體" w:hint="eastAsia"/>
-          <w:sz w:val="28"/>
-          <w:szCs w:val="28"/>
-        </w:rPr>
-        <w:t>【例】歌聲高亢、情緒高亢、性格高亢</w:t>
-      </w:r>
-    </w:p>
-    <w:p>
-      <w:pPr>
-        <w:pStyle w:val="a5"/>
-        <w:numPr>
-          <w:ilvl w:val="0"/>
-          <w:numId w:val="5"/>
-        </w:numPr>
-        <w:spacing w:line="380" w:lineRule="exact"/>
-        <w:ind w:leftChars="0" w:left="482"/>
-        <w:rPr>
-          <w:rFonts w:ascii="標楷體" w:eastAsia="標楷體" w:hAnsi="標楷體"/>
-          <w:sz w:val="28"/>
-          <w:szCs w:val="28"/>
-        </w:rPr>
-      </w:pPr>
-      <w:r>
-        <w:rPr>
-          <w:rFonts w:ascii="標楷體" w:eastAsia="標楷體" w:hAnsi="標楷體" w:hint="eastAsia"/>
-          <w:sz w:val="28"/>
-          <w:szCs w:val="28"/>
-        </w:rPr>
-        <w:t>深</w:t>
-      </w:r>
-      <w:proofErr w:type="gramStart"/>
-      <w:r>
-        <w:rPr>
-          <w:rFonts w:ascii="標楷體" w:eastAsia="標楷體" w:hAnsi="標楷體" w:hint="eastAsia"/>
-          <w:sz w:val="28"/>
-          <w:szCs w:val="28"/>
-        </w:rPr>
-        <w:t>沉</w:t>
-      </w:r>
-      <w:proofErr w:type="gramEnd"/>
-      <w:r>
-        <w:rPr>
-          <w:rFonts w:ascii="標楷體" w:eastAsia="標楷體" w:hAnsi="標楷體" w:hint="eastAsia"/>
-          <w:sz w:val="28"/>
-          <w:szCs w:val="28"/>
-        </w:rPr>
-        <w:t>：</w:t>
-      </w:r>
-    </w:p>
-    <w:p>
-      <w:pPr>
-        <w:pStyle w:val="a5"/>
-        <w:spacing w:line="380" w:lineRule="exact"/>
-        <w:ind w:leftChars="0" w:left="482"/>
-        <w:rPr>
-          <w:rFonts w:ascii="標楷體" w:eastAsia="標楷體" w:hAnsi="標楷體"/>
-          <w:sz w:val="28"/>
-          <w:szCs w:val="28"/>
-        </w:rPr>
-      </w:pPr>
-      <w:r>
-        <w:rPr>
-          <w:rFonts w:ascii="標楷體" w:eastAsia="標楷體" w:hAnsi="標楷體" w:hint="eastAsia"/>
-          <w:sz w:val="28"/>
-          <w:szCs w:val="28"/>
-        </w:rPr>
-        <w:t>思想感情內斂不外露。【例】這個人很深</w:t>
-      </w:r>
-      <w:proofErr w:type="gramStart"/>
-      <w:r>
-        <w:rPr>
-          <w:rFonts w:ascii="標楷體" w:eastAsia="標楷體" w:hAnsi="標楷體" w:hint="eastAsia"/>
-          <w:sz w:val="28"/>
-          <w:szCs w:val="28"/>
-        </w:rPr>
-        <w:t>沉</w:t>
-      </w:r>
-      <w:proofErr w:type="gramEnd"/>
-      <w:r>
-        <w:rPr>
-          <w:rFonts w:ascii="標楷體" w:eastAsia="標楷體" w:hAnsi="標楷體" w:hint="eastAsia"/>
-          <w:sz w:val="28"/>
-          <w:szCs w:val="28"/>
-        </w:rPr>
-        <w:t>，教人不易捉摸、了解。</w:t>
-      </w:r>
-    </w:p>
-    <w:p>
-      <w:pPr>
-        <w:pStyle w:val="a5"/>
-        <w:spacing w:line="380" w:lineRule="exact"/>
-        <w:ind w:leftChars="0" w:left="482"/>
-        <w:rPr>
-          <w:rFonts w:ascii="標楷體" w:eastAsia="標楷體" w:hAnsi="標楷體"/>
-          <w:sz w:val="28"/>
-          <w:szCs w:val="28"/>
-        </w:rPr>
-      </w:pPr>
-      <w:r>
-        <w:rPr>
-          <w:rFonts w:ascii="標楷體" w:eastAsia="標楷體" w:hAnsi="標楷體" w:hint="eastAsia"/>
-          <w:sz w:val="28"/>
-          <w:szCs w:val="28"/>
-        </w:rPr>
-        <w:t>低沉。【例】夕陽西下，暮色深</w:t>
-      </w:r>
-      <w:proofErr w:type="gramStart"/>
-      <w:r>
-        <w:rPr>
-          <w:rFonts w:ascii="標楷體" w:eastAsia="標楷體" w:hAnsi="標楷體" w:hint="eastAsia"/>
-          <w:sz w:val="28"/>
-          <w:szCs w:val="28"/>
-        </w:rPr>
-        <w:t>沉</w:t>
-      </w:r>
-      <w:proofErr w:type="gramEnd"/>
-      <w:r>
-        <w:rPr>
-          <w:rFonts w:ascii="標楷體" w:eastAsia="標楷體" w:hAnsi="標楷體" w:hint="eastAsia"/>
-          <w:sz w:val="28"/>
-          <w:szCs w:val="28"/>
-        </w:rPr>
-        <w:t>，大家拖著疲憊的身子回家。</w:t>
-      </w:r>
-    </w:p>
-    <w:p>
-      <w:pPr>
-        <w:pStyle w:val="a5"/>
-        <w:numPr>
-          <w:ilvl w:val="0"/>
-          <w:numId w:val="5"/>
-        </w:numPr>
-        <w:spacing w:line="380" w:lineRule="exact"/>
-        <w:ind w:leftChars="0" w:left="482"/>
-        <w:rPr>
-          <w:rFonts w:ascii="標楷體" w:eastAsia="標楷體" w:hAnsi="標楷體"/>
-          <w:sz w:val="28"/>
-          <w:szCs w:val="28"/>
-        </w:rPr>
-      </w:pPr>
-      <w:r>
-        <w:rPr>
-          <w:rFonts w:ascii="標楷體" w:eastAsia="標楷體" w:hAnsi="標楷體" w:hint="eastAsia"/>
-          <w:sz w:val="28"/>
-          <w:szCs w:val="28"/>
-        </w:rPr>
-        <w:t>慷慨：</w:t>
-      </w:r>
-    </w:p>
-    <w:p>
-      <w:pPr>
-        <w:pStyle w:val="a5"/>
-        <w:spacing w:line="380" w:lineRule="exact"/>
-        <w:ind w:leftChars="0" w:left="482"/>
-        <w:rPr>
-          <w:rFonts w:ascii="標楷體" w:eastAsia="標楷體" w:hAnsi="標楷體"/>
-          <w:sz w:val="28"/>
-          <w:szCs w:val="28"/>
-        </w:rPr>
-      </w:pPr>
-      <w:r>
-        <w:rPr>
-          <w:rFonts w:ascii="標楷體" w:eastAsia="標楷體" w:hAnsi="標楷體" w:hint="eastAsia"/>
-          <w:sz w:val="28"/>
-          <w:szCs w:val="28"/>
-        </w:rPr>
-        <w:t>大方、不吝嗇。【例】王先生為人慷慨，出手大方，時常一擲千金而面不改色。</w:t>
-      </w:r>
-    </w:p>
-    <w:p>
-      <w:pPr>
-        <w:pStyle w:val="a5"/>
-        <w:spacing w:line="380" w:lineRule="exact"/>
-        <w:ind w:leftChars="0" w:left="482"/>
-        <w:rPr>
-          <w:rFonts w:ascii="標楷體" w:eastAsia="標楷體" w:hAnsi="標楷體"/>
-          <w:sz w:val="28"/>
-          <w:szCs w:val="28"/>
-        </w:rPr>
-      </w:pPr>
-      <w:r>
-        <w:rPr>
-          <w:rFonts w:ascii="標楷體" w:eastAsia="標楷體" w:hAnsi="標楷體" w:hint="eastAsia"/>
-          <w:sz w:val="28"/>
-          <w:szCs w:val="28"/>
-        </w:rPr>
-        <w:t>志氣高昂。【例】慷慨激昂、慷慨赴義</w:t>
-      </w:r>
-    </w:p>
-    <w:p>
-      <w:pPr>
-        <w:pStyle w:val="a5"/>
-        <w:numPr>
-          <w:ilvl w:val="0"/>
-          <w:numId w:val="5"/>
-        </w:numPr>
-        <w:spacing w:line="380" w:lineRule="exact"/>
-        <w:ind w:leftChars="0" w:left="482"/>
-        <w:rPr>
-          <w:rFonts w:ascii="標楷體" w:eastAsia="標楷體" w:hAnsi="標楷體"/>
-          <w:sz w:val="28"/>
-          <w:szCs w:val="28"/>
-        </w:rPr>
-      </w:pPr>
-      <w:proofErr w:type="gramStart"/>
-      <w:r>
-        <w:rPr>
-          <w:rFonts w:ascii="標楷體" w:eastAsia="標楷體" w:hAnsi="標楷體" w:hint="eastAsia"/>
-          <w:sz w:val="28"/>
-          <w:szCs w:val="28"/>
-        </w:rPr>
-        <w:t>盪</w:t>
-      </w:r>
-      <w:proofErr w:type="gramEnd"/>
-      <w:r>
-        <w:rPr>
-          <w:rFonts w:ascii="標楷體" w:eastAsia="標楷體" w:hAnsi="標楷體" w:hint="eastAsia"/>
-          <w:sz w:val="28"/>
-          <w:szCs w:val="28"/>
-        </w:rPr>
-        <w:t>氣</w:t>
-      </w:r>
-      <w:proofErr w:type="gramStart"/>
-      <w:r>
-        <w:rPr>
-          <w:rFonts w:ascii="標楷體" w:eastAsia="標楷體" w:hAnsi="標楷體" w:hint="eastAsia"/>
-          <w:sz w:val="28"/>
-          <w:szCs w:val="28"/>
-        </w:rPr>
-        <w:t>迴</w:t>
-      </w:r>
-      <w:proofErr w:type="gramEnd"/>
-      <w:r>
-        <w:rPr>
-          <w:rFonts w:ascii="標楷體" w:eastAsia="標楷體" w:hAnsi="標楷體" w:hint="eastAsia"/>
-          <w:sz w:val="28"/>
-          <w:szCs w:val="28"/>
-        </w:rPr>
-        <w:t>腸：形容音樂或文辭感人至深。</w:t>
-      </w:r>
-    </w:p>
-    <w:p>
-      <w:pPr>
-        <w:pStyle w:val="a5"/>
-        <w:spacing w:line="380" w:lineRule="exact"/>
-        <w:ind w:leftChars="0" w:left="482"/>
-        <w:rPr>
-          <w:rFonts w:ascii="標楷體" w:eastAsia="標楷體" w:hAnsi="標楷體"/>
-          <w:sz w:val="28"/>
-          <w:szCs w:val="28"/>
-        </w:rPr>
-      </w:pPr>
-      <w:r>
-        <w:rPr>
-          <w:rFonts w:ascii="標楷體" w:eastAsia="標楷體" w:hAnsi="標楷體" w:hint="eastAsia"/>
-          <w:sz w:val="28"/>
-          <w:szCs w:val="28"/>
-        </w:rPr>
-        <w:t>【例】聽她的歌聲，令人蕩氣迴腸。</w:t>
-      </w:r>
-    </w:p>
-    <w:p>
-      <w:pPr>
-        <w:pStyle w:val="a5"/>
-        <w:numPr>
-          <w:ilvl w:val="0"/>
-          <w:numId w:val="5"/>
-        </w:numPr>
-        <w:spacing w:line="380" w:lineRule="exact"/>
-        <w:ind w:leftChars="0" w:left="482"/>
-        <w:rPr>
-          <w:rFonts w:ascii="標楷體" w:eastAsia="標楷體" w:hAnsi="標楷體"/>
-          <w:sz w:val="28"/>
-          <w:szCs w:val="28"/>
-        </w:rPr>
-      </w:pPr>
-      <w:r>
-        <w:rPr>
-          <w:rFonts w:ascii="標楷體" w:eastAsia="標楷體" w:hAnsi="標楷體" w:hint="eastAsia"/>
-          <w:sz w:val="28"/>
-          <w:szCs w:val="28"/>
-        </w:rPr>
-        <w:t>蒼涼：淒涼</w:t>
-      </w:r>
-      <w:r>
-        <w:rPr>
-          <w:rFonts w:ascii="標楷體" w:eastAsia="標楷體" w:hAnsi="標楷體" w:hint="eastAsia"/>
-          <w:sz w:val="28"/>
-          <w:szCs w:val="28"/>
-        </w:rPr>
-        <w:t>。</w:t>
-      </w:r>
-    </w:p>
-    <w:p>
-      <w:pPr>
-        <w:pStyle w:val="a5"/>
-        <w:numPr>
-          <w:ilvl w:val="0"/>
-          <w:numId w:val="5"/>
-        </w:numPr>
-        <w:spacing w:line="380" w:lineRule="exact"/>
-        <w:ind w:leftChars="0" w:left="482"/>
-        <w:rPr>
-          <w:rFonts w:ascii="標楷體" w:eastAsia="標楷體" w:hAnsi="標楷體"/>
-          <w:sz w:val="28"/>
-          <w:szCs w:val="28"/>
-        </w:rPr>
-      </w:pPr>
-      <w:r>
-        <w:rPr>
-          <w:rFonts w:ascii="標楷體" w:eastAsia="標楷體" w:hAnsi="標楷體" w:hint="eastAsia"/>
-          <w:sz w:val="28"/>
-          <w:szCs w:val="28"/>
-        </w:rPr>
-        <w:t>淡泊：恬靜寡欲。【例】他對於金錢和權勢向來淡泊。</w:t>
-      </w:r>
-    </w:p>
-    <w:p>
-      <w:pPr>
-        <w:pStyle w:val="a5"/>
-        <w:numPr>
-          <w:ilvl w:val="0"/>
-          <w:numId w:val="5"/>
-        </w:numPr>
-        <w:spacing w:line="380" w:lineRule="exact"/>
-        <w:ind w:leftChars="0" w:left="482"/>
-        <w:rPr>
-          <w:rFonts w:ascii="標楷體" w:eastAsia="標楷體" w:hAnsi="標楷體"/>
-          <w:sz w:val="28"/>
-          <w:szCs w:val="28"/>
-        </w:rPr>
-      </w:pPr>
-      <w:r>
-        <w:rPr>
-          <w:rFonts w:ascii="標楷體" w:eastAsia="標楷體" w:hAnsi="標楷體" w:hint="eastAsia"/>
-          <w:sz w:val="28"/>
-          <w:szCs w:val="28"/>
-        </w:rPr>
-        <w:t>深邃</w:t>
-      </w:r>
-      <w:r>
-        <w:rPr>
-          <w:rFonts w:ascii="標楷體" w:eastAsia="標楷體" w:hAnsi="標楷體" w:hint="eastAsia"/>
-          <w:sz w:val="28"/>
-          <w:szCs w:val="28"/>
-        </w:rPr>
-        <w:t>(</w:t>
-      </w:r>
-      <w:proofErr w:type="gramStart"/>
-      <w:r>
-        <w:rPr>
-          <w:rFonts w:ascii="標楷體" w:eastAsia="標楷體" w:hAnsi="標楷體" w:hint="eastAsia"/>
-          <w:color w:val="FF0000"/>
-          <w:sz w:val="16"/>
-          <w:szCs w:val="16"/>
-        </w:rPr>
-        <w:t>ㄙㄨㄟˋ</w:t>
-      </w:r>
-      <w:proofErr w:type="gramEnd"/>
-      <w:r>
-        <w:rPr>
-          <w:rFonts w:ascii="標楷體" w:eastAsia="標楷體" w:hAnsi="標楷體" w:hint="eastAsia"/>
-          <w:sz w:val="28"/>
-          <w:szCs w:val="28"/>
-        </w:rPr>
-        <w:t>)</w:t>
-      </w:r>
-      <w:r>
-        <w:rPr>
-          <w:rFonts w:ascii="標楷體" w:eastAsia="標楷體" w:hAnsi="標楷體" w:hint="eastAsia"/>
-          <w:sz w:val="28"/>
-          <w:szCs w:val="28"/>
-        </w:rPr>
-        <w:t>：</w:t>
-      </w:r>
-    </w:p>
-    <w:p>
-      <w:pPr>
-        <w:pStyle w:val="a5"/>
-        <w:spacing w:line="380" w:lineRule="exact"/>
-        <w:ind w:leftChars="0" w:left="482"/>
-        <w:rPr>
-          <w:rFonts w:ascii="標楷體" w:eastAsia="標楷體" w:hAnsi="標楷體"/>
-          <w:sz w:val="28"/>
-          <w:szCs w:val="28"/>
-        </w:rPr>
-      </w:pPr>
-      <w:r>
-        <w:rPr>
-          <w:rFonts w:ascii="標楷體" w:eastAsia="標楷體" w:hAnsi="標楷體" w:hint="eastAsia"/>
-          <w:sz w:val="28"/>
-          <w:szCs w:val="28"/>
-        </w:rPr>
-        <w:t>幽深。【例】這裡有深邃的山谷，潺潺的溪流，彷彿是人間仙境。</w:t>
-      </w:r>
-    </w:p>
-    <w:p>
-      <w:pPr>
-        <w:pStyle w:val="a5"/>
-        <w:spacing w:line="380" w:lineRule="exact"/>
-        <w:ind w:leftChars="0" w:left="482"/>
-        <w:rPr>
-          <w:rFonts w:ascii="標楷體" w:eastAsia="標楷體" w:hAnsi="標楷體"/>
-          <w:sz w:val="28"/>
-          <w:szCs w:val="28"/>
-        </w:rPr>
-      </w:pPr>
-      <w:r>
-        <w:rPr>
-          <w:rFonts w:ascii="標楷體" w:eastAsia="標楷體" w:hAnsi="標楷體" w:hint="eastAsia"/>
-          <w:sz w:val="28"/>
-          <w:szCs w:val="28"/>
-        </w:rPr>
-        <w:t>精深。【例】哲理深邃</w:t>
-      </w:r>
-    </w:p>
-    <w:p>
-      <w:pPr>
-        <w:pStyle w:val="a5"/>
-        <w:numPr>
-          <w:ilvl w:val="0"/>
-          <w:numId w:val="5"/>
-        </w:numPr>
-        <w:spacing w:line="380" w:lineRule="exact"/>
-        <w:ind w:leftChars="0" w:left="482"/>
-        <w:rPr>
-          <w:rFonts w:ascii="標楷體" w:eastAsia="標楷體" w:hAnsi="標楷體"/>
-          <w:sz w:val="28"/>
-          <w:szCs w:val="28"/>
-        </w:rPr>
-      </w:pPr>
-      <w:proofErr w:type="gramStart"/>
-      <w:r>
-        <w:rPr>
-          <w:rFonts w:ascii="標楷體" w:eastAsia="標楷體" w:hAnsi="標楷體" w:hint="eastAsia"/>
-          <w:sz w:val="28"/>
-          <w:szCs w:val="28"/>
-        </w:rPr>
-        <w:t>沉</w:t>
-      </w:r>
-      <w:proofErr w:type="gramEnd"/>
-      <w:r>
-        <w:rPr>
-          <w:rFonts w:ascii="標楷體" w:eastAsia="標楷體" w:hAnsi="標楷體" w:hint="eastAsia"/>
-          <w:sz w:val="28"/>
-          <w:szCs w:val="28"/>
-        </w:rPr>
-        <w:t>浮：</w:t>
-      </w:r>
-    </w:p>
-    <w:p>
-      <w:pPr>
-        <w:pStyle w:val="a5"/>
-        <w:spacing w:line="380" w:lineRule="exact"/>
-        <w:ind w:leftChars="0" w:left="482"/>
-        <w:rPr>
-          <w:rFonts w:ascii="標楷體" w:eastAsia="標楷體" w:hAnsi="標楷體"/>
-          <w:sz w:val="28"/>
-          <w:szCs w:val="28"/>
-        </w:rPr>
-      </w:pPr>
-      <w:r>
-        <w:rPr>
-          <w:rFonts w:ascii="標楷體" w:eastAsia="標楷體" w:hAnsi="標楷體" w:hint="eastAsia"/>
-          <w:sz w:val="28"/>
-          <w:szCs w:val="28"/>
-        </w:rPr>
-        <w:t>在水中隨波起伏。【例】遠方的輪船</w:t>
-      </w:r>
-      <w:proofErr w:type="gramStart"/>
-      <w:r>
-        <w:rPr>
-          <w:rFonts w:ascii="標楷體" w:eastAsia="標楷體" w:hAnsi="標楷體" w:hint="eastAsia"/>
-          <w:sz w:val="28"/>
-          <w:szCs w:val="28"/>
-        </w:rPr>
-        <w:t>沉</w:t>
-      </w:r>
-      <w:proofErr w:type="gramEnd"/>
-      <w:r>
-        <w:rPr>
-          <w:rFonts w:ascii="標楷體" w:eastAsia="標楷體" w:hAnsi="標楷體" w:hint="eastAsia"/>
-          <w:sz w:val="28"/>
-          <w:szCs w:val="28"/>
-        </w:rPr>
-        <w:t>浮在波濤之間。</w:t>
-      </w:r>
-    </w:p>
-    <w:p>
-      <w:pPr>
-        <w:pStyle w:val="a5"/>
-        <w:spacing w:line="380" w:lineRule="exact"/>
-        <w:ind w:leftChars="0" w:left="482"/>
-        <w:rPr>
-          <w:rFonts w:ascii="標楷體" w:eastAsia="標楷體" w:hAnsi="標楷體"/>
-          <w:sz w:val="28"/>
-          <w:szCs w:val="28"/>
-        </w:rPr>
-      </w:pPr>
-      <w:r>
-        <w:rPr>
-          <w:rFonts w:ascii="標楷體" w:eastAsia="標楷體" w:hAnsi="標楷體" w:hint="eastAsia"/>
-          <w:sz w:val="28"/>
-          <w:szCs w:val="28"/>
-        </w:rPr>
-        <w:t>比喻人事的盛衰、變遷。【例】經過一番</w:t>
-      </w:r>
-      <w:proofErr w:type="gramStart"/>
-      <w:r>
-        <w:rPr>
-          <w:rFonts w:ascii="標楷體" w:eastAsia="標楷體" w:hAnsi="標楷體" w:hint="eastAsia"/>
-          <w:sz w:val="28"/>
-          <w:szCs w:val="28"/>
-        </w:rPr>
-        <w:t>沉</w:t>
-      </w:r>
-      <w:proofErr w:type="gramEnd"/>
-      <w:r>
-        <w:rPr>
-          <w:rFonts w:ascii="標楷體" w:eastAsia="標楷體" w:hAnsi="標楷體" w:hint="eastAsia"/>
-          <w:sz w:val="28"/>
-          <w:szCs w:val="28"/>
-        </w:rPr>
-        <w:t>浮，他終於爬上高位。</w:t>
-      </w:r>
-    </w:p>
-    <w:p>
-      <w:pPr>
-        <w:pStyle w:val="a5"/>
-        <w:numPr>
-          <w:ilvl w:val="0"/>
-          <w:numId w:val="5"/>
-        </w:numPr>
-        <w:spacing w:line="380" w:lineRule="exact"/>
-        <w:ind w:leftChars="0" w:left="482"/>
-        <w:rPr>
-          <w:rFonts w:ascii="標楷體" w:eastAsia="標楷體" w:hAnsi="標楷體"/>
-          <w:sz w:val="28"/>
-          <w:szCs w:val="28"/>
-        </w:rPr>
-      </w:pPr>
-      <w:proofErr w:type="gramStart"/>
-      <w:r>
-        <w:rPr>
-          <w:rFonts w:ascii="標楷體" w:eastAsia="標楷體" w:hAnsi="標楷體" w:hint="eastAsia"/>
-          <w:sz w:val="28"/>
-          <w:szCs w:val="28"/>
-        </w:rPr>
-        <w:t>曠</w:t>
-      </w:r>
-      <w:proofErr w:type="gramEnd"/>
-      <w:r>
-        <w:rPr>
-          <w:rFonts w:ascii="標楷體" w:eastAsia="標楷體" w:hAnsi="標楷體" w:hint="eastAsia"/>
-          <w:sz w:val="28"/>
-          <w:szCs w:val="28"/>
-        </w:rPr>
-        <w:t>達：心胸豁達。</w:t>
-      </w:r>
-    </w:p>
-    <w:p>
-      <w:pPr>
-        <w:pStyle w:val="a5"/>
-        <w:numPr>
-          <w:ilvl w:val="0"/>
-          <w:numId w:val="5"/>
-        </w:numPr>
-        <w:spacing w:line="380" w:lineRule="exact"/>
-        <w:ind w:leftChars="0" w:left="482"/>
-        <w:rPr>
-          <w:rFonts w:ascii="標楷體" w:eastAsia="標楷體" w:hAnsi="標楷體" w:hint="eastAsia"/>
-          <w:sz w:val="28"/>
-          <w:szCs w:val="28"/>
-        </w:rPr>
-      </w:pPr>
-      <w:r>
-        <w:rPr>
-          <w:rFonts w:ascii="標楷體" w:eastAsia="標楷體" w:hAnsi="標楷體" w:hint="eastAsia"/>
-          <w:sz w:val="28"/>
-          <w:szCs w:val="28"/>
-        </w:rPr>
-        <w:t>炎涼世態：世俗情態反覆無常。也作「世態炎涼」。</w:t>
+      <w:r>
+        <w:rPr>
+          <w:rFonts w:ascii="標楷體" w:eastAsia="標楷體" w:hAnsi="標楷體" w:hint="eastAsia"/>
+          <w:sz w:val="28"/>
+          <w:szCs w:val="28"/>
+        </w:rPr>
+        <w:t>堅持做人、做官的原則與操守（氣節），甚至不惜為此犧牲生命以成就正義。</w:t>
       </w:r>
     </w:p>
     <w:sectPr>
@@ -2808,7 +3921,7 @@
 </file>
 
 <file path=word/endnotes.xml><?xml version="1.0" encoding="utf-8"?>
-<w:endnotes xmlns:wpc="http://schemas.microsoft.com/office/word/2010/wordprocessingCanvas" xmlns:cx="http://schemas.microsoft.com/office/drawing/2014/chartex" xmlns:cx1="http://schemas.microsoft.com/office/drawing/2015/9/8/chartex" xmlns:cx2="http://schemas.microsoft.com/office/drawing/2015/10/21/chartex" xmlns:cx3="http://schemas.microsoft.com/office/drawing/2016/5/9/chartex" xmlns:cx4="http://schemas.microsoft.com/office/drawing/2016/5/10/chartex" xmlns:cx5="http://schemas.microsoft.com/office/drawing/2016/5/11/chartex" xmlns:cx6="http://schemas.microsoft.com/office/drawing/2016/5/12/chartex" xmlns:cx7="http://schemas.microsoft.com/office/drawing/2016/5/13/chartex" xmlns:cx8="http://schemas.microsoft.com/office/drawing/2016/5/14/chartex" xmlns:mc="http://schemas.openxmlformats.org/markup-compatibility/2006" xmlns:aink="http://schemas.microsoft.com/office/drawing/2016/ink" xmlns:am3d="http://schemas.microsoft.com/office/drawing/2017/model3d" xmlns:o="urn:schemas-microsoft-com:office:office" xmlns:oel="http://schemas.microsoft.com/office/2019/extlst" xmlns:r="http://schemas.openxmlformats.org/officeDocument/2006/relationships" xmlns:m="http://schemas.openxmlformats.org/officeDocument/2006/math" xmlns:v="urn:schemas-microsoft-com:vml" xmlns:wp14="http://schemas.microsoft.com/office/word/2010/wordprocessingDrawing" xmlns:wp="http://schemas.openxmlformats.org/drawingml/2006/wordprocessingDrawing" xmlns:w10="urn:schemas-microsoft-com:office:word" xmlns:w="http://schemas.openxmlformats.org/wordprocessingml/2006/main" xmlns:w14="http://schemas.microsoft.com/office/word/2010/wordml" xmlns:w15="http://schemas.microsoft.com/office/word/2012/wordml" xmlns:w16cex="http://schemas.microsoft.com/office/word/2018/wordml/cex" xmlns:w16cid="http://schemas.microsoft.com/office/word/2016/wordml/cid" xmlns:w16="http://schemas.microsoft.com/office/word/2018/wordml" xmlns:w16du="http://schemas.microsoft.com/office/word/2023/wordml/word16du" xmlns:w16sdtdh="http://schemas.microsoft.com/office/word/2020/wordml/sdtdatahash" xmlns:w16se="http://schemas.microsoft.com/office/word/2015/wordml/symex" xmlns:wpg="http://schemas.microsoft.com/office/word/2010/wordprocessingGroup" xmlns:wpi="http://schemas.microsoft.com/office/word/2010/wordprocessingInk" xmlns:wne="http://schemas.microsoft.com/office/word/2006/wordml" xmlns:wps="http://schemas.microsoft.com/office/word/2010/wordprocessingShape" mc:Ignorable="w14 w15 w16se w16cid w16 w16cex w16sdtdh wp14">
+<w:endnotes xmlns:wpc="http://schemas.microsoft.com/office/word/2010/wordprocessingCanvas" xmlns:cx="http://schemas.microsoft.com/office/drawing/2014/chartex" xmlns:cx1="http://schemas.microsoft.com/office/drawing/2015/9/8/chartex" xmlns:cx2="http://schemas.microsoft.com/office/drawing/2015/10/21/chartex" xmlns:cx3="http://schemas.microsoft.com/office/drawing/2016/5/9/chartex" xmlns:cx4="http://schemas.microsoft.com/office/drawing/2016/5/10/chartex" xmlns:cx5="http://schemas.microsoft.com/office/drawing/2016/5/11/chartex" xmlns:cx6="http://schemas.microsoft.com/office/drawing/2016/5/12/chartex" xmlns:cx7="http://schemas.microsoft.com/office/drawing/2016/5/13/chartex" xmlns:cx8="http://schemas.microsoft.com/office/drawing/2016/5/14/chartex" xmlns:mc="http://schemas.openxmlformats.org/markup-compatibility/2006" xmlns:aink="http://schemas.microsoft.com/office/drawing/2016/ink" xmlns:am3d="http://schemas.microsoft.com/office/drawing/2017/model3d" xmlns:o="urn:schemas-microsoft-com:office:office" xmlns:r="http://schemas.openxmlformats.org/officeDocument/2006/relationships" xmlns:m="http://schemas.openxmlformats.org/officeDocument/2006/math" xmlns:v="urn:schemas-microsoft-com:vml" xmlns:wp14="http://schemas.microsoft.com/office/word/2010/wordprocessingDrawing" xmlns:wp="http://schemas.openxmlformats.org/drawingml/2006/wordprocessingDrawing" xmlns:w10="urn:schemas-microsoft-com:office:word" xmlns:w="http://schemas.openxmlformats.org/wordprocessingml/2006/main" xmlns:w14="http://schemas.microsoft.com/office/word/2010/wordml" xmlns:w15="http://schemas.microsoft.com/office/word/2012/wordml" xmlns:w16cex="http://schemas.microsoft.com/office/word/2018/wordml/cex" xmlns:w16cid="http://schemas.microsoft.com/office/word/2016/wordml/cid" xmlns:w16="http://schemas.microsoft.com/office/word/2018/wordml" xmlns:w16sdtdh="http://schemas.microsoft.com/office/word/2020/wordml/sdtdatahash" xmlns:w16se="http://schemas.microsoft.com/office/word/2015/wordml/symex" xmlns:wpg="http://schemas.microsoft.com/office/word/2010/wordprocessingGroup" xmlns:wpi="http://schemas.microsoft.com/office/word/2010/wordprocessingInk" xmlns:wne="http://schemas.microsoft.com/office/word/2006/wordml" xmlns:wps="http://schemas.microsoft.com/office/word/2010/wordprocessingShape" mc:Ignorable="w14 w15 w16se w16cid w16 w16cex w16sdtdh wp14">
   <w:endnote w:type="separator" w:id="-1">
     <w:p>
       <w:r>
@@ -2827,7 +3940,7 @@
 </file>
 
 <file path=word/footer1.xml><?xml version="1.0" encoding="utf-8"?>
-<w:ftr xmlns:wpc="http://schemas.microsoft.com/office/word/2010/wordprocessingCanvas" xmlns:cx="http://schemas.microsoft.com/office/drawing/2014/chartex" xmlns:cx1="http://schemas.microsoft.com/office/drawing/2015/9/8/chartex" xmlns:cx2="http://schemas.microsoft.com/office/drawing/2015/10/21/chartex" xmlns:cx3="http://schemas.microsoft.com/office/drawing/2016/5/9/chartex" xmlns:cx4="http://schemas.microsoft.com/office/drawing/2016/5/10/chartex" xmlns:cx5="http://schemas.microsoft.com/office/drawing/2016/5/11/chartex" xmlns:cx6="http://schemas.microsoft.com/office/drawing/2016/5/12/chartex" xmlns:cx7="http://schemas.microsoft.com/office/drawing/2016/5/13/chartex" xmlns:cx8="http://schemas.microsoft.com/office/drawing/2016/5/14/chartex" xmlns:mc="http://schemas.openxmlformats.org/markup-compatibility/2006" xmlns:aink="http://schemas.microsoft.com/office/drawing/2016/ink" xmlns:am3d="http://schemas.microsoft.com/office/drawing/2017/model3d" xmlns:o="urn:schemas-microsoft-com:office:office" xmlns:oel="http://schemas.microsoft.com/office/2019/extlst" xmlns:r="http://schemas.openxmlformats.org/officeDocument/2006/relationships" xmlns:m="http://schemas.openxmlformats.org/officeDocument/2006/math" xmlns:v="urn:schemas-microsoft-com:vml" xmlns:wp14="http://schemas.microsoft.com/office/word/2010/wordprocessingDrawing" xmlns:wp="http://schemas.openxmlformats.org/drawingml/2006/wordprocessingDrawing" xmlns:w10="urn:schemas-microsoft-com:office:word" xmlns:w="http://schemas.openxmlformats.org/wordprocessingml/2006/main" xmlns:w14="http://schemas.microsoft.com/office/word/2010/wordml" xmlns:w15="http://schemas.microsoft.com/office/word/2012/wordml" xmlns:w16cex="http://schemas.microsoft.com/office/word/2018/wordml/cex" xmlns:w16cid="http://schemas.microsoft.com/office/word/2016/wordml/cid" xmlns:w16="http://schemas.microsoft.com/office/word/2018/wordml" xmlns:w16du="http://schemas.microsoft.com/office/word/2023/wordml/word16du" xmlns:w16sdtdh="http://schemas.microsoft.com/office/word/2020/wordml/sdtdatahash" xmlns:w16se="http://schemas.microsoft.com/office/word/2015/wordml/symex" xmlns:wpg="http://schemas.microsoft.com/office/word/2010/wordprocessingGroup" xmlns:wpi="http://schemas.microsoft.com/office/word/2010/wordprocessingInk" xmlns:wne="http://schemas.microsoft.com/office/word/2006/wordml" xmlns:wps="http://schemas.microsoft.com/office/word/2010/wordprocessingShape" mc:Ignorable="w14 w15 w16se w16cid w16 w16cex w16sdtdh wp14">
+<w:ftr xmlns:wpc="http://schemas.microsoft.com/office/word/2010/wordprocessingCanvas" xmlns:cx="http://schemas.microsoft.com/office/drawing/2014/chartex" xmlns:cx1="http://schemas.microsoft.com/office/drawing/2015/9/8/chartex" xmlns:cx2="http://schemas.microsoft.com/office/drawing/2015/10/21/chartex" xmlns:cx3="http://schemas.microsoft.com/office/drawing/2016/5/9/chartex" xmlns:cx4="http://schemas.microsoft.com/office/drawing/2016/5/10/chartex" xmlns:cx5="http://schemas.microsoft.com/office/drawing/2016/5/11/chartex" xmlns:cx6="http://schemas.microsoft.com/office/drawing/2016/5/12/chartex" xmlns:cx7="http://schemas.microsoft.com/office/drawing/2016/5/13/chartex" xmlns:cx8="http://schemas.microsoft.com/office/drawing/2016/5/14/chartex" xmlns:mc="http://schemas.openxmlformats.org/markup-compatibility/2006" xmlns:aink="http://schemas.microsoft.com/office/drawing/2016/ink" xmlns:am3d="http://schemas.microsoft.com/office/drawing/2017/model3d" xmlns:o="urn:schemas-microsoft-com:office:office" xmlns:r="http://schemas.openxmlformats.org/officeDocument/2006/relationships" xmlns:m="http://schemas.openxmlformats.org/officeDocument/2006/math" xmlns:v="urn:schemas-microsoft-com:vml" xmlns:wp14="http://schemas.microsoft.com/office/word/2010/wordprocessingDrawing" xmlns:wp="http://schemas.openxmlformats.org/drawingml/2006/wordprocessingDrawing" xmlns:w10="urn:schemas-microsoft-com:office:word" xmlns:w="http://schemas.openxmlformats.org/wordprocessingml/2006/main" xmlns:w14="http://schemas.microsoft.com/office/word/2010/wordml" xmlns:w15="http://schemas.microsoft.com/office/word/2012/wordml" xmlns:w16cex="http://schemas.microsoft.com/office/word/2018/wordml/cex" xmlns:w16cid="http://schemas.microsoft.com/office/word/2016/wordml/cid" xmlns:w16="http://schemas.microsoft.com/office/word/2018/wordml" xmlns:w16sdtdh="http://schemas.microsoft.com/office/word/2020/wordml/sdtdatahash" xmlns:w16se="http://schemas.microsoft.com/office/word/2015/wordml/symex" xmlns:wpg="http://schemas.microsoft.com/office/word/2010/wordprocessingGroup" xmlns:wpi="http://schemas.microsoft.com/office/word/2010/wordprocessingInk" xmlns:wne="http://schemas.microsoft.com/office/word/2006/wordml" xmlns:wps="http://schemas.microsoft.com/office/word/2010/wordprocessingShape" mc:Ignorable="w14 w15 w16se w16cid w16 w16cex w16sdtdh wp14">
   <w:sdt>
     <w:sdtPr>
       <w:id w:val="-1604027679"/>
@@ -2836,10 +3949,11 @@
         <w:docPartUnique/>
       </w:docPartObj>
     </w:sdtPr>
+    <w:sdtEndPr/>
     <w:sdtContent>
       <w:p>
         <w:pPr>
-          <w:pStyle w:val="a8"/>
+          <w:pStyle w:val="a9"/>
           <w:jc w:val="right"/>
         </w:pPr>
         <w:proofErr w:type="gramStart"/>
@@ -2873,14 +3987,14 @@
   </w:sdt>
   <w:p>
     <w:pPr>
-      <w:pStyle w:val="a8"/>
+      <w:pStyle w:val="a9"/>
     </w:pPr>
   </w:p>
 </w:ftr>
 </file>
 
 <file path=word/footnotes.xml><?xml version="1.0" encoding="utf-8"?>
-<w:footnotes xmlns:wpc="http://schemas.microsoft.com/office/word/2010/wordprocessingCanvas" xmlns:cx="http://schemas.microsoft.com/office/drawing/2014/chartex" xmlns:cx1="http://schemas.microsoft.com/office/drawing/2015/9/8/chartex" xmlns:cx2="http://schemas.microsoft.com/office/drawing/2015/10/21/chartex" xmlns:cx3="http://schemas.microsoft.com/office/drawing/2016/5/9/chartex" xmlns:cx4="http://schemas.microsoft.com/office/drawing/2016/5/10/chartex" xmlns:cx5="http://schemas.microsoft.com/office/drawing/2016/5/11/chartex" xmlns:cx6="http://schemas.microsoft.com/office/drawing/2016/5/12/chartex" xmlns:cx7="http://schemas.microsoft.com/office/drawing/2016/5/13/chartex" xmlns:cx8="http://schemas.microsoft.com/office/drawing/2016/5/14/chartex" xmlns:mc="http://schemas.openxmlformats.org/markup-compatibility/2006" xmlns:aink="http://schemas.microsoft.com/office/drawing/2016/ink" xmlns:am3d="http://schemas.microsoft.com/office/drawing/2017/model3d" xmlns:o="urn:schemas-microsoft-com:office:office" xmlns:oel="http://schemas.microsoft.com/office/2019/extlst" xmlns:r="http://schemas.openxmlformats.org/officeDocument/2006/relationships" xmlns:m="http://schemas.openxmlformats.org/officeDocument/2006/math" xmlns:v="urn:schemas-microsoft-com:vml" xmlns:wp14="http://schemas.microsoft.com/office/word/2010/wordprocessingDrawing" xmlns:wp="http://schemas.openxmlformats.org/drawingml/2006/wordprocessingDrawing" xmlns:w10="urn:schemas-microsoft-com:office:word" xmlns:w="http://schemas.openxmlformats.org/wordprocessingml/2006/main" xmlns:w14="http://schemas.microsoft.com/office/word/2010/wordml" xmlns:w15="http://schemas.microsoft.com/office/word/2012/wordml" xmlns:w16cex="http://schemas.microsoft.com/office/word/2018/wordml/cex" xmlns:w16cid="http://schemas.microsoft.com/office/word/2016/wordml/cid" xmlns:w16="http://schemas.microsoft.com/office/word/2018/wordml" xmlns:w16du="http://schemas.microsoft.com/office/word/2023/wordml/word16du" xmlns:w16sdtdh="http://schemas.microsoft.com/office/word/2020/wordml/sdtdatahash" xmlns:w16se="http://schemas.microsoft.com/office/word/2015/wordml/symex" xmlns:wpg="http://schemas.microsoft.com/office/word/2010/wordprocessingGroup" xmlns:wpi="http://schemas.microsoft.com/office/word/2010/wordprocessingInk" xmlns:wne="http://schemas.microsoft.com/office/word/2006/wordml" xmlns:wps="http://schemas.microsoft.com/office/word/2010/wordprocessingShape" mc:Ignorable="w14 w15 w16se w16cid w16 w16cex w16sdtdh wp14">
+<w:footnotes xmlns:wpc="http://schemas.microsoft.com/office/word/2010/wordprocessingCanvas" xmlns:cx="http://schemas.microsoft.com/office/drawing/2014/chartex" xmlns:cx1="http://schemas.microsoft.com/office/drawing/2015/9/8/chartex" xmlns:cx2="http://schemas.microsoft.com/office/drawing/2015/10/21/chartex" xmlns:cx3="http://schemas.microsoft.com/office/drawing/2016/5/9/chartex" xmlns:cx4="http://schemas.microsoft.com/office/drawing/2016/5/10/chartex" xmlns:cx5="http://schemas.microsoft.com/office/drawing/2016/5/11/chartex" xmlns:cx6="http://schemas.microsoft.com/office/drawing/2016/5/12/chartex" xmlns:cx7="http://schemas.microsoft.com/office/drawing/2016/5/13/chartex" xmlns:cx8="http://schemas.microsoft.com/office/drawing/2016/5/14/chartex" xmlns:mc="http://schemas.openxmlformats.org/markup-compatibility/2006" xmlns:aink="http://schemas.microsoft.com/office/drawing/2016/ink" xmlns:am3d="http://schemas.microsoft.com/office/drawing/2017/model3d" xmlns:o="urn:schemas-microsoft-com:office:office" xmlns:r="http://schemas.openxmlformats.org/officeDocument/2006/relationships" xmlns:m="http://schemas.openxmlformats.org/officeDocument/2006/math" xmlns:v="urn:schemas-microsoft-com:vml" xmlns:wp14="http://schemas.microsoft.com/office/word/2010/wordprocessingDrawing" xmlns:wp="http://schemas.openxmlformats.org/drawingml/2006/wordprocessingDrawing" xmlns:w10="urn:schemas-microsoft-com:office:word" xmlns:w="http://schemas.openxmlformats.org/wordprocessingml/2006/main" xmlns:w14="http://schemas.microsoft.com/office/word/2010/wordml" xmlns:w15="http://schemas.microsoft.com/office/word/2012/wordml" xmlns:w16cex="http://schemas.microsoft.com/office/word/2018/wordml/cex" xmlns:w16cid="http://schemas.microsoft.com/office/word/2016/wordml/cid" xmlns:w16="http://schemas.microsoft.com/office/word/2018/wordml" xmlns:w16sdtdh="http://schemas.microsoft.com/office/word/2020/wordml/sdtdatahash" xmlns:w16se="http://schemas.microsoft.com/office/word/2015/wordml/symex" xmlns:wpg="http://schemas.microsoft.com/office/word/2010/wordprocessingGroup" xmlns:wpi="http://schemas.microsoft.com/office/word/2010/wordprocessingInk" xmlns:wne="http://schemas.microsoft.com/office/word/2006/wordml" xmlns:wps="http://schemas.microsoft.com/office/word/2010/wordprocessingShape" mc:Ignorable="w14 w15 w16se w16cid w16 w16cex w16sdtdh wp14">
   <w:footnote w:type="separator" w:id="-1">
     <w:p>
       <w:r>
@@ -2899,8 +4013,29 @@
 </file>
 
 <file path=word/numbering.xml><?xml version="1.0" encoding="utf-8"?>
-<w:numbering xmlns:wpc="http://schemas.microsoft.com/office/word/2010/wordprocessingCanvas" xmlns:cx="http://schemas.microsoft.com/office/drawing/2014/chartex" xmlns:cx1="http://schemas.microsoft.com/office/drawing/2015/9/8/chartex" xmlns:cx2="http://schemas.microsoft.com/office/drawing/2015/10/21/chartex" xmlns:cx3="http://schemas.microsoft.com/office/drawing/2016/5/9/chartex" xmlns:cx4="http://schemas.microsoft.com/office/drawing/2016/5/10/chartex" xmlns:cx5="http://schemas.microsoft.com/office/drawing/2016/5/11/chartex" xmlns:cx6="http://schemas.microsoft.com/office/drawing/2016/5/12/chartex" xmlns:cx7="http://schemas.microsoft.com/office/drawing/2016/5/13/chartex" xmlns:cx8="http://schemas.microsoft.com/office/drawing/2016/5/14/chartex" xmlns:mc="http://schemas.openxmlformats.org/markup-compatibility/2006" xmlns:aink="http://schemas.microsoft.com/office/drawing/2016/ink" xmlns:am3d="http://schemas.microsoft.com/office/drawing/2017/model3d" xmlns:o="urn:schemas-microsoft-com:office:office" xmlns:oel="http://schemas.microsoft.com/office/2019/extlst" xmlns:r="http://schemas.openxmlformats.org/officeDocument/2006/relationships" xmlns:m="http://schemas.openxmlformats.org/officeDocument/2006/math" xmlns:v="urn:schemas-microsoft-com:vml" xmlns:wp14="http://schemas.microsoft.com/office/word/2010/wordprocessingDrawing" xmlns:wp="http://schemas.openxmlformats.org/drawingml/2006/wordprocessingDrawing" xmlns:w10="urn:schemas-microsoft-com:office:word" xmlns:w="http://schemas.openxmlformats.org/wordprocessingml/2006/main" xmlns:w14="http://schemas.microsoft.com/office/word/2010/wordml" xmlns:w15="http://schemas.microsoft.com/office/word/2012/wordml" xmlns:w16cex="http://schemas.microsoft.com/office/word/2018/wordml/cex" xmlns:w16cid="http://schemas.microsoft.com/office/word/2016/wordml/cid" xmlns:w16="http://schemas.microsoft.com/office/word/2018/wordml" xmlns:w16du="http://schemas.microsoft.com/office/word/2023/wordml/word16du" xmlns:w16sdtdh="http://schemas.microsoft.com/office/word/2020/wordml/sdtdatahash" xmlns:w16se="http://schemas.microsoft.com/office/word/2015/wordml/symex" xmlns:wpg="http://schemas.microsoft.com/office/word/2010/wordprocessingGroup" xmlns:wpi="http://schemas.microsoft.com/office/word/2010/wordprocessingInk" xmlns:wne="http://schemas.microsoft.com/office/word/2006/wordml" xmlns:wps="http://schemas.microsoft.com/office/word/2010/wordprocessingShape" mc:Ignorable="w14 w15 w16se w16cid w16 w16cex w16sdtdh wp14">
+<w:numbering xmlns:wpc="http://schemas.microsoft.com/office/word/2010/wordprocessingCanvas" xmlns:cx="http://schemas.microsoft.com/office/drawing/2014/chartex" xmlns:cx1="http://schemas.microsoft.com/office/drawing/2015/9/8/chartex" xmlns:cx2="http://schemas.microsoft.com/office/drawing/2015/10/21/chartex" xmlns:cx3="http://schemas.microsoft.com/office/drawing/2016/5/9/chartex" xmlns:cx4="http://schemas.microsoft.com/office/drawing/2016/5/10/chartex" xmlns:cx5="http://schemas.microsoft.com/office/drawing/2016/5/11/chartex" xmlns:cx6="http://schemas.microsoft.com/office/drawing/2016/5/12/chartex" xmlns:cx7="http://schemas.microsoft.com/office/drawing/2016/5/13/chartex" xmlns:cx8="http://schemas.microsoft.com/office/drawing/2016/5/14/chartex" xmlns:mc="http://schemas.openxmlformats.org/markup-compatibility/2006" xmlns:aink="http://schemas.microsoft.com/office/drawing/2016/ink" xmlns:am3d="http://schemas.microsoft.com/office/drawing/2017/model3d" xmlns:o="urn:schemas-microsoft-com:office:office" xmlns:r="http://schemas.openxmlformats.org/officeDocument/2006/relationships" xmlns:m="http://schemas.openxmlformats.org/officeDocument/2006/math" xmlns:v="urn:schemas-microsoft-com:vml" xmlns:wp14="http://schemas.microsoft.com/office/word/2010/wordprocessingDrawing" xmlns:wp="http://schemas.openxmlformats.org/drawingml/2006/wordprocessingDrawing" xmlns:w10="urn:schemas-microsoft-com:office:word" xmlns:w="http://schemas.openxmlformats.org/wordprocessingml/2006/main" xmlns:w14="http://schemas.microsoft.com/office/word/2010/wordml" xmlns:w15="http://schemas.microsoft.com/office/word/2012/wordml" xmlns:w16cex="http://schemas.microsoft.com/office/word/2018/wordml/cex" xmlns:w16cid="http://schemas.microsoft.com/office/word/2016/wordml/cid" xmlns:w16="http://schemas.microsoft.com/office/word/2018/wordml" xmlns:w16sdtdh="http://schemas.microsoft.com/office/word/2020/wordml/sdtdatahash" xmlns:w16se="http://schemas.microsoft.com/office/word/2015/wordml/symex" xmlns:wpg="http://schemas.microsoft.com/office/word/2010/wordprocessingGroup" xmlns:wpi="http://schemas.microsoft.com/office/word/2010/wordprocessingInk" xmlns:wne="http://schemas.microsoft.com/office/word/2006/wordml" xmlns:wps="http://schemas.microsoft.com/office/word/2010/wordprocessingShape" mc:Ignorable="w14 w15 w16se w16cid w16 w16cex w16sdtdh wp14">
   <w:abstractNum w:abstractNumId="0" w15:restartNumberingAfterBreak="0">
+    <w:nsid w:val="FFFFFF89"/>
+    <w:multiLevelType w:val="singleLevel"/>
+    <w:tmpl w:val="653C07E6"/>
+    <w:lvl w:ilvl="0">
+      <w:start w:val="1"/>
+      <w:numFmt w:val="bullet"/>
+      <w:pStyle w:val="a"/>
+      <w:lvlText w:val=""/>
+      <w:lvlJc w:val="left"/>
+      <w:pPr>
+        <w:tabs>
+          <w:tab w:val="num" w:pos="361"/>
+        </w:tabs>
+        <w:ind w:leftChars="200" w:left="361" w:hangingChars="200" w:hanging="360"/>
+      </w:pPr>
+      <w:rPr>
+        <w:rFonts w:ascii="Wingdings" w:hAnsi="Wingdings" w:hint="default"/>
+      </w:rPr>
+    </w:lvl>
+  </w:abstractNum>
+  <w:abstractNum w:abstractNumId="1" w15:restartNumberingAfterBreak="0">
     <w:nsid w:val="11105696"/>
     <w:multiLevelType w:val="hybridMultilevel"/>
     <w:tmpl w:val="F76204D8"/>
@@ -2986,10 +4121,10 @@
       </w:pPr>
     </w:lvl>
   </w:abstractNum>
-  <w:abstractNum w:abstractNumId="1" w15:restartNumberingAfterBreak="0">
+  <w:abstractNum w:abstractNumId="2" w15:restartNumberingAfterBreak="0">
     <w:nsid w:val="12DB1471"/>
     <w:multiLevelType w:val="hybridMultilevel"/>
-    <w:tmpl w:val="9FF63468"/>
+    <w:tmpl w:val="F9D2A6DE"/>
     <w:lvl w:ilvl="0" w:tplc="0409000F">
       <w:start w:val="1"/>
       <w:numFmt w:val="decimal"/>
@@ -3075,7 +4210,7 @@
       </w:pPr>
     </w:lvl>
   </w:abstractNum>
-  <w:abstractNum w:abstractNumId="2" w15:restartNumberingAfterBreak="0">
+  <w:abstractNum w:abstractNumId="3" w15:restartNumberingAfterBreak="0">
     <w:nsid w:val="3411316F"/>
     <w:multiLevelType w:val="hybridMultilevel"/>
     <w:tmpl w:val="D7EE5F84"/>
@@ -3164,17 +4299,17 @@
       </w:pPr>
     </w:lvl>
   </w:abstractNum>
-  <w:abstractNum w:abstractNumId="3" w15:restartNumberingAfterBreak="0">
-    <w:nsid w:val="627B4F9B"/>
+  <w:abstractNum w:abstractNumId="4" w15:restartNumberingAfterBreak="0">
+    <w:nsid w:val="3F8808A0"/>
     <w:multiLevelType w:val="hybridMultilevel"/>
-    <w:tmpl w:val="996A105C"/>
-    <w:lvl w:ilvl="0" w:tplc="F8D2510E">
+    <w:tmpl w:val="F9D2A6DE"/>
+    <w:lvl w:ilvl="0" w:tplc="0409000F">
       <w:start w:val="1"/>
       <w:numFmt w:val="decimal"/>
       <w:lvlText w:val="%1."/>
       <w:lvlJc w:val="left"/>
       <w:pPr>
-        <w:ind w:left="360" w:hanging="360"/>
+        <w:ind w:left="480" w:hanging="480"/>
       </w:pPr>
       <w:rPr>
         <w:rFonts w:hint="default"/>
@@ -3253,7 +4388,96 @@
       </w:pPr>
     </w:lvl>
   </w:abstractNum>
-  <w:abstractNum w:abstractNumId="4" w15:restartNumberingAfterBreak="0">
+  <w:abstractNum w:abstractNumId="5" w15:restartNumberingAfterBreak="0">
+    <w:nsid w:val="627B4F9B"/>
+    <w:multiLevelType w:val="hybridMultilevel"/>
+    <w:tmpl w:val="996A105C"/>
+    <w:lvl w:ilvl="0" w:tplc="F8D2510E">
+      <w:start w:val="1"/>
+      <w:numFmt w:val="decimal"/>
+      <w:lvlText w:val="%1."/>
+      <w:lvlJc w:val="left"/>
+      <w:pPr>
+        <w:ind w:left="360" w:hanging="360"/>
+      </w:pPr>
+      <w:rPr>
+        <w:rFonts w:hint="default"/>
+      </w:rPr>
+    </w:lvl>
+    <w:lvl w:ilvl="1" w:tplc="04090019" w:tentative="1">
+      <w:start w:val="1"/>
+      <w:numFmt w:val="ideographTraditional"/>
+      <w:lvlText w:val="%2、"/>
+      <w:lvlJc w:val="left"/>
+      <w:pPr>
+        <w:ind w:left="960" w:hanging="480"/>
+      </w:pPr>
+    </w:lvl>
+    <w:lvl w:ilvl="2" w:tplc="0409001B" w:tentative="1">
+      <w:start w:val="1"/>
+      <w:numFmt w:val="lowerRoman"/>
+      <w:lvlText w:val="%3."/>
+      <w:lvlJc w:val="right"/>
+      <w:pPr>
+        <w:ind w:left="1440" w:hanging="480"/>
+      </w:pPr>
+    </w:lvl>
+    <w:lvl w:ilvl="3" w:tplc="0409000F" w:tentative="1">
+      <w:start w:val="1"/>
+      <w:numFmt w:val="decimal"/>
+      <w:lvlText w:val="%4."/>
+      <w:lvlJc w:val="left"/>
+      <w:pPr>
+        <w:ind w:left="1920" w:hanging="480"/>
+      </w:pPr>
+    </w:lvl>
+    <w:lvl w:ilvl="4" w:tplc="04090019" w:tentative="1">
+      <w:start w:val="1"/>
+      <w:numFmt w:val="ideographTraditional"/>
+      <w:lvlText w:val="%5、"/>
+      <w:lvlJc w:val="left"/>
+      <w:pPr>
+        <w:ind w:left="2400" w:hanging="480"/>
+      </w:pPr>
+    </w:lvl>
+    <w:lvl w:ilvl="5" w:tplc="0409001B" w:tentative="1">
+      <w:start w:val="1"/>
+      <w:numFmt w:val="lowerRoman"/>
+      <w:lvlText w:val="%6."/>
+      <w:lvlJc w:val="right"/>
+      <w:pPr>
+        <w:ind w:left="2880" w:hanging="480"/>
+      </w:pPr>
+    </w:lvl>
+    <w:lvl w:ilvl="6" w:tplc="0409000F" w:tentative="1">
+      <w:start w:val="1"/>
+      <w:numFmt w:val="decimal"/>
+      <w:lvlText w:val="%7."/>
+      <w:lvlJc w:val="left"/>
+      <w:pPr>
+        <w:ind w:left="3360" w:hanging="480"/>
+      </w:pPr>
+    </w:lvl>
+    <w:lvl w:ilvl="7" w:tplc="04090019" w:tentative="1">
+      <w:start w:val="1"/>
+      <w:numFmt w:val="ideographTraditional"/>
+      <w:lvlText w:val="%8、"/>
+      <w:lvlJc w:val="left"/>
+      <w:pPr>
+        <w:ind w:left="3840" w:hanging="480"/>
+      </w:pPr>
+    </w:lvl>
+    <w:lvl w:ilvl="8" w:tplc="0409001B" w:tentative="1">
+      <w:start w:val="1"/>
+      <w:numFmt w:val="lowerRoman"/>
+      <w:lvlText w:val="%9."/>
+      <w:lvlJc w:val="right"/>
+      <w:pPr>
+        <w:ind w:left="4320" w:hanging="480"/>
+      </w:pPr>
+    </w:lvl>
+  </w:abstractNum>
+  <w:abstractNum w:abstractNumId="6" w15:restartNumberingAfterBreak="0">
     <w:nsid w:val="7FE718E4"/>
     <w:multiLevelType w:val="hybridMultilevel"/>
     <w:tmpl w:val="376A3BB8"/>
@@ -3339,20 +4563,26 @@
       </w:pPr>
     </w:lvl>
   </w:abstractNum>
-  <w:num w:numId="1" w16cid:durableId="1748309629">
+  <w:num w:numId="1">
+    <w:abstractNumId w:val="6"/>
+  </w:num>
+  <w:num w:numId="2">
+    <w:abstractNumId w:val="5"/>
+  </w:num>
+  <w:num w:numId="3">
+    <w:abstractNumId w:val="3"/>
+  </w:num>
+  <w:num w:numId="4">
+    <w:abstractNumId w:val="1"/>
+  </w:num>
+  <w:num w:numId="5">
+    <w:abstractNumId w:val="2"/>
+  </w:num>
+  <w:num w:numId="6">
     <w:abstractNumId w:val="4"/>
   </w:num>
-  <w:num w:numId="2" w16cid:durableId="495656439">
-    <w:abstractNumId w:val="3"/>
-  </w:num>
-  <w:num w:numId="3" w16cid:durableId="843325118">
-    <w:abstractNumId w:val="2"/>
-  </w:num>
-  <w:num w:numId="4" w16cid:durableId="345256958">
+  <w:num w:numId="7">
     <w:abstractNumId w:val="0"/>
-  </w:num>
-  <w:num w:numId="5" w16cid:durableId="639572955">
-    <w:abstractNumId w:val="1"/>
   </w:num>
 </w:numbering>
 </file>
@@ -3477,6 +4707,7 @@
     <w:lsdException w:name="HTML Sample" w:semiHidden="1" w:unhideWhenUsed="1"/>
     <w:lsdException w:name="HTML Typewriter" w:semiHidden="1" w:unhideWhenUsed="1"/>
     <w:lsdException w:name="HTML Variable" w:semiHidden="1" w:unhideWhenUsed="1"/>
+    <w:lsdException w:name="Normal Table" w:semiHidden="1" w:unhideWhenUsed="1"/>
     <w:lsdException w:name="annotation subject" w:semiHidden="1" w:unhideWhenUsed="1"/>
     <w:lsdException w:name="No List" w:semiHidden="1" w:unhideWhenUsed="1"/>
     <w:lsdException w:name="Outline List 1" w:semiHidden="1" w:unhideWhenUsed="1"/>
@@ -3523,8 +4754,10 @@
     <w:lsdException w:name="Table Subtle 2" w:semiHidden="1" w:unhideWhenUsed="1"/>
     <w:lsdException w:name="Table Web 1" w:semiHidden="1" w:unhideWhenUsed="1"/>
     <w:lsdException w:name="Table Web 2" w:semiHidden="1" w:unhideWhenUsed="1"/>
+    <w:lsdException w:name="Table Web 3" w:semiHidden="1" w:unhideWhenUsed="1"/>
     <w:lsdException w:name="Balloon Text" w:semiHidden="1" w:unhideWhenUsed="1"/>
     <w:lsdException w:name="Table Grid" w:uiPriority="39"/>
+    <w:lsdException w:name="Table Theme" w:semiHidden="1" w:unhideWhenUsed="1"/>
     <w:lsdException w:name="Placeholder Text" w:semiHidden="1"/>
     <w:lsdException w:name="No Spacing" w:uiPriority="1" w:qFormat="1"/>
     <w:lsdException w:name="Light Shading" w:uiPriority="60"/>
@@ -3746,7 +4979,7 @@
     <w:lsdException w:name="Unresolved Mention" w:semiHidden="1" w:unhideWhenUsed="1"/>
     <w:lsdException w:name="Smart Link" w:semiHidden="1" w:unhideWhenUsed="1"/>
   </w:latentStyles>
-  <w:style w:type="paragraph" w:default="1" w:styleId="a">
+  <w:style w:type="paragraph" w:default="1" w:styleId="a0">
     <w:name w:val="Normal"/>
     <w:qFormat/>
     <w:pPr>
@@ -3755,8 +4988,8 @@
   </w:style>
   <w:style w:type="paragraph" w:styleId="2">
     <w:name w:val="heading 2"/>
-    <w:basedOn w:val="a"/>
-    <w:next w:val="a"/>
+    <w:basedOn w:val="a0"/>
+    <w:next w:val="a0"/>
     <w:link w:val="20"/>
     <w:uiPriority w:val="9"/>
     <w:unhideWhenUsed/>
@@ -3775,13 +5008,13 @@
       <w:szCs w:val="48"/>
     </w:rPr>
   </w:style>
-  <w:style w:type="character" w:default="1" w:styleId="a0">
+  <w:style w:type="character" w:default="1" w:styleId="a1">
     <w:name w:val="Default Paragraph Font"/>
     <w:uiPriority w:val="1"/>
     <w:semiHidden/>
     <w:unhideWhenUsed/>
   </w:style>
-  <w:style w:type="table" w:default="1" w:styleId="a1">
+  <w:style w:type="table" w:default="1" w:styleId="a2">
     <w:name w:val="Normal Table"/>
     <w:uiPriority w:val="99"/>
     <w:semiHidden/>
@@ -3796,7 +5029,7 @@
       </w:tblCellMar>
     </w:tblPr>
   </w:style>
-  <w:style w:type="numbering" w:default="1" w:styleId="a2">
+  <w:style w:type="numbering" w:default="1" w:styleId="a3">
     <w:name w:val="No List"/>
     <w:uiPriority w:val="99"/>
     <w:semiHidden/>
@@ -3818,9 +5051,9 @@
       <w:szCs w:val="24"/>
     </w:rPr>
   </w:style>
-  <w:style w:type="character" w:styleId="a3">
+  <w:style w:type="character" w:styleId="a4">
     <w:name w:val="Hyperlink"/>
-    <w:basedOn w:val="a0"/>
+    <w:basedOn w:val="a1"/>
     <w:uiPriority w:val="99"/>
     <w:unhideWhenUsed/>
     <w:rsid w:val="00F13BCF"/>
@@ -3829,9 +5062,9 @@
       <w:u w:val="single"/>
     </w:rPr>
   </w:style>
-  <w:style w:type="character" w:styleId="a4">
+  <w:style w:type="character" w:styleId="a5">
     <w:name w:val="Unresolved Mention"/>
-    <w:basedOn w:val="a0"/>
+    <w:basedOn w:val="a1"/>
     <w:uiPriority w:val="99"/>
     <w:semiHidden/>
     <w:unhideWhenUsed/>
@@ -3841,9 +5074,9 @@
       <w:shd w:val="clear" w:color="auto" w:fill="E1DFDD"/>
     </w:rPr>
   </w:style>
-  <w:style w:type="paragraph" w:styleId="a5">
+  <w:style w:type="paragraph" w:styleId="a6">
     <w:name w:val="List Paragraph"/>
-    <w:basedOn w:val="a"/>
+    <w:basedOn w:val="a0"/>
     <w:uiPriority w:val="34"/>
     <w:qFormat/>
     <w:rsid w:val="005B0301"/>
@@ -3853,7 +5086,7 @@
   </w:style>
   <w:style w:type="character" w:customStyle="1" w:styleId="20">
     <w:name w:val="標題 2 字元"/>
-    <w:basedOn w:val="a0"/>
+    <w:basedOn w:val="a1"/>
     <w:link w:val="2"/>
     <w:uiPriority w:val="9"/>
     <w:rsid w:val="005B0301"/>
@@ -3865,10 +5098,10 @@
       <w:szCs w:val="48"/>
     </w:rPr>
   </w:style>
-  <w:style w:type="paragraph" w:styleId="a6">
+  <w:style w:type="paragraph" w:styleId="a7">
     <w:name w:val="header"/>
-    <w:basedOn w:val="a"/>
-    <w:link w:val="a7"/>
+    <w:basedOn w:val="a0"/>
+    <w:link w:val="a8"/>
     <w:uiPriority w:val="99"/>
     <w:unhideWhenUsed/>
     <w:rsid w:val="00F371CD"/>
@@ -3884,10 +5117,10 @@
       <w:szCs w:val="20"/>
     </w:rPr>
   </w:style>
-  <w:style w:type="character" w:customStyle="1" w:styleId="a7">
+  <w:style w:type="character" w:customStyle="1" w:styleId="a8">
     <w:name w:val="頁首 字元"/>
-    <w:basedOn w:val="a0"/>
-    <w:link w:val="a6"/>
+    <w:basedOn w:val="a1"/>
+    <w:link w:val="a7"/>
     <w:uiPriority w:val="99"/>
     <w:rsid w:val="00F371CD"/>
     <w:rPr>
@@ -3895,10 +5128,10 @@
       <w:szCs w:val="20"/>
     </w:rPr>
   </w:style>
-  <w:style w:type="paragraph" w:styleId="a8">
+  <w:style w:type="paragraph" w:styleId="a9">
     <w:name w:val="footer"/>
-    <w:basedOn w:val="a"/>
-    <w:link w:val="a9"/>
+    <w:basedOn w:val="a0"/>
+    <w:link w:val="aa"/>
     <w:uiPriority w:val="99"/>
     <w:unhideWhenUsed/>
     <w:rsid w:val="00F371CD"/>
@@ -3914,16 +5147,102 @@
       <w:szCs w:val="20"/>
     </w:rPr>
   </w:style>
-  <w:style w:type="character" w:customStyle="1" w:styleId="a9">
+  <w:style w:type="character" w:customStyle="1" w:styleId="aa">
     <w:name w:val="頁尾 字元"/>
-    <w:basedOn w:val="a0"/>
-    <w:link w:val="a8"/>
+    <w:basedOn w:val="a1"/>
+    <w:link w:val="a9"/>
     <w:uiPriority w:val="99"/>
     <w:rsid w:val="00F371CD"/>
     <w:rPr>
       <w:sz w:val="20"/>
       <w:szCs w:val="20"/>
     </w:rPr>
+  </w:style>
+  <w:style w:type="paragraph" w:styleId="ab">
+    <w:name w:val="Note Heading"/>
+    <w:basedOn w:val="a0"/>
+    <w:next w:val="a0"/>
+    <w:link w:val="ac"/>
+    <w:uiPriority w:val="99"/>
+    <w:unhideWhenUsed/>
+    <w:rsid w:val="00B941FB"/>
+    <w:pPr>
+      <w:jc w:val="center"/>
+    </w:pPr>
+    <w:rPr>
+      <w:rFonts w:ascii="標楷體" w:eastAsia="標楷體" w:hAnsi="標楷體"/>
+      <w:sz w:val="28"/>
+      <w:szCs w:val="28"/>
+    </w:rPr>
+  </w:style>
+  <w:style w:type="character" w:customStyle="1" w:styleId="ac">
+    <w:name w:val="註釋標題 字元"/>
+    <w:basedOn w:val="a1"/>
+    <w:link w:val="ab"/>
+    <w:uiPriority w:val="99"/>
+    <w:rsid w:val="00B941FB"/>
+    <w:rPr>
+      <w:rFonts w:ascii="標楷體" w:eastAsia="標楷體" w:hAnsi="標楷體"/>
+      <w:sz w:val="28"/>
+      <w:szCs w:val="28"/>
+    </w:rPr>
+  </w:style>
+  <w:style w:type="paragraph" w:styleId="ad">
+    <w:name w:val="Closing"/>
+    <w:basedOn w:val="a0"/>
+    <w:link w:val="ae"/>
+    <w:uiPriority w:val="99"/>
+    <w:unhideWhenUsed/>
+    <w:rsid w:val="00B941FB"/>
+    <w:pPr>
+      <w:ind w:leftChars="1800" w:left="100"/>
+    </w:pPr>
+    <w:rPr>
+      <w:rFonts w:ascii="標楷體" w:eastAsia="標楷體" w:hAnsi="標楷體"/>
+      <w:sz w:val="28"/>
+      <w:szCs w:val="28"/>
+    </w:rPr>
+  </w:style>
+  <w:style w:type="character" w:customStyle="1" w:styleId="ae">
+    <w:name w:val="結語 字元"/>
+    <w:basedOn w:val="a1"/>
+    <w:link w:val="ad"/>
+    <w:uiPriority w:val="99"/>
+    <w:rsid w:val="00B941FB"/>
+    <w:rPr>
+      <w:rFonts w:ascii="標楷體" w:eastAsia="標楷體" w:hAnsi="標楷體"/>
+      <w:sz w:val="28"/>
+      <w:szCs w:val="28"/>
+    </w:rPr>
+  </w:style>
+  <w:style w:type="table" w:styleId="af">
+    <w:name w:val="Table Grid"/>
+    <w:basedOn w:val="a2"/>
+    <w:uiPriority w:val="39"/>
+    <w:rsid w:val="00B941FB"/>
+    <w:tblPr>
+      <w:tblBorders>
+        <w:top w:val="single" w:sz="4" w:space="0" w:color="auto"/>
+        <w:left w:val="single" w:sz="4" w:space="0" w:color="auto"/>
+        <w:bottom w:val="single" w:sz="4" w:space="0" w:color="auto"/>
+        <w:right w:val="single" w:sz="4" w:space="0" w:color="auto"/>
+        <w:insideH w:val="single" w:sz="4" w:space="0" w:color="auto"/>
+        <w:insideV w:val="single" w:sz="4" w:space="0" w:color="auto"/>
+      </w:tblBorders>
+    </w:tblPr>
+  </w:style>
+  <w:style w:type="paragraph" w:styleId="a">
+    <w:name w:val="List Bullet"/>
+    <w:basedOn w:val="a0"/>
+    <w:uiPriority w:val="99"/>
+    <w:unhideWhenUsed/>
+    <w:rsid w:val="000A278E"/>
+    <w:pPr>
+      <w:numPr>
+        <w:numId w:val="7"/>
+      </w:numPr>
+      <w:contextualSpacing/>
+    </w:pPr>
   </w:style>
 </w:styles>
 </file>
